--- a/courts/fourth-circuit/north-carolina/state/court-of-appeals/answering-brief/usage/OUTPUT-answering-brief.docx
+++ b/courts/fourth-circuit/north-carolina/state/court-of-appeals/answering-brief/usage/OUTPUT-answering-brief.docx
@@ -1979,7 +1979,7 @@
         <w:tab/>
       </w:r>
       <w:r>
-        <w:t xml:space="preserve">50</w:t>
+        <w:t xml:space="preserve">51</w:t>
       </w:r>
     </w:p>
     <w:p>
@@ -2167,7 +2167,7 @@
         <w:tab/>
       </w:r>
       <w:r>
-        <w:t xml:space="preserve">54</w:t>
+        <w:t xml:space="preserve">55</w:t>
       </w:r>
     </w:p>
     <w:p>
@@ -2285,7 +2285,7 @@
         <w:tab/>
       </w:r>
       <w:r>
-        <w:t xml:space="preserve">55</w:t>
+        <w:t xml:space="preserve">56</w:t>
       </w:r>
     </w:p>
     <w:p>
@@ -2331,7 +2331,7 @@
         <w:tab/>
       </w:r>
       <w:r>
-        <w:t xml:space="preserve">57</w:t>
+        <w:t xml:space="preserve">58</w:t>
       </w:r>
     </w:p>
     <w:p>
@@ -3682,7 +3682,7 @@
         <w:tab/>
       </w:r>
       <w:r>
-        <w:t xml:space="preserve">13, 14, 57, 58, 59</w:t>
+        <w:t xml:space="preserve">13, 14, 58, 59</w:t>
       </w:r>
     </w:p>
     <w:p>
@@ -4685,7 +4685,7 @@
         <w:tab/>
       </w:r>
       <w:r>
-        <w:t xml:space="preserve">53</w:t>
+        <w:t xml:space="preserve">54</w:t>
       </w:r>
     </w:p>
     <w:p>
@@ -5633,7 +5633,7 @@
         <w:tab/>
       </w:r>
       <w:r>
-        <w:t xml:space="preserve">51</w:t>
+        <w:t xml:space="preserve">52</w:t>
       </w:r>
     </w:p>
     <w:p>
@@ -6101,7 +6101,7 @@
         <w:tab/>
       </w:r>
       <w:r>
-        <w:t xml:space="preserve">26, 46, 47, 49, 50</w:t>
+        <w:t xml:space="preserve">26, 46, 48, 50</w:t>
       </w:r>
     </w:p>
     <w:p>
@@ -6579,7 +6579,7 @@
         <w:tab/>
       </w:r>
       <w:r>
-        <w:t xml:space="preserve">7, 8, 36, 37, 51, 54, 55, 56</w:t>
+        <w:t xml:space="preserve">7, 8, 36, 37, 51, 55, 56, 57</w:t>
       </w:r>
     </w:p>
     <w:p>
@@ -6675,7 +6675,7 @@
         <w:tab/>
       </w:r>
       <w:r>
-        <w:t xml:space="preserve">45, 47, 48, 49</w:t>
+        <w:t xml:space="preserve">45, 47, 49</w:t>
       </w:r>
     </w:p>
     <w:p>
@@ -6945,7 +6945,7 @@
         <w:tab/>
       </w:r>
       <w:r>
-        <w:t xml:space="preserve">30, 43, 51, 54</w:t>
+        <w:t xml:space="preserve">30, 43, 52, 54</w:t>
       </w:r>
     </w:p>
     <w:p>
@@ -23667,7 +23667,7 @@
         <w:noBreakHyphen/>
       </w:r>
       <w:r>
-        <w:t xml:space="preserve">4, N.C. State Bd. of Elections (showing that total votes that Petitioner challenges necessarily includes votes cast by military voters), https://tinyurl.com/4jyz2fh8 (last visited Feb. 26, 2025).</w:t>
+        <w:t xml:space="preserve">4, N.C. State Bd. of Elections (showing that total votes that Petitioner challenges necessarily includes votes cast by military voters), https://​​tinyurl.​com/​​4jyz2fh8 (last visited Feb. 26, 2025).</w:t>
       </w:r>
     </w:p>
   </w:footnote>
@@ -23686,7 +23686,7 @@
         <w:t xml:space="preserve"> </w:t>
       </w:r>
       <w:r>
-        <w:t xml:space="preserve">See Letter from David Beirne, Director, Fed. Voting Assistance Program, to Edgardo Cortes, Comm’r, Va. Dep’t of Election (Feb. 6, 2017), https://tinyurl.com/2me8w77n (last visited Feb. 27, 2025).</w:t>
+        <w:t xml:space="preserve">See Letter from David Beirne, Director, Fed. Voting Assistance Program, to Edgardo Cortes, Comm’r, Va. Dep’t of Election (Feb. 6, 2017), https://​​tinyurl.​com/​​2me8w77n (last visited Feb. 27, 2025).</w:t>
       </w:r>
     </w:p>
   </w:footnote>
@@ -23705,7 +23705,7 @@
         <w:t xml:space="preserve"> </w:t>
       </w:r>
       <w:r>
-        <w:t xml:space="preserve">See Unif. Mil. &amp; Overseas Voter Act, at 2 (Nat’l Conf. of Comm’rs on Unif. State Laws 2010), https://tinyurl.com/4jnwh54k (last visited Feb. 27, 2025).</w:t>
+        <w:t xml:space="preserve">See Unif. Mil. &amp; Overseas Voter Act, at 2 (Nat’l Conf. of Comm’rs on Unif. State Laws 2010), https://​​tinyurl.​com/​​4jnwh54k (last visited Feb. 27, 2025).</w:t>
       </w:r>
     </w:p>
   </w:footnote>
@@ -24621,6 +24621,7 @@
     <w:unhideWhenUsed/>
     <w:qFormat/>
     <w:pPr>
+      <w:keepLines/>
       <w:spacing w:before="0" w:after="140" w:line="276" w:lineRule="exact"/>
     </w:pPr>
     <w:rPr>

--- a/courts/fourth-circuit/north-carolina/state/court-of-appeals/answering-brief/usage/OUTPUT-answering-brief.docx
+++ b/courts/fourth-circuit/north-carolina/state/court-of-appeals/answering-brief/usage/OUTPUT-answering-brief.docx
@@ -627,7 +627,7 @@
         <w:tab/>
       </w:r>
       <w:r>
-        <w:t xml:space="preserve">5</w:t>
+        <w:t xml:space="preserve">1</w:t>
       </w:r>
     </w:p>
     <w:p>
@@ -667,7 +667,7 @@
         <w:tab/>
       </w:r>
       <w:r>
-        <w:t xml:space="preserve">6</w:t>
+        <w:t xml:space="preserve">2</w:t>
       </w:r>
     </w:p>
     <w:p>
@@ -725,7 +725,7 @@
         <w:tab/>
       </w:r>
       <w:r>
-        <w:t xml:space="preserve">6</w:t>
+        <w:t xml:space="preserve">2</w:t>
       </w:r>
     </w:p>
     <w:p>
@@ -801,7 +801,7 @@
         <w:tab/>
       </w:r>
       <w:r>
-        <w:t xml:space="preserve">7</w:t>
+        <w:t xml:space="preserve">3</w:t>
       </w:r>
     </w:p>
     <w:p>
@@ -853,7 +853,7 @@
         <w:tab/>
       </w:r>
       <w:r>
-        <w:t xml:space="preserve">9</w:t>
+        <w:t xml:space="preserve">5</w:t>
       </w:r>
     </w:p>
     <w:p>
@@ -929,7 +929,7 @@
         <w:tab/>
       </w:r>
       <w:r>
-        <w:t xml:space="preserve">11</w:t>
+        <w:t xml:space="preserve">7</w:t>
       </w:r>
     </w:p>
     <w:p>
@@ -969,7 +969,7 @@
         <w:tab/>
       </w:r>
       <w:r>
-        <w:t xml:space="preserve">14</w:t>
+        <w:t xml:space="preserve">10</w:t>
       </w:r>
     </w:p>
     <w:p>
@@ -991,7 +991,7 @@
         <w:tab/>
       </w:r>
       <w:r>
-        <w:t xml:space="preserve">18</w:t>
+        <w:t xml:space="preserve">14</w:t>
       </w:r>
     </w:p>
     <w:p>
@@ -1025,7 +1025,7 @@
         <w:tab/>
       </w:r>
       <w:r>
-        <w:t xml:space="preserve">18</w:t>
+        <w:t xml:space="preserve">14</w:t>
       </w:r>
     </w:p>
     <w:p>
@@ -1125,7 +1125,7 @@
         <w:tab/>
       </w:r>
       <w:r>
-        <w:t xml:space="preserve">18</w:t>
+        <w:t xml:space="preserve">14</w:t>
       </w:r>
     </w:p>
     <w:p>
@@ -1159,7 +1159,7 @@
         <w:tab/>
       </w:r>
       <w:r>
-        <w:t xml:space="preserve">18</w:t>
+        <w:t xml:space="preserve">14</w:t>
       </w:r>
     </w:p>
     <w:p>
@@ -1217,7 +1217,7 @@
         <w:tab/>
       </w:r>
       <w:r>
-        <w:t xml:space="preserve">19</w:t>
+        <w:t xml:space="preserve">15</w:t>
       </w:r>
     </w:p>
     <w:p>
@@ -1269,7 +1269,7 @@
         <w:tab/>
       </w:r>
       <w:r>
-        <w:t xml:space="preserve">23</w:t>
+        <w:t xml:space="preserve">19</w:t>
       </w:r>
     </w:p>
     <w:p>
@@ -1339,7 +1339,7 @@
         <w:tab/>
       </w:r>
       <w:r>
-        <w:t xml:space="preserve">25</w:t>
+        <w:t xml:space="preserve">21</w:t>
       </w:r>
     </w:p>
     <w:p>
@@ -1415,7 +1415,7 @@
         <w:tab/>
       </w:r>
       <w:r>
-        <w:t xml:space="preserve">28</w:t>
+        <w:t xml:space="preserve">24</w:t>
       </w:r>
     </w:p>
     <w:p>
@@ -1545,7 +1545,7 @@
         <w:tab/>
       </w:r>
       <w:r>
-        <w:t xml:space="preserve">30</w:t>
+        <w:t xml:space="preserve">26</w:t>
       </w:r>
     </w:p>
     <w:p>
@@ -1603,7 +1603,7 @@
         <w:tab/>
       </w:r>
       <w:r>
-        <w:t xml:space="preserve">35</w:t>
+        <w:t xml:space="preserve">31</w:t>
       </w:r>
     </w:p>
     <w:p>
@@ -1673,7 +1673,7 @@
         <w:tab/>
       </w:r>
       <w:r>
-        <w:t xml:space="preserve">38</w:t>
+        <w:t xml:space="preserve">34</w:t>
       </w:r>
     </w:p>
     <w:p>
@@ -1767,7 +1767,7 @@
         <w:tab/>
       </w:r>
       <w:r>
-        <w:t xml:space="preserve">38</w:t>
+        <w:t xml:space="preserve">34</w:t>
       </w:r>
     </w:p>
     <w:p>
@@ -1897,7 +1897,7 @@
         <w:tab/>
       </w:r>
       <w:r>
-        <w:t xml:space="preserve">44</w:t>
+        <w:t xml:space="preserve">40</w:t>
       </w:r>
     </w:p>
     <w:p>
@@ -1979,7 +1979,7 @@
         <w:tab/>
       </w:r>
       <w:r>
-        <w:t xml:space="preserve">51</w:t>
+        <w:t xml:space="preserve">47</w:t>
       </w:r>
     </w:p>
     <w:p>
@@ -2037,7 +2037,7 @@
         <w:tab/>
       </w:r>
       <w:r>
-        <w:t xml:space="preserve">54</w:t>
+        <w:t xml:space="preserve">50</w:t>
       </w:r>
     </w:p>
     <w:p>
@@ -2167,7 +2167,7 @@
         <w:tab/>
       </w:r>
       <w:r>
-        <w:t xml:space="preserve">55</w:t>
+        <w:t xml:space="preserve">51</w:t>
       </w:r>
     </w:p>
     <w:p>
@@ -2285,7 +2285,7 @@
         <w:tab/>
       </w:r>
       <w:r>
-        <w:t xml:space="preserve">56</w:t>
+        <w:t xml:space="preserve">52</w:t>
       </w:r>
     </w:p>
     <w:p>
@@ -2331,7 +2331,7 @@
         <w:tab/>
       </w:r>
       <w:r>
-        <w:t xml:space="preserve">58</w:t>
+        <w:t xml:space="preserve">54</w:t>
       </w:r>
     </w:p>
     <w:p>
@@ -2353,7 +2353,7 @@
         <w:tab/>
       </w:r>
       <w:r>
-        <w:t xml:space="preserve">59</w:t>
+        <w:t xml:space="preserve">55</w:t>
       </w:r>
     </w:p>
     <w:p>
@@ -2506,7 +2506,7 @@
         <w:tab/>
       </w:r>
       <w:r>
-        <w:t xml:space="preserve">26</w:t>
+        <w:t xml:space="preserve">22</w:t>
       </w:r>
     </w:p>
     <w:p>
@@ -2657,7 +2657,7 @@
         <w:tab/>
       </w:r>
       <w:r>
-        <w:t xml:space="preserve">26</w:t>
+        <w:t xml:space="preserve">22</w:t>
       </w:r>
     </w:p>
     <w:p>
@@ -2846,7 +2846,7 @@
         <w:tab/>
       </w:r>
       <w:r>
-        <w:t xml:space="preserve">29</w:t>
+        <w:t xml:space="preserve">25</w:t>
       </w:r>
     </w:p>
     <w:p>
@@ -3043,7 +3043,7 @@
         <w:tab/>
       </w:r>
       <w:r>
-        <w:t xml:space="preserve">52</w:t>
+        <w:t xml:space="preserve">48</w:t>
       </w:r>
     </w:p>
     <w:p>
@@ -3152,7 +3152,7 @@
         <w:tab/>
       </w:r>
       <w:r>
-        <w:t xml:space="preserve">12</w:t>
+        <w:t xml:space="preserve">8</w:t>
       </w:r>
     </w:p>
     <w:p>
@@ -3233,7 +3233,7 @@
         <w:tab/>
       </w:r>
       <w:r>
-        <w:t xml:space="preserve">58</w:t>
+        <w:t xml:space="preserve">54</w:t>
       </w:r>
     </w:p>
     <w:p>
@@ -3388,7 +3388,7 @@
         <w:tab/>
       </w:r>
       <w:r>
-        <w:t xml:space="preserve">30</w:t>
+        <w:t xml:space="preserve">26</w:t>
       </w:r>
     </w:p>
     <w:p>
@@ -3531,7 +3531,7 @@
         <w:tab/>
       </w:r>
       <w:r>
-        <w:t xml:space="preserve">14</w:t>
+        <w:t xml:space="preserve">10</w:t>
       </w:r>
     </w:p>
     <w:p>
@@ -3682,7 +3682,7 @@
         <w:tab/>
       </w:r>
       <w:r>
-        <w:t xml:space="preserve">13, 14, 58, 59</w:t>
+        <w:t xml:space="preserve">9, 10, 54, 55</w:t>
       </w:r>
     </w:p>
     <w:p>
@@ -3809,7 +3809,7 @@
         <w:tab/>
       </w:r>
       <w:r>
-        <w:t xml:space="preserve">53</w:t>
+        <w:t xml:space="preserve">49</w:t>
       </w:r>
     </w:p>
     <w:p>
@@ -3950,7 +3950,7 @@
         <w:tab/>
       </w:r>
       <w:r>
-        <w:t xml:space="preserve">28, 29</w:t>
+        <w:t xml:space="preserve">24, 25</w:t>
       </w:r>
     </w:p>
     <w:p>
@@ -4079,7 +4079,7 @@
         <w:tab/>
       </w:r>
       <w:r>
-        <w:t xml:space="preserve">12, 14, 20, 22</w:t>
+        <w:t xml:space="preserve">8, 10, 16, 18</w:t>
       </w:r>
     </w:p>
     <w:p>
@@ -4208,7 +4208,7 @@
         <w:tab/>
       </w:r>
       <w:r>
-        <w:t xml:space="preserve">12, 15, 23, 24</w:t>
+        <w:t xml:space="preserve">8, 11, 19, 20</w:t>
       </w:r>
     </w:p>
     <w:p>
@@ -4307,7 +4307,7 @@
         <w:tab/>
       </w:r>
       <w:r>
-        <w:t xml:space="preserve">20</w:t>
+        <w:t xml:space="preserve">16</w:t>
       </w:r>
     </w:p>
     <w:p>
@@ -4406,7 +4406,7 @@
         <w:tab/>
       </w:r>
       <w:r>
-        <w:t xml:space="preserve">20</w:t>
+        <w:t xml:space="preserve">16</w:t>
       </w:r>
     </w:p>
     <w:p>
@@ -4505,7 +4505,7 @@
         <w:tab/>
       </w:r>
       <w:r>
-        <w:t xml:space="preserve">15, 23</w:t>
+        <w:t xml:space="preserve">11, 19</w:t>
       </w:r>
     </w:p>
     <w:p>
@@ -4586,7 +4586,7 @@
         <w:tab/>
       </w:r>
       <w:r>
-        <w:t xml:space="preserve">53</w:t>
+        <w:t xml:space="preserve">49</w:t>
       </w:r>
     </w:p>
     <w:p>
@@ -4685,7 +4685,7 @@
         <w:tab/>
       </w:r>
       <w:r>
-        <w:t xml:space="preserve">54</w:t>
+        <w:t xml:space="preserve">50</w:t>
       </w:r>
     </w:p>
     <w:p>
@@ -4812,7 +4812,7 @@
         <w:tab/>
       </w:r>
       <w:r>
-        <w:t xml:space="preserve">10, 15, 34</w:t>
+        <w:t xml:space="preserve">6, 11, 30</w:t>
       </w:r>
     </w:p>
     <w:p>
@@ -4911,7 +4911,7 @@
         <w:tab/>
       </w:r>
       <w:r>
-        <w:t xml:space="preserve">34</w:t>
+        <w:t xml:space="preserve">30</w:t>
       </w:r>
     </w:p>
     <w:p>
@@ -5024,7 +5024,7 @@
         <w:tab/>
       </w:r>
       <w:r>
-        <w:t xml:space="preserve">14, 15, 19, 20, 21, 22, 23, 25, 26, 27, 28, 30</w:t>
+        <w:t xml:space="preserve">10, 11, 15, 16, 17, 18, 19, 21, 22, 23, 24, 26</w:t>
       </w:r>
     </w:p>
     <w:p>
@@ -5123,7 +5123,7 @@
         <w:tab/>
       </w:r>
       <w:r>
-        <w:t xml:space="preserve">29</w:t>
+        <w:t xml:space="preserve">25</w:t>
       </w:r>
     </w:p>
     <w:p>
@@ -5204,7 +5204,7 @@
         <w:tab/>
       </w:r>
       <w:r>
-        <w:t xml:space="preserve">19</w:t>
+        <w:t xml:space="preserve">15</w:t>
       </w:r>
     </w:p>
     <w:p>
@@ -5313,7 +5313,7 @@
         <w:tab/>
       </w:r>
       <w:r>
-        <w:t xml:space="preserve">12, 13</w:t>
+        <w:t xml:space="preserve">8, 9</w:t>
       </w:r>
     </w:p>
     <w:p>
@@ -5450,7 +5450,7 @@
         <w:tab/>
       </w:r>
       <w:r>
-        <w:t xml:space="preserve">21</w:t>
+        <w:t xml:space="preserve">17</w:t>
       </w:r>
     </w:p>
     <w:p>
@@ -5633,7 +5633,7 @@
         <w:tab/>
       </w:r>
       <w:r>
-        <w:t xml:space="preserve">52</w:t>
+        <w:t xml:space="preserve">48</w:t>
       </w:r>
     </w:p>
     <w:p>
@@ -5774,7 +5774,7 @@
         <w:tab/>
       </w:r>
       <w:r>
-        <w:t xml:space="preserve">31, 32, 33</w:t>
+        <w:t xml:space="preserve">27, 28, 29</w:t>
       </w:r>
     </w:p>
     <w:p>
@@ -5915,7 +5915,7 @@
         <w:tab/>
       </w:r>
       <w:r>
-        <w:t xml:space="preserve">32, 33, 34, 35</w:t>
+        <w:t xml:space="preserve">28, 29, 30, 31</w:t>
       </w:r>
     </w:p>
     <w:p>
@@ -6014,7 +6014,7 @@
         <w:tab/>
       </w:r>
       <w:r>
-        <w:t xml:space="preserve">28</w:t>
+        <w:t xml:space="preserve">24</w:t>
       </w:r>
     </w:p>
     <w:p>
@@ -6101,7 +6101,7 @@
         <w:tab/>
       </w:r>
       <w:r>
-        <w:t xml:space="preserve">26, 46, 48, 50</w:t>
+        <w:t xml:space="preserve">22, 42, 44, 46</w:t>
       </w:r>
     </w:p>
     <w:p>
@@ -6242,7 +6242,7 @@
         <w:tab/>
       </w:r>
       <w:r>
-        <w:t xml:space="preserve">10, 15, 34</w:t>
+        <w:t xml:space="preserve">6, 11, 30</w:t>
       </w:r>
     </w:p>
     <w:p>
@@ -6323,7 +6323,7 @@
         <w:tab/>
       </w:r>
       <w:r>
-        <w:t xml:space="preserve">42</w:t>
+        <w:t xml:space="preserve">38</w:t>
       </w:r>
     </w:p>
     <w:p>
@@ -6387,7 +6387,7 @@
         <w:tab/>
       </w:r>
       <w:r>
-        <w:t xml:space="preserve">52</w:t>
+        <w:t xml:space="preserve">48</w:t>
       </w:r>
     </w:p>
     <w:p>
@@ -6435,7 +6435,7 @@
         <w:tab/>
       </w:r>
       <w:r>
-        <w:t xml:space="preserve">52</w:t>
+        <w:t xml:space="preserve">48</w:t>
       </w:r>
     </w:p>
     <w:p>
@@ -6483,7 +6483,7 @@
         <w:tab/>
       </w:r>
       <w:r>
-        <w:t xml:space="preserve">50</w:t>
+        <w:t xml:space="preserve">46</w:t>
       </w:r>
     </w:p>
     <w:p>
@@ -6531,7 +6531,7 @@
         <w:tab/>
       </w:r>
       <w:r>
-        <w:t xml:space="preserve">9, 39, 41, 44</w:t>
+        <w:t xml:space="preserve">5, 35, 37, 40</w:t>
       </w:r>
     </w:p>
     <w:p>
@@ -6579,7 +6579,7 @@
         <w:tab/>
       </w:r>
       <w:r>
-        <w:t xml:space="preserve">7, 8, 36, 37, 51, 55, 56, 57</w:t>
+        <w:t xml:space="preserve">3, 4, 32, 33, 47, 51, 52, 53</w:t>
       </w:r>
     </w:p>
     <w:p>
@@ -6627,7 +6627,7 @@
         <w:tab/>
       </w:r>
       <w:r>
-        <w:t xml:space="preserve">7, 8, 9, 27, 36</w:t>
+        <w:t xml:space="preserve">3, 4, 5, 23, 32</w:t>
       </w:r>
     </w:p>
     <w:p>
@@ -6675,7 +6675,7 @@
         <w:tab/>
       </w:r>
       <w:r>
-        <w:t xml:space="preserve">45, 47, 49</w:t>
+        <w:t xml:space="preserve">41, 43, 45</w:t>
       </w:r>
     </w:p>
     <w:p>
@@ -6723,7 +6723,7 @@
         <w:tab/>
       </w:r>
       <w:r>
-        <w:t xml:space="preserve">45, 51, 53</w:t>
+        <w:t xml:space="preserve">41, 47, 49</w:t>
       </w:r>
     </w:p>
     <w:p>
@@ -6771,7 +6771,7 @@
         <w:tab/>
       </w:r>
       <w:r>
-        <w:t xml:space="preserve">38, 39, 41, 44</w:t>
+        <w:t xml:space="preserve">34, 35, 37, 40</w:t>
       </w:r>
     </w:p>
     <w:p>
@@ -6811,7 +6811,7 @@
         <w:tab/>
       </w:r>
       <w:r>
-        <w:t xml:space="preserve">10, 46</w:t>
+        <w:t xml:space="preserve">6, 42</w:t>
       </w:r>
     </w:p>
     <w:p>
@@ -6893,7 +6893,7 @@
         <w:tab/>
       </w:r>
       <w:r>
-        <w:t xml:space="preserve">43</w:t>
+        <w:t xml:space="preserve">39</w:t>
       </w:r>
     </w:p>
     <w:p>
@@ -6945,7 +6945,7 @@
         <w:tab/>
       </w:r>
       <w:r>
-        <w:t xml:space="preserve">30, 43, 52, 54</w:t>
+        <w:t xml:space="preserve">26, 39, 48, 50</w:t>
       </w:r>
     </w:p>
     <w:p>
@@ -6997,7 +6997,7 @@
         <w:tab/>
       </w:r>
       <w:r>
-        <w:t xml:space="preserve">43</w:t>
+        <w:t xml:space="preserve">39</w:t>
       </w:r>
     </w:p>
     <w:p>
@@ -7665,13 +7665,16 @@
         <w:t xml:space="preserve"> </w:t>
       </w:r>
       <w:r>
-        <w:t xml:space="preserve">N.C. Gen. Stat. §§ 163</w:t>
+        <w:t xml:space="preserve">N.C. Gen. Stat. §§ 163-⁠182.10,</w:t>
+      </w:r>
+      <w:r>
+        <w:t xml:space="preserve"> </w:t>
       </w:r>
       <w:r>
         <w:noBreakHyphen/>
       </w:r>
       <w:r>
-        <w:t xml:space="preserve">182.10,</w:t>
+        <w:t xml:space="preserve">182.11(b),</w:t>
       </w:r>
       <w:r>
         <w:t xml:space="preserve"> </w:t>
@@ -7680,16 +7683,35 @@
         <w:noBreakHyphen/>
       </w:r>
       <w:r>
-        <w:t xml:space="preserve">182.11(b),</w:t>
-      </w:r>
-      <w:r>
-        <w:t xml:space="preserve"> </w:t>
+        <w:t xml:space="preserve">182.12. Those procedures first require the Board to give the protest “[p]reliminary [c]onsideration.”</w:t>
+      </w:r>
+      <w:r>
+        <w:t xml:space="preserve"> </w:t>
+      </w:r>
+      <w:r>
+        <w:rPr>
+          <w:i/>
+          <w:iCs/>
+        </w:rPr>
+        <w:t xml:space="preserve">Id.</w:t>
+      </w:r>
+      <w:r>
+        <w:t xml:space="preserve"> </w:t>
+      </w:r>
+      <w:r>
+        <w:t xml:space="preserve">§ 163-⁠182.10(a).</w:t>
+      </w:r>
+      <w:r>
+        <w:t xml:space="preserve"> </w:t>
+      </w:r>
+      <w:r>
+        <w:t xml:space="preserve">At this initial stage, the Board must answer two questions. First, did the protest comply with the protest-filing requirements in section 163</w:t>
       </w:r>
       <w:r>
         <w:noBreakHyphen/>
       </w:r>
       <w:r>
-        <w:t xml:space="preserve">182.12. Those procedures first require the Board to give the protest “[p]reliminary [c]onsideration.”</w:t>
+        <w:t xml:space="preserve">182.9?</w:t>
       </w:r>
       <w:r>
         <w:t xml:space="preserve"> </w:t>
@@ -7705,25 +7727,7 @@
         <w:t xml:space="preserve"> </w:t>
       </w:r>
       <w:r>
-        <w:t xml:space="preserve">§ 163</w:t>
-      </w:r>
-      <w:r>
-        <w:noBreakHyphen/>
-      </w:r>
-      <w:r>
-        <w:t xml:space="preserve">182.10(a).</w:t>
-      </w:r>
-      <w:r>
-        <w:t xml:space="preserve"> </w:t>
-      </w:r>
-      <w:r>
-        <w:t xml:space="preserve">At this initial stage, the Board must answer two questions. First, did the protest comply with the protest-filing requirements in section 163</w:t>
-      </w:r>
-      <w:r>
-        <w:noBreakHyphen/>
-      </w:r>
-      <w:r>
-        <w:t xml:space="preserve">182.9?</w:t>
+        <w:t xml:space="preserve">Second, did the protest “establish[] probable cause to believe that a violation of election law or irregularity or misconduct has occurred”?</w:t>
       </w:r>
       <w:r>
         <w:t xml:space="preserve"> </w:t>
@@ -7739,7 +7743,7 @@
         <w:t xml:space="preserve"> </w:t>
       </w:r>
       <w:r>
-        <w:t xml:space="preserve">Second, did the protest “establish[] probable cause to believe that a violation of election law or irregularity or misconduct has occurred”?</w:t>
+        <w:t xml:space="preserve">For a protest to proceed beyond the preliminary consideration stage, the Board must answer “yes” to both questions.</w:t>
       </w:r>
       <w:r>
         <w:t xml:space="preserve"> </w:t>
@@ -7751,11 +7755,13 @@
         </w:rPr>
         <w:t xml:space="preserve">Id.</w:t>
       </w:r>
-      <w:r>
-        <w:t xml:space="preserve"> </w:t>
-      </w:r>
-      <w:r>
-        <w:t xml:space="preserve">For a protest to proceed beyond the preliminary consideration stage, the Board must answer “yes” to both questions.</w:t>
+    </w:p>
+    <w:p>
+      <w:pPr>
+        <w:pStyle w:val="BodyText"/>
+      </w:pPr>
+      <w:r>
+        <w:t xml:space="preserve">Protests that meet these preliminary requirements then proceed to an evidentiary hearing.</w:t>
       </w:r>
       <w:r>
         <w:t xml:space="preserve"> </w:t>
@@ -7767,220 +7773,154 @@
         </w:rPr>
         <w:t xml:space="preserve">Id.</w:t>
       </w:r>
+      <w:r>
+        <w:t xml:space="preserve"> </w:t>
+      </w:r>
+      <w:r>
+        <w:t xml:space="preserve">§§ 163-⁠182.10(a),</w:t>
+      </w:r>
+      <w:r>
+        <w:t xml:space="preserve"> </w:t>
+      </w:r>
+      <w:r>
+        <w:t xml:space="preserve">(c)-(d). Following this hearing, the Board must issue a “written decision” with findings of fact and conclusions of law.</w:t>
+      </w:r>
+      <w:r>
+        <w:t xml:space="preserve"> </w:t>
+      </w:r>
+      <w:r>
+        <w:rPr>
+          <w:i/>
+          <w:iCs/>
+        </w:rPr>
+        <w:t xml:space="preserve">Id.</w:t>
+      </w:r>
+      <w:r>
+        <w:t xml:space="preserve"> </w:t>
+      </w:r>
+      <w:r>
+        <w:t xml:space="preserve">§ 163-⁠182.10(d).</w:t>
+      </w:r>
+      <w:r>
+        <w:t xml:space="preserve"> </w:t>
+      </w:r>
+      <w:r>
+        <w:t xml:space="preserve">The findings must be “based exclusively on the evidence” presented at the hearing “and on matters officially noticed.”</w:t>
+      </w:r>
+      <w:r>
+        <w:t xml:space="preserve"> </w:t>
+      </w:r>
+      <w:r>
+        <w:rPr>
+          <w:i/>
+          <w:iCs/>
+        </w:rPr>
+        <w:t xml:space="preserve">Id.</w:t>
+      </w:r>
+      <w:r>
+        <w:t xml:space="preserve"> </w:t>
+      </w:r>
+      <w:r>
+        <w:t xml:space="preserve">§ 163-⁠182.10(d)⁠(1).</w:t>
+      </w:r>
+      <w:r>
+        <w:t xml:space="preserve"> </w:t>
+      </w:r>
+      <w:r>
+        <w:t xml:space="preserve">The conclusions must be based on whether there is “substantial evidence of any violation, irregularity, or misconduct sufficient to cast doubt on the results of the election.”</w:t>
+      </w:r>
+      <w:r>
+        <w:t xml:space="preserve"> </w:t>
+      </w:r>
+      <w:r>
+        <w:rPr>
+          <w:i/>
+          <w:iCs/>
+        </w:rPr>
+        <w:t xml:space="preserve">See id.</w:t>
+      </w:r>
+      <w:r>
+        <w:t xml:space="preserve"> </w:t>
+      </w:r>
+      <w:r>
+        <w:t xml:space="preserve">§§ 163-⁠182.10(d)⁠(2)⁠(a)-⁠(e).</w:t>
+      </w:r>
+      <w:r>
+        <w:t xml:space="preserve"> </w:t>
+      </w:r>
+      <w:r>
+        <w:t xml:space="preserve">If the Board finds substantial evidence of a violation, the Board may correct vote totals, order a recount, or take “[a]ny other action within [its] authority.”</w:t>
+      </w:r>
+      <w:r>
+        <w:t xml:space="preserve"> </w:t>
+      </w:r>
+      <w:r>
+        <w:rPr>
+          <w:i/>
+          <w:iCs/>
+        </w:rPr>
+        <w:t xml:space="preserve">See id.</w:t>
+      </w:r>
+      <w:r>
+        <w:t xml:space="preserve"> </w:t>
+      </w:r>
+      <w:r>
+        <w:t xml:space="preserve">§ 163-⁠182.10(d)⁠(2)⁠(e);</w:t>
+      </w:r>
+      <w:r>
+        <w:t xml:space="preserve"> </w:t>
+      </w:r>
+      <w:r>
+        <w:rPr>
+          <w:i/>
+          <w:iCs/>
+        </w:rPr>
+        <w:t xml:space="preserve">see also id.</w:t>
+      </w:r>
+      <w:r>
+        <w:t xml:space="preserve"> </w:t>
+      </w:r>
+      <w:r>
+        <w:t xml:space="preserve">§ 163-⁠182.12. Under certain circumstances, the Board may order a new election.</w:t>
+      </w:r>
+      <w:r>
+        <w:t xml:space="preserve"> </w:t>
+      </w:r>
+      <w:r>
+        <w:rPr>
+          <w:i/>
+          <w:iCs/>
+        </w:rPr>
+        <w:t xml:space="preserve">Id.</w:t>
+      </w:r>
+      <w:r>
+        <w:t xml:space="preserve"> </w:t>
+      </w:r>
+      <w:r>
+        <w:t xml:space="preserve">§ 163-⁠182.13. The Board’s decisions may be appealed to Wake County Superior Court.</w:t>
+      </w:r>
+      <w:r>
+        <w:t xml:space="preserve"> </w:t>
+      </w:r>
+      <w:r>
+        <w:rPr>
+          <w:i/>
+          <w:iCs/>
+        </w:rPr>
+        <w:t xml:space="preserve">Id.</w:t>
+      </w:r>
+      <w:r>
+        <w:t xml:space="preserve"> </w:t>
+      </w:r>
+      <w:r>
+        <w:t xml:space="preserve">§ 163-⁠182.14.</w:t>
+      </w:r>
     </w:p>
     <w:p>
       <w:pPr>
         <w:pStyle w:val="BodyText"/>
       </w:pPr>
       <w:r>
-        <w:t xml:space="preserve">Protests that meet these preliminary requirements then proceed to an evidentiary hearing.</w:t>
-      </w:r>
-      <w:r>
-        <w:t xml:space="preserve"> </w:t>
-      </w:r>
-      <w:r>
-        <w:rPr>
-          <w:i/>
-          <w:iCs/>
-        </w:rPr>
-        <w:t xml:space="preserve">Id.</w:t>
-      </w:r>
-      <w:r>
-        <w:t xml:space="preserve"> </w:t>
-      </w:r>
-      <w:r>
-        <w:t xml:space="preserve">§§ 163</w:t>
-      </w:r>
-      <w:r>
-        <w:noBreakHyphen/>
-      </w:r>
-      <w:r>
-        <w:t xml:space="preserve">182.10(a),</w:t>
-      </w:r>
-      <w:r>
-        <w:t xml:space="preserve"> </w:t>
-      </w:r>
-      <w:r>
-        <w:t xml:space="preserve">(c)-(d). Following this hearing, the Board must issue a “written decision” with findings of fact and conclusions of law.</w:t>
-      </w:r>
-      <w:r>
-        <w:t xml:space="preserve"> </w:t>
-      </w:r>
-      <w:r>
-        <w:rPr>
-          <w:i/>
-          <w:iCs/>
-        </w:rPr>
-        <w:t xml:space="preserve">Id.</w:t>
-      </w:r>
-      <w:r>
-        <w:t xml:space="preserve"> </w:t>
-      </w:r>
-      <w:r>
-        <w:t xml:space="preserve">§ 163</w:t>
-      </w:r>
-      <w:r>
-        <w:noBreakHyphen/>
-      </w:r>
-      <w:r>
-        <w:t xml:space="preserve">182.10(d).</w:t>
-      </w:r>
-      <w:r>
-        <w:t xml:space="preserve"> </w:t>
-      </w:r>
-      <w:r>
-        <w:t xml:space="preserve">The findings must be “based exclusively on the evidence” presented at the hearing “and on matters officially noticed.”</w:t>
-      </w:r>
-      <w:r>
-        <w:t xml:space="preserve"> </w:t>
-      </w:r>
-      <w:r>
-        <w:rPr>
-          <w:i/>
-          <w:iCs/>
-        </w:rPr>
-        <w:t xml:space="preserve">Id.</w:t>
-      </w:r>
-      <w:r>
-        <w:t xml:space="preserve"> </w:t>
-      </w:r>
-      <w:r>
-        <w:t xml:space="preserve">§ 163</w:t>
-      </w:r>
-      <w:r>
-        <w:noBreakHyphen/>
-      </w:r>
-      <w:r>
-        <w:t xml:space="preserve">182.10(d)⁠(1).</w:t>
-      </w:r>
-      <w:r>
-        <w:t xml:space="preserve"> </w:t>
-      </w:r>
-      <w:r>
-        <w:t xml:space="preserve">The conclusions must be based on whether there is “substantial evidence of any violation, irregularity, or misconduct sufficient to cast doubt on the results of the election.”</w:t>
-      </w:r>
-      <w:r>
-        <w:t xml:space="preserve"> </w:t>
-      </w:r>
-      <w:r>
-        <w:rPr>
-          <w:i/>
-          <w:iCs/>
-        </w:rPr>
-        <w:t xml:space="preserve">See id.</w:t>
-      </w:r>
-      <w:r>
-        <w:t xml:space="preserve"> </w:t>
-      </w:r>
-      <w:r>
-        <w:t xml:space="preserve">§§ 163</w:t>
-      </w:r>
-      <w:r>
-        <w:noBreakHyphen/>
-      </w:r>
-      <w:r>
-        <w:t xml:space="preserve">182.10(d)⁠(2)⁠(a)-(e).</w:t>
-      </w:r>
-      <w:r>
-        <w:t xml:space="preserve"> </w:t>
-      </w:r>
-      <w:r>
-        <w:t xml:space="preserve">If the Board finds substantial evidence of a violation, the Board may correct vote totals, order a recount, or take “[a]ny other action within [its] authority.”</w:t>
-      </w:r>
-      <w:r>
-        <w:t xml:space="preserve"> </w:t>
-      </w:r>
-      <w:r>
-        <w:rPr>
-          <w:i/>
-          <w:iCs/>
-        </w:rPr>
-        <w:t xml:space="preserve">See id.</w:t>
-      </w:r>
-      <w:r>
-        <w:t xml:space="preserve"> </w:t>
-      </w:r>
-      <w:r>
-        <w:t xml:space="preserve">§ 163</w:t>
-      </w:r>
-      <w:r>
-        <w:noBreakHyphen/>
-      </w:r>
-      <w:r>
-        <w:t xml:space="preserve">182.10(d)⁠(2)⁠(e);</w:t>
-      </w:r>
-      <w:r>
-        <w:t xml:space="preserve"> </w:t>
-      </w:r>
-      <w:r>
-        <w:rPr>
-          <w:i/>
-          <w:iCs/>
-        </w:rPr>
-        <w:t xml:space="preserve">see also id.</w:t>
-      </w:r>
-      <w:r>
-        <w:t xml:space="preserve"> </w:t>
-      </w:r>
-      <w:r>
-        <w:t xml:space="preserve">§ 163</w:t>
-      </w:r>
-      <w:r>
-        <w:noBreakHyphen/>
-      </w:r>
-      <w:r>
-        <w:t xml:space="preserve">182.12. Under certain circumstances, the Board may order a new election.</w:t>
-      </w:r>
-      <w:r>
-        <w:t xml:space="preserve"> </w:t>
-      </w:r>
-      <w:r>
-        <w:rPr>
-          <w:i/>
-          <w:iCs/>
-        </w:rPr>
-        <w:t xml:space="preserve">Id.</w:t>
-      </w:r>
-      <w:r>
-        <w:t xml:space="preserve"> </w:t>
-      </w:r>
-      <w:r>
-        <w:t xml:space="preserve">§ 163</w:t>
-      </w:r>
-      <w:r>
-        <w:noBreakHyphen/>
-      </w:r>
-      <w:r>
-        <w:t xml:space="preserve">182.13. The Board’s decisions may be appealed to Wake County Superior Court.</w:t>
-      </w:r>
-      <w:r>
-        <w:t xml:space="preserve"> </w:t>
-      </w:r>
-      <w:r>
-        <w:rPr>
-          <w:i/>
-          <w:iCs/>
-        </w:rPr>
-        <w:t xml:space="preserve">Id.</w:t>
-      </w:r>
-      <w:r>
-        <w:t xml:space="preserve"> </w:t>
-      </w:r>
-      <w:r>
-        <w:t xml:space="preserve">§ 163</w:t>
-      </w:r>
-      <w:r>
-        <w:noBreakHyphen/>
-      </w:r>
-      <w:r>
-        <w:t xml:space="preserve">182.14.</w:t>
-      </w:r>
-    </w:p>
-    <w:p>
-      <w:pPr>
-        <w:pStyle w:val="BodyText"/>
-      </w:pPr>
-      <w:r>
         <w:t xml:space="preserve">In filings submitted after the deadline to file an election protest,</w:t>
       </w:r>
       <w:r>
@@ -7997,13 +7937,7 @@
         <w:t xml:space="preserve"> </w:t>
       </w:r>
       <w:r>
-        <w:t xml:space="preserve">N.C. Gen. Stat. § 163</w:t>
-      </w:r>
-      <w:r>
-        <w:noBreakHyphen/>
-      </w:r>
-      <w:r>
-        <w:t xml:space="preserve">182.9(b)⁠(4),</w:t>
+        <w:t xml:space="preserve">N.C. Gen. Stat. § 163-⁠182.9(b)⁠(4),</w:t>
       </w:r>
       <w:r>
         <w:t xml:space="preserve"> </w:t>
@@ -8185,13 +8119,21 @@
         <w:noBreakHyphen/>
       </w:r>
       <w:r>
-        <w:t xml:space="preserve">47) First, on the protests about alleged incomplete voter registrations, the Board held that it would be “an unwarranted inference” to conclude from the absence of a driver’s license or social security number in Board’s database that the voter failed to provide that information when registering. (R p 25) To take just one example, the Board noted that voters could have provided an identification number that was not retained in the Board’s database because the number did not match with existing government records. (R p 24) Under those circumstances, state law provides alternative ways to confirm the voter’s identity, allowing them to vote. (R p 24 (citing N.C. Gen. Stat. § 163</w:t>
+        <w:t xml:space="preserve">47) First, on the protests about alleged incomplete voter registrations, the Board held that it would be “an unwarranted inference” to conclude from the absence of a driver’s license or social security number in Board’s database that the voter failed to provide that information when registering. (R p 25) To take just one example, the Board noted that voters could have provided an identification number that was not retained in the Board’s database because the number did not match with existing government records. (R p 24) Under those circumstances, state law provides alternative ways to confirm the voter’s identity, allowing them to vote. (R p 24 (citing N.C. Gen. Stat. § 163-⁠166.12(d))</w:t>
+      </w:r>
+    </w:p>
+    <w:p>
+      <w:pPr>
+        <w:pStyle w:val="BodyText"/>
+      </w:pPr>
+      <w:r>
+        <w:t xml:space="preserve">On the same protest category, the Board held that the federal Help America Vote Act (HAVA) foreclosed Petitioner’s requested relief to cancel the votes of affected voters. (R pp 23</w:t>
       </w:r>
       <w:r>
         <w:noBreakHyphen/>
       </w:r>
       <w:r>
-        <w:t xml:space="preserve">166.12(d))</w:t>
+        <w:t xml:space="preserve">28, 35) The Board further held that, “to the extent there is a potential violation of HAVA involved in registration of voters in the past, it was remedied consistent with a separate provision of HAVA.” (R p 28) That “separate provision . . . states that a new voter registration applicant must provide an alternative form of identification before or upon voting for the first time, if the state did not have a system complying with the requirement to collect a driver’s license number or last four digits of a social security number.” (R p 27 (citing 52 U.S.C. § 21083(b)⁠(1)-⁠(3))</w:t>
       </w:r>
     </w:p>
     <w:p>
@@ -8199,13 +8141,79 @@
         <w:pStyle w:val="BodyText"/>
       </w:pPr>
       <w:r>
-        <w:t xml:space="preserve">On the same protest category, the Board held that the federal Help America Vote Act (HAVA) foreclosed Petitioner’s requested relief to cancel the votes of affected voters. (R pp 23</w:t>
+        <w:t xml:space="preserve">The Board also held that votes cannot be invalidated after an election when eligible voters complied with all the instructions that they had been given when they registered and voted. (R pp 28</w:t>
       </w:r>
       <w:r>
         <w:noBreakHyphen/>
       </w:r>
       <w:r>
-        <w:t xml:space="preserve">28, 35) The Board further held that, “to the extent there is a potential violation of HAVA involved in registration of voters in the past, it was remedied consistent with a separate provision of HAVA.” (R p 28) That “separate provision . . . states that a new voter registration applicant must provide an alternative form of identification before or upon voting for the first time, if the state did not have a system complying with the requirement to collect a driver’s license number or last four digits of a social security number.” (R p 27 (citing 52 U.S.C. § 21083(b)⁠(1)-(3))</w:t>
+        <w:t xml:space="preserve">33) Doing so, the Board held, would be fundamentally unfair and therefore violate the law under longstanding North Carolina Supreme Court precedent. (R pp 30</w:t>
+      </w:r>
+      <w:r>
+        <w:noBreakHyphen/>
+      </w:r>
+      <w:r>
+        <w:t xml:space="preserve">31 (citing</w:t>
+      </w:r>
+      <w:r>
+        <w:t xml:space="preserve"> </w:t>
+      </w:r>
+      <w:r>
+        <w:rPr>
+          <w:i/>
+          <w:iCs/>
+        </w:rPr>
+        <w:t xml:space="preserve">Woodall</w:t>
+      </w:r>
+      <w:r>
+        <w:rPr>
+          <w:i/>
+          <w:iCs/>
+        </w:rPr>
+        <w:t xml:space="preserve"> </w:t>
+      </w:r>
+      <w:r>
+        <w:rPr>
+          <w:i/>
+          <w:iCs/>
+        </w:rPr>
+        <w:t xml:space="preserve">v. W. Wake Highway Comm’n.</w:t>
+      </w:r>
+      <w:r>
+        <w:t xml:space="preserve">, 176 N.C. 377, 97 S.E. 226 (1918);</w:t>
+      </w:r>
+      <w:r>
+        <w:t xml:space="preserve"> </w:t>
+      </w:r>
+      <w:r>
+        <w:rPr>
+          <w:i/>
+          <w:iCs/>
+        </w:rPr>
+        <w:t xml:space="preserve">Overton</w:t>
+      </w:r>
+      <w:r>
+        <w:rPr>
+          <w:i/>
+          <w:iCs/>
+        </w:rPr>
+        <w:t xml:space="preserve"> </w:t>
+      </w:r>
+      <w:r>
+        <w:rPr>
+          <w:i/>
+          <w:iCs/>
+        </w:rPr>
+        <w:t xml:space="preserve">v. Mayor of Hendersonville</w:t>
+      </w:r>
+      <w:r>
+        <w:t xml:space="preserve">, 253 N.C. 306, 116 S.E.2d 808 (1960))) Retroactively canceling votes under these circumstances, the Board further explained, would violate the U.S. Constitution and federal statutes as well. (R pp 31</w:t>
+      </w:r>
+      <w:r>
+        <w:noBreakHyphen/>
+      </w:r>
+      <w:r>
+        <w:t xml:space="preserve">35)</w:t>
       </w:r>
     </w:p>
     <w:p>
@@ -8213,129 +8221,43 @@
         <w:pStyle w:val="BodyText"/>
       </w:pPr>
       <w:r>
-        <w:t xml:space="preserve">The Board also held that votes cannot be invalidated after an election when eligible voters complied with all the instructions that they had been given when they registered and voted. (R pp 28</w:t>
+        <w:t xml:space="preserve">Second, the Board rejected Petitioner’s protests as to the votes of military and overseas voters who did not include a copy of their photo identification or a Photo ID Exception Form with their ballots. (R p 40) One of its administrative rules, the Board explained, expressly provides that these voters were “not required to submit a photocopy of acceptable photo identification” with their absentee ballots. (R pp 44</w:t>
       </w:r>
       <w:r>
         <w:noBreakHyphen/>
       </w:r>
       <w:r>
-        <w:t xml:space="preserve">33) Doing so, the Board held, would be fundamentally unfair and therefore violate the law under longstanding North Carolina Supreme Court precedent. (R pp 30</w:t>
+        <w:t xml:space="preserve">45 (citing 08 N.C. Admin. Code 17 .0109(d)))</w:t>
+      </w:r>
+    </w:p>
+    <w:p>
+      <w:pPr>
+        <w:pStyle w:val="BodyText"/>
+      </w:pPr>
+      <w:r>
+        <w:t xml:space="preserve">The Board further explained that absentee voting by military and overseas voters is governed by the Uniform Military and Overseas Voters Act (UMOVA), a 2011 law that the General Assembly unanimously passed allowing these voters to register and vote absentee under special procedures.</w:t>
+      </w:r>
+      <w:r>
+        <w:t xml:space="preserve"> </w:t>
+      </w:r>
+      <w:r>
+        <w:rPr>
+          <w:i/>
+          <w:iCs/>
+        </w:rPr>
+        <w:t xml:space="preserve">See</w:t>
+      </w:r>
+      <w:r>
+        <w:t xml:space="preserve"> </w:t>
+      </w:r>
+      <w:r>
+        <w:t xml:space="preserve">R pp 37, 40</w:t>
       </w:r>
       <w:r>
         <w:noBreakHyphen/>
       </w:r>
       <w:r>
-        <w:t xml:space="preserve">31 (citing</w:t>
-      </w:r>
-      <w:r>
-        <w:t xml:space="preserve"> </w:t>
-      </w:r>
-      <w:r>
-        <w:rPr>
-          <w:i/>
-          <w:iCs/>
-        </w:rPr>
-        <w:t xml:space="preserve">Woodall</w:t>
-      </w:r>
-      <w:r>
-        <w:rPr>
-          <w:i/>
-          <w:iCs/>
-        </w:rPr>
-        <w:t xml:space="preserve"> </w:t>
-      </w:r>
-      <w:r>
-        <w:rPr>
-          <w:i/>
-          <w:iCs/>
-        </w:rPr>
-        <w:t xml:space="preserve">v. W. Wake Highway Comm’n.</w:t>
-      </w:r>
-      <w:r>
-        <w:t xml:space="preserve">, 176 N.C. 377, 97 S.E. 226 (1918);</w:t>
-      </w:r>
-      <w:r>
-        <w:t xml:space="preserve"> </w:t>
-      </w:r>
-      <w:r>
-        <w:rPr>
-          <w:i/>
-          <w:iCs/>
-        </w:rPr>
-        <w:t xml:space="preserve">Overton</w:t>
-      </w:r>
-      <w:r>
-        <w:rPr>
-          <w:i/>
-          <w:iCs/>
-        </w:rPr>
-        <w:t xml:space="preserve"> </w:t>
-      </w:r>
-      <w:r>
-        <w:rPr>
-          <w:i/>
-          <w:iCs/>
-        </w:rPr>
-        <w:t xml:space="preserve">v. Mayor of Hendersonville</w:t>
-      </w:r>
-      <w:r>
-        <w:t xml:space="preserve">, 253 N.C. 306, 116 S.E.2d 808 (1960))) Retroactively canceling votes under these circumstances, the Board further explained, would violate the U.S. Constitution and federal statutes as well. (R pp 31</w:t>
-      </w:r>
-      <w:r>
-        <w:noBreakHyphen/>
-      </w:r>
-      <w:r>
-        <w:t xml:space="preserve">35)</w:t>
-      </w:r>
-    </w:p>
-    <w:p>
-      <w:pPr>
-        <w:pStyle w:val="BodyText"/>
-      </w:pPr>
-      <w:r>
-        <w:t xml:space="preserve">Second, the Board rejected Petitioner’s protests as to the votes of military and overseas voters who did not include a copy of their photo identification or a Photo ID Exception Form with their ballots. (R p 40) One of its administrative rules, the Board explained, expressly provides that these voters were “not required to submit a photocopy of acceptable photo identification” with their absentee ballots. (R pp 44</w:t>
-      </w:r>
-      <w:r>
-        <w:noBreakHyphen/>
-      </w:r>
-      <w:r>
-        <w:t xml:space="preserve">45 (citing 08 N.C. Admin. Code 17 .0109(d)))</w:t>
-      </w:r>
-    </w:p>
-    <w:p>
-      <w:pPr>
-        <w:pStyle w:val="BodyText"/>
-      </w:pPr>
-      <w:r>
-        <w:t xml:space="preserve">The Board further explained that absentee voting by military and overseas voters is governed by the Uniform Military and Overseas Voters Act (UMOVA), a 2011 law that the General Assembly unanimously passed allowing these voters to register and vote absentee under special procedures.</w:t>
-      </w:r>
-      <w:r>
-        <w:t xml:space="preserve"> </w:t>
-      </w:r>
-      <w:r>
-        <w:rPr>
-          <w:i/>
-          <w:iCs/>
-        </w:rPr>
-        <w:t xml:space="preserve">See</w:t>
-      </w:r>
-      <w:r>
-        <w:t xml:space="preserve"> </w:t>
-      </w:r>
-      <w:r>
-        <w:t xml:space="preserve">R pp 37, 40</w:t>
-      </w:r>
-      <w:r>
-        <w:noBreakHyphen/>
-      </w:r>
-      <w:r>
-        <w:t xml:space="preserve">44; N.C. Gen. Stat. §§ 163</w:t>
-      </w:r>
-      <w:r>
-        <w:noBreakHyphen/>
-      </w:r>
-      <w:r>
-        <w:t xml:space="preserve">258.1</w:t>
+        <w:t xml:space="preserve">44; N.C. Gen. Stat. §§ 163-⁠258.1</w:t>
       </w:r>
       <w:r>
         <w:t xml:space="preserve"> </w:t>
@@ -8578,7 +8500,7 @@
         <w:noBreakHyphen/>
       </w:r>
       <w:r>
-        <w:t xml:space="preserve">68 (N.C. 2025). In its second order, the Court dismissed Petitioner’s petition for a writ of prohibition, maintained its stay on the certification of the election until “any appeals . . . have been exhausted,” and ordered the Wake County Superior Court to proceed “expeditiously” on Petitioner’s three petitions for judicial review.</w:t>
+        <w:t xml:space="preserve">68 (N.C. 2025). In its second order, the Court dismissed Petitioner’s petition for a writ of prohibition, maintained its stay on the certification of the election until “any appeals . . . have been exhausted,” and ordered the Wake County Superior Court to proceed “expeditiously” on Petitioner’s three petitions for judicial review.</w:t>
       </w:r>
       <w:r>
         <w:t xml:space="preserve"> </w:t>
@@ -8912,7 +8834,7 @@
         <w:t xml:space="preserve">England</w:t>
       </w:r>
       <w:r>
-        <w:t xml:space="preserve">, 375 U.S. at 421. “When the reservation has been made . . . his right to return [to federal court] will in all events be preserved.”</w:t>
+        <w:t xml:space="preserve">, 375 U.S. at 421. “When the reservation has been made . . . his right to return [to federal court] will in all events be preserved.”</w:t>
       </w:r>
       <w:r>
         <w:t xml:space="preserve"> </w:t>
@@ -9458,7 +9380,7 @@
         <w:pStyle w:val="BodyText"/>
       </w:pPr>
       <w:r>
-        <w:t xml:space="preserve">Third, Petitioner’s protests should be denied because he failed to provide voters with adequate notice that he was challenging their votes. Here, challenged voters were mailed a postcard stating that their votes may be subject to a protest, along with a QR code that, when scanned with a smartphone, linked to a list of hundreds of protests, many of which contained thousands of names, out of alphabetical order, on hundreds of pages. This form of notice violates state law requiring persons filing protests to serve challenged voters “copies of all filings.” 08 N.C. Admin. Code 02 .0111.</w:t>
+        <w:t xml:space="preserve">Third, Petitioner’s protests should be denied because he failed to provide voters with adequate notice that he was challenging their votes. Here, challenged voters were mailed a postcard stating that their votes may be subject to a protest, along with a QR code that, when scanned with a smartphone, linked to a list of hundreds of protests, many of which contained thousands of names, out of alphabetical order, on hundreds of pages. This form of notice violates state law requiring persons filing protests to serve challenged voters “copies of all filings.” 08 N.C. Admin. Code 02 .0111.</w:t>
       </w:r>
     </w:p>
     <w:p>
@@ -9488,13 +9410,7 @@
         <w:noBreakHyphen/>
       </w:r>
       <w:r>
-        <w:t xml:space="preserve">29 ¶¶ 8</w:t>
-      </w:r>
-      <w:r>
-        <w:noBreakHyphen/>
-      </w:r>
-      <w:r>
-        <w:t xml:space="preserve">13)</w:t>
+        <w:t xml:space="preserve">29 ¶¶ 8-⁠13)</w:t>
       </w:r>
     </w:p>
     <w:p>
@@ -10328,13 +10244,145 @@
         <w:t xml:space="preserve"> </w:t>
       </w:r>
       <w:r>
-        <w:t xml:space="preserve">N.C. Gen. Stat. § 163</w:t>
+        <w:t xml:space="preserve">N.C. Gen. Stat. § 163-⁠106(c) (2007). As a result, “to minimize disruption to the ongoing election cycle,” the Court stayed its order requiring the General Assembly to redraw the district “until after the 2008 election.”</w:t>
+      </w:r>
+      <w:r>
+        <w:t xml:space="preserve"> </w:t>
+      </w:r>
+      <w:r>
+        <w:rPr>
+          <w:i/>
+          <w:iCs/>
+        </w:rPr>
+        <w:t xml:space="preserve">Pender County</w:t>
+      </w:r>
+      <w:r>
+        <w:t xml:space="preserve">, 361 N.C. at 510, 649 S.E.2d at 376. In other words, the Court ordered that relief for the election-law violation at issue should run only prospectively for future election cycles rather than change the rules for an election cycle that was already underway.</w:t>
+      </w:r>
+      <w:r>
+        <w:t xml:space="preserve"> </w:t>
+      </w:r>
+      <w:r>
+        <w:rPr>
+          <w:i/>
+          <w:iCs/>
+        </w:rPr>
+        <w:t xml:space="preserve">See id.</w:t>
+      </w:r>
+    </w:p>
+    <w:p>
+      <w:pPr>
+        <w:pStyle w:val="BodyText"/>
+      </w:pPr>
+      <w:r>
+        <w:t xml:space="preserve">Several Justices of the North Carolina Supreme Court have since emphasized the importance of this principle.</w:t>
+      </w:r>
+      <w:r>
+        <w:t xml:space="preserve"> </w:t>
+      </w:r>
+      <w:r>
+        <w:rPr>
+          <w:i/>
+          <w:iCs/>
+        </w:rPr>
+        <w:t xml:space="preserve">E.g.</w:t>
+      </w:r>
+      <w:r>
+        <w:t xml:space="preserve">,</w:t>
+      </w:r>
+      <w:r>
+        <w:t xml:space="preserve"> </w:t>
+      </w:r>
+      <w:r>
+        <w:rPr>
+          <w:i/>
+          <w:iCs/>
+        </w:rPr>
+        <w:t xml:space="preserve">Griffin</w:t>
+      </w:r>
+      <w:r>
+        <w:t xml:space="preserve">, 909 S.E.2d</w:t>
+      </w:r>
+      <w:r>
+        <w:t xml:space="preserve"> </w:t>
+      </w:r>
+      <w:r>
+        <w:t xml:space="preserve">at 872 (Dietz, J., dissenting);</w:t>
+      </w:r>
+      <w:r>
+        <w:t xml:space="preserve"> </w:t>
+      </w:r>
+      <w:r>
+        <w:rPr>
+          <w:i/>
+          <w:iCs/>
+        </w:rPr>
+        <w:t xml:space="preserve">Holmes v. Moore</w:t>
+      </w:r>
+      <w:r>
+        <w:t xml:space="preserve">, 382 N.C. 690, 691, 876 S.E.2d 903, 904 (2022) (Newby, C.J., dissenting);</w:t>
+      </w:r>
+      <w:r>
+        <w:t xml:space="preserve"> </w:t>
+      </w:r>
+      <w:r>
+        <w:rPr>
+          <w:i/>
+          <w:iCs/>
+        </w:rPr>
+        <w:t xml:space="preserve">Harper v. Hall</w:t>
+      </w:r>
+      <w:r>
+        <w:t xml:space="preserve">, 382 N.C. 314, 319, 874 S.E.2d 902, 906 (2022) (Barringer, J., dissenting).</w:t>
+      </w:r>
+    </w:p>
+    <w:p>
+      <w:pPr>
+        <w:pStyle w:val="BodyText"/>
+      </w:pPr>
+      <w:r>
+        <w:t xml:space="preserve">There can be no doubt that this case involves a challenge to election rules in a period close to the election. The election concluded four months ago, followed by multiple recounts confirming the winner. To change the rules of the election now—months after millions of North Carolinians have already cast their ballots—would “fundamentally alter[] the nature of the election” and “gravely affect the integrity of the election process.”</w:t>
+      </w:r>
+      <w:r>
+        <w:t xml:space="preserve"> </w:t>
+      </w:r>
+      <w:r>
+        <w:rPr>
+          <w:i/>
+          <w:iCs/>
+        </w:rPr>
+        <w:t xml:space="preserve">Republican Nat’l Comm. v. Democratic</w:t>
+      </w:r>
+      <w:r>
+        <w:rPr>
+          <w:i/>
+          <w:iCs/>
+        </w:rPr>
+        <w:t xml:space="preserve"> </w:t>
+      </w:r>
+      <w:r>
+        <w:rPr>
+          <w:i/>
+          <w:iCs/>
+        </w:rPr>
+        <w:t xml:space="preserve">Nat’l Comm.</w:t>
+      </w:r>
+      <w:r>
+        <w:t xml:space="preserve">, 589 U.S. 423, 424</w:t>
       </w:r>
       <w:r>
         <w:noBreakHyphen/>
       </w:r>
       <w:r>
-        <w:t xml:space="preserve">106(c) (2007). As a result, “to minimize disruption to the ongoing election cycle,” the Court stayed its order requiring the General Assembly to redraw the district “until after the 2008 election.”</w:t>
+        <w:t xml:space="preserve">25 (2020) (per curiam).</w:t>
+      </w:r>
+    </w:p>
+    <w:p>
+      <w:pPr>
+        <w:pStyle w:val="BodyText"/>
+      </w:pPr>
+      <w:r>
+        <w:t xml:space="preserve">Moreover, Petitioner unduly delayed in challenging the election rules. Petitioner, like all candidates, has every right to bring post-election protests over alleged irregularities in the election process. But that is not what Petitioner’s protests are about. To the contrary, Petitioner’s protests challenge longstanding election rules. That kind of post-election challenge violates</w:t>
       </w:r>
       <w:r>
         <w:t xml:space="preserve"> </w:t>
@@ -10347,17 +10395,33 @@
         <w:t xml:space="preserve">Pender County</w:t>
       </w:r>
       <w:r>
-        <w:t xml:space="preserve">, 361 N.C. at 510, 649 S.E.2d at 376. In other words, the Court ordered that relief for the election-law violation at issue should run only prospectively for future election cycles rather than change the rules for an election cycle that was already underway.</w:t>
-      </w:r>
-      <w:r>
-        <w:t xml:space="preserve"> </w:t>
-      </w:r>
-      <w:r>
-        <w:rPr>
-          <w:i/>
-          <w:iCs/>
-        </w:rPr>
-        <w:t xml:space="preserve">See id.</w:t>
+        <w:t xml:space="preserve">.</w:t>
+      </w:r>
+    </w:p>
+    <w:p>
+      <w:pPr>
+        <w:pStyle w:val="BodyTextNote"/>
+      </w:pPr>
+      <w:r>
+        <w:t xml:space="preserve">Each of Petitioner’s three categories of protests comes far too late. Petitioner first challenges voters who lack a driver’s license or social security number in the Board’s database. But it is undisputed that the voter-registration form that he contests was in place long before this election.</w:t>
+      </w:r>
+      <w:r>
+        <w:rPr>
+          <w:rStyle w:val="FootnoteReference"/>
+        </w:rPr>
+        <w:footnoteReference w:id="15"/>
+      </w:r>
+      <w:r>
+        <w:t xml:space="preserve"> </w:t>
+      </w:r>
+      <w:r>
+        <w:t xml:space="preserve">It was not until October 2023 when a voter took issue with the form. (Doc. Ex. I 4825) In December 2023, the Board concluded that “the appropriate remedy is to implement changes recommended by staff to the voter registration application form and any related materials” only on a going-forward basis. (Doc. Ex. I 4828</w:t>
+      </w:r>
+      <w:r>
+        <w:noBreakHyphen/>
+      </w:r>
+      <w:r>
+        <w:t xml:space="preserve">29) Petitioner thus had almost a year before the election to challenge this decision.</w:t>
       </w:r>
     </w:p>
     <w:p>
@@ -10365,161 +10429,7 @@
         <w:pStyle w:val="BodyText"/>
       </w:pPr>
       <w:r>
-        <w:t xml:space="preserve">Several Justices of the North Carolina Supreme Court have since emphasized the importance of this principle.</w:t>
-      </w:r>
-      <w:r>
-        <w:t xml:space="preserve"> </w:t>
-      </w:r>
-      <w:r>
-        <w:rPr>
-          <w:i/>
-          <w:iCs/>
-        </w:rPr>
-        <w:t xml:space="preserve">E.g.</w:t>
-      </w:r>
-      <w:r>
-        <w:t xml:space="preserve">,</w:t>
-      </w:r>
-      <w:r>
-        <w:t xml:space="preserve"> </w:t>
-      </w:r>
-      <w:r>
-        <w:rPr>
-          <w:i/>
-          <w:iCs/>
-        </w:rPr>
-        <w:t xml:space="preserve">Griffin</w:t>
-      </w:r>
-      <w:r>
-        <w:t xml:space="preserve">, 909 S.E.2d</w:t>
-      </w:r>
-      <w:r>
-        <w:t xml:space="preserve"> </w:t>
-      </w:r>
-      <w:r>
-        <w:t xml:space="preserve">at 872 (Dietz, J., dissenting);</w:t>
-      </w:r>
-      <w:r>
-        <w:t xml:space="preserve"> </w:t>
-      </w:r>
-      <w:r>
-        <w:rPr>
-          <w:i/>
-          <w:iCs/>
-        </w:rPr>
-        <w:t xml:space="preserve">Holmes v. Moore</w:t>
-      </w:r>
-      <w:r>
-        <w:t xml:space="preserve">, 382 N.C. 690, 691, 876 S.E.2d 903, 904 (2022) (Newby, C.J., dissenting);</w:t>
-      </w:r>
-      <w:r>
-        <w:t xml:space="preserve"> </w:t>
-      </w:r>
-      <w:r>
-        <w:rPr>
-          <w:i/>
-          <w:iCs/>
-        </w:rPr>
-        <w:t xml:space="preserve">Harper v. Hall</w:t>
-      </w:r>
-      <w:r>
-        <w:t xml:space="preserve">, 382 N.C. 314, 319, 874 S.E.2d 902, 906 (2022) (Barringer, J., dissenting).</w:t>
-      </w:r>
-    </w:p>
-    <w:p>
-      <w:pPr>
-        <w:pStyle w:val="BodyText"/>
-      </w:pPr>
-      <w:r>
-        <w:t xml:space="preserve">There can be no doubt that this case involves a challenge to election rules in a period close to the election. The election concluded four months ago, followed by multiple recounts confirming the winner. To change the rules of the election now—months after millions of North Carolinians have already cast their ballots—would “fundamentally alter[] the nature of the election” and “gravely affect the integrity of the election process.”</w:t>
-      </w:r>
-      <w:r>
-        <w:t xml:space="preserve"> </w:t>
-      </w:r>
-      <w:r>
-        <w:rPr>
-          <w:i/>
-          <w:iCs/>
-        </w:rPr>
-        <w:t xml:space="preserve">Republican Nat’l Comm. v. Democratic</w:t>
-      </w:r>
-      <w:r>
-        <w:rPr>
-          <w:i/>
-          <w:iCs/>
-        </w:rPr>
-        <w:t xml:space="preserve"> </w:t>
-      </w:r>
-      <w:r>
-        <w:rPr>
-          <w:i/>
-          <w:iCs/>
-        </w:rPr>
-        <w:t xml:space="preserve">Nat’l Comm.</w:t>
-      </w:r>
-      <w:r>
-        <w:t xml:space="preserve">, 589 U.S. 423, 424</w:t>
-      </w:r>
-      <w:r>
-        <w:noBreakHyphen/>
-      </w:r>
-      <w:r>
-        <w:t xml:space="preserve">25 (2020) (per curiam).</w:t>
-      </w:r>
-    </w:p>
-    <w:p>
-      <w:pPr>
-        <w:pStyle w:val="BodyText"/>
-      </w:pPr>
-      <w:r>
-        <w:t xml:space="preserve">Moreover, Petitioner unduly delayed in challenging the election rules. Petitioner, like all candidates, has every right to bring post-election protests over alleged irregularities in the election process. But that is not what Petitioner’s protests are about. To the contrary, Petitioner’s protests challenge longstanding election rules. That kind of post-election challenge violates</w:t>
-      </w:r>
-      <w:r>
-        <w:t xml:space="preserve"> </w:t>
-      </w:r>
-      <w:r>
-        <w:rPr>
-          <w:i/>
-          <w:iCs/>
-        </w:rPr>
-        <w:t xml:space="preserve">Pender County</w:t>
-      </w:r>
-      <w:r>
-        <w:t xml:space="preserve">.</w:t>
-      </w:r>
-    </w:p>
-    <w:p>
-      <w:pPr>
-        <w:pStyle w:val="BodyTextNote"/>
-      </w:pPr>
-      <w:r>
-        <w:t xml:space="preserve">Each of Petitioner’s three categories of protests comes far too late. Petitioner first challenges voters who lack a driver’s license or social security number in the Board’s database. But it is undisputed that the voter-registration form that he contests was in place long before this election.</w:t>
-      </w:r>
-      <w:r>
-        <w:rPr>
-          <w:rStyle w:val="FootnoteReference"/>
-        </w:rPr>
-        <w:footnoteReference w:id="15"/>
-      </w:r>
-      <w:r>
-        <w:t xml:space="preserve"> </w:t>
-      </w:r>
-      <w:r>
-        <w:t xml:space="preserve">It was not until October 2023 when a voter took issue with the form. (Doc. Ex. I 4825) In December 2023, the Board concluded that “the appropriate remedy is to implement changes recommended by staff to the voter registration application form and any related materials” only on a going-forward basis. (Doc. Ex. I 4828</w:t>
-      </w:r>
-      <w:r>
-        <w:noBreakHyphen/>
-      </w:r>
-      <w:r>
-        <w:t xml:space="preserve">29) Petitioner thus had almost a year before the election to challenge this decision.</w:t>
-      </w:r>
-    </w:p>
-    <w:p>
-      <w:pPr>
-        <w:pStyle w:val="BodyText"/>
-      </w:pPr>
-      <w:r>
-        <w:t xml:space="preserve">Petitioner next challenges certain votes cast by military and overseas voters who did not include a copy of a photo identification with their ballots. Long before the election, however, the Board promulgated a rule providing that these military and overseas voters were “not required to submit a photocopy of acceptable photo identification” with their absentee ballots. 08 N.C. Admin. Code 17 .0109(d). This rule was first made effective on August 23, 2019. 08 N.C. Admin. Code 17 .0109(d) (2019). During an injunction against the photo ID law, that rule expired. A substantively identical provision was then readopted as a temporary rule when the injunction was lifted and became effective on August 1, 2023, and then was made a permanent rule on April 1, 2024. Doc. Ex. I 5404;</w:t>
+        <w:t xml:space="preserve">Petitioner next challenges certain votes cast by military and overseas voters who did not include a copy of a photo identification with their ballots. Long before the election, however, the Board promulgated a rule providing that these military and overseas voters were “not required to submit a photocopy of acceptable photo identification” with their absentee ballots. 08 N.C. Admin. Code 17 .0109(d). This rule was first made effective on August 23, 2019. 08 N.C. Admin. Code 17 .0109(d) (2019). During an injunction against the photo ID law, that rule expired. A substantively identical provision was then readopted as a temporary rule when the injunction was lifted and became effective on August 1, 2023, and then was made a permanent rule on April 1, 2024. Doc. Ex. I 5404;</w:t>
       </w:r>
       <w:r>
         <w:t xml:space="preserve"> </w:t>
@@ -10535,7 +10445,7 @@
         <w:t xml:space="preserve"> </w:t>
       </w:r>
       <w:r>
-        <w:t xml:space="preserve">08 N.C. Admin. Code 17 .0109. The Rules Review Commission thus approved this rule provision three separate times, and the rule applied in five different elections before this past November’s general election.</w:t>
+        <w:t xml:space="preserve">08 N.C. Admin. Code 17 .0109. The Rules Review Commission thus approved this rule provision three separate times, and the rule applied in five different elections before this past November’s general election.</w:t>
       </w:r>
     </w:p>
     <w:p>
@@ -10951,7 +10861,7 @@
         <w:t xml:space="preserve"> </w:t>
       </w:r>
       <w:r>
-        <w:t xml:space="preserve">at 271, 607 S.E.2d at 645. Relevant statutes and the Board’s own regulations said “clearly and unambiguously” that “voters must cast ballots . . . in their precincts of residence.”</w:t>
+        <w:t xml:space="preserve">at 271, 607 S.E.2d at 645. Relevant statutes and the Board’s own regulations said “clearly and unambiguously” that “voters must cast ballots . . . in their precincts of residence.”</w:t>
       </w:r>
       <w:r>
         <w:t xml:space="preserve"> </w:t>
@@ -11259,7 +11169,7 @@
         <w:t xml:space="preserve"> </w:t>
       </w:r>
       <w:r>
-        <w:t xml:space="preserve">at 271, 607 S.E.2d at 645. Instead, it simply “remand[ed]” the “case . . . for further proceedings.”</w:t>
+        <w:t xml:space="preserve">at 271, 607 S.E.2d at 645. Instead, it simply “remand[ed]” the “case . . . for further proceedings.”</w:t>
       </w:r>
       <w:r>
         <w:t xml:space="preserve"> </w:t>
@@ -11946,7 +11856,7 @@
         <w:t xml:space="preserve">Trump</w:t>
       </w:r>
       <w:r>
-        <w:t xml:space="preserve">, 951 N.W.2d at 570. The court explained that “the proposition that laches may bar an untimely election challenge . . . appears to be recognized and applied universally.”</w:t>
+        <w:t xml:space="preserve">, 951 N.W.2d at 570. The court explained that “the proposition that laches may bar an untimely election challenge . . . appears to be recognized and applied universally.”</w:t>
       </w:r>
       <w:r>
         <w:t xml:space="preserve"> </w:t>
@@ -12072,7 +11982,7 @@
         <w:t xml:space="preserve"> </w:t>
       </w:r>
       <w:r>
-        <w:t xml:space="preserve">seeks to ensure clear and settled election rules, it does not apply to claims arising from unforeseen election-day errors or improprieties. When a party brings “claims . . . of improper electoral activity”—rather than “issues that arise in the administration of every election”—those claims do not face the</w:t>
+        <w:t xml:space="preserve">seeks to ensure clear and settled election rules, it does not apply to claims arising from unforeseen election-day errors or improprieties. When a party brings “claims . . . of improper electoral activity”—rather than “issues that arise in the administration of every election”—those claims do not face the</w:t>
       </w:r>
       <w:r>
         <w:t xml:space="preserve"> </w:t>
@@ -12112,13 +12022,7 @@
         <w:pStyle w:val="BodyText"/>
       </w:pPr>
       <w:r>
-        <w:t xml:space="preserve">The election-protest statutes support this distinction. They apply to “the conduct of an election”—that is, a party may protest “the manner in which votes were counted and results tabulated” or “some other irregularity.” N.C. Gen. Stat. §§ 163</w:t>
-      </w:r>
-      <w:r>
-        <w:noBreakHyphen/>
-      </w:r>
-      <w:r>
-        <w:t xml:space="preserve">182.9(a),</w:t>
+        <w:t xml:space="preserve">The election-protest statutes support this distinction. They apply to “the conduct of an election”—that is, a party may protest “the manner in which votes were counted and results tabulated” or “some other irregularity.” N.C. Gen. Stat. §§ 163-⁠182.9(a),</w:t>
       </w:r>
       <w:r>
         <w:t xml:space="preserve"> </w:t>
@@ -12713,7 +12617,7 @@
         <w:t xml:space="preserve">Morgan Stanley Cap. Grp. v. Pub. Util. Dist. No. 1</w:t>
       </w:r>
       <w:r>
-        <w:t xml:space="preserve">, 554 U.S. 527, 544 (2008) (holding that the rule that an agency decision cannot be affirmed for “justification in court different from what it provided in its opinion . . . has no application” for issues of law);</w:t>
+        <w:t xml:space="preserve">, 554 U.S. 527, 544 (2008) (holding that the rule that an agency decision cannot be affirmed for “justification in court different from what it provided in its opinion . . . has no application” for issues of law);</w:t>
       </w:r>
       <w:r>
         <w:t xml:space="preserve"> </w:t>
@@ -14152,64 +14056,80 @@
         <w:t xml:space="preserve"> </w:t>
       </w:r>
       <w:r>
-        <w:t xml:space="preserve">of the General Statutes govern the filing and consideration of election protests. These provisions direct the Board to “prescribe forms for filing protests” and to “promulgate rules providing for adequate notice to parties.” N.C. Gen. Stat. §§ 163</w:t>
+        <w:t xml:space="preserve">of the General Statutes govern the filing and consideration of election protests. These provisions direct the Board to “prescribe forms for filing protests” and to “promulgate rules providing for adequate notice to parties.” N.C. Gen. Stat. §§ 163-⁠182.9(c),</w:t>
+      </w:r>
+      <w:r>
+        <w:t xml:space="preserve"> </w:t>
       </w:r>
       <w:r>
         <w:noBreakHyphen/>
       </w:r>
       <w:r>
-        <w:t xml:space="preserve">182.9(c),</w:t>
-      </w:r>
-      <w:r>
-        <w:t xml:space="preserve"> </w:t>
+        <w:t xml:space="preserve">182.10(e). Implementing this legislative mandate, the Board prescribed forms for the filing of protests.</w:t>
+      </w:r>
+      <w:r>
+        <w:t xml:space="preserve"> </w:t>
+      </w:r>
+      <w:r>
+        <w:rPr>
+          <w:i/>
+          <w:iCs/>
+        </w:rPr>
+        <w:t xml:space="preserve">See</w:t>
+      </w:r>
+      <w:r>
+        <w:t xml:space="preserve"> </w:t>
+      </w:r>
+      <w:r>
+        <w:t xml:space="preserve">08 N.C. Admin. Code 02 .0111. For protests concerning “the eligibility or ineligibility of particular voters,” the forms direct persons filing protests to serve voters.</w:t>
+      </w:r>
+      <w:r>
+        <w:t xml:space="preserve"> </w:t>
+      </w:r>
+      <w:r>
+        <w:rPr>
+          <w:i/>
+          <w:iCs/>
+        </w:rPr>
+        <w:t xml:space="preserve">Id.</w:t>
+      </w:r>
+      <w:r>
+        <w:t xml:space="preserve"> </w:t>
+      </w:r>
+      <w:r>
+        <w:t xml:space="preserve">The forms specifically provide that when voters’ eligibility to vote is challenged in a protest, voters must be sent “copies of all filings” by “personal delivery, transmittal through U.S. Mail or commercial carrier service,” or “by any other means affirmatively authorized” by voters.</w:t>
+      </w:r>
+      <w:r>
+        <w:t xml:space="preserve"> </w:t>
+      </w:r>
+      <w:r>
+        <w:rPr>
+          <w:i/>
+          <w:iCs/>
+        </w:rPr>
+        <w:t xml:space="preserve">Id.</w:t>
+      </w:r>
+    </w:p>
+    <w:p>
+      <w:pPr>
+        <w:pStyle w:val="BodyText"/>
+      </w:pPr>
+      <w:r>
+        <w:t xml:space="preserve">Here, Petitioner’s protests fail because he did not send copies of his protests to voters’ addresses. Instead, Petitioner’s political party mailed voters a postcard directed to the voter “or current resident” stating that their “vote may be affected by one or more protests filed in relation to the 2024 General Election.” (Doc. Ex. I 4889 (emphasis added); T pp 46, 89) The postcard did not inform voters that their vote was actually being challenged, or the grounds for that challenge. It also did not inform voters that it was meant to effect formal service of an election protest. Rather, the postcard merely directed voters to “scan this QR code to view the protest filings.” (Doc. Ex. I 4889)</w:t>
+      </w:r>
+    </w:p>
+    <w:p>
+      <w:pPr>
+        <w:pStyle w:val="BodyText"/>
+      </w:pPr>
+      <w:r>
+        <w:t xml:space="preserve">This QR code, when scanned with a smartphone, took users to a website where hundreds of protests were listed, not just from Petitioner, but also from three other campaigns. (Doc. Ex. I 5408</w:t>
       </w:r>
       <w:r>
         <w:noBreakHyphen/>
       </w:r>
       <w:r>
-        <w:t xml:space="preserve">182.10(e). Implementing this legislative mandate, the Board prescribed forms for the filing of protests.</w:t>
-      </w:r>
-      <w:r>
-        <w:t xml:space="preserve"> </w:t>
-      </w:r>
-      <w:r>
-        <w:rPr>
-          <w:i/>
-          <w:iCs/>
-        </w:rPr>
-        <w:t xml:space="preserve">See</w:t>
-      </w:r>
-      <w:r>
-        <w:t xml:space="preserve"> </w:t>
-      </w:r>
-      <w:r>
-        <w:t xml:space="preserve">08 N.C. Admin. Code 02 .0111. For protests concerning “the eligibility or ineligibility of particular voters,” the forms direct persons filing protests to serve voters.</w:t>
-      </w:r>
-      <w:r>
-        <w:t xml:space="preserve"> </w:t>
-      </w:r>
-      <w:r>
-        <w:rPr>
-          <w:i/>
-          <w:iCs/>
-        </w:rPr>
-        <w:t xml:space="preserve">Id.</w:t>
-      </w:r>
-      <w:r>
-        <w:t xml:space="preserve"> </w:t>
-      </w:r>
-      <w:r>
-        <w:t xml:space="preserve">The forms specifically provide that when voters’ eligibility to vote is challenged in a protest, voters must be sent “copies of all filings” by “personal delivery, transmittal through U.S. Mail or commercial carrier service,” or “by any other means affirmatively authorized” by voters.</w:t>
-      </w:r>
-      <w:r>
-        <w:t xml:space="preserve"> </w:t>
-      </w:r>
-      <w:r>
-        <w:rPr>
-          <w:i/>
-          <w:iCs/>
-        </w:rPr>
-        <w:t xml:space="preserve">Id.</w:t>
+        <w:t xml:space="preserve">09) Voters then, to find out if any protests concerned them, had to scour hundreds of protests and thousands of names to try to locate their names on attached spreadsheets. (Doc. Ex. I 5409) As shown below, these spreadsheets listed voters’ names in small print, out of alphabetical order. (Doc. Ex. I 5409)</w:t>
       </w:r>
     </w:p>
     <w:p>
@@ -14217,7 +14137,7 @@
         <w:pStyle w:val="BodyText"/>
       </w:pPr>
       <w:r>
-        <w:t xml:space="preserve">Here, Petitioner’s protests fail because he did not send copies of his protests to voters’ addresses. Instead, Petitioner’s political party mailed voters a postcard directed to the voter “or current resident” stating that their “vote may be affected by one or more protests filed in relation to the 2024 General Election.” (Doc. Ex. I 4889 (emphasis added); T pp 46, 89) The postcard did not inform voters that their vote was actually being challenged, or the grounds for that challenge. It also did not inform voters that it was meant to effect formal service of an election protest. Rather, the postcard merely directed voters to “scan this QR code to view the protest filings.” (Doc. Ex. I 4889)</w:t>
+        <w:t xml:space="preserve">Thus, Petitioner failed to serve voters with “copies” of his protests via “personal delivery, transmittal through U.S. Mail or commercial carrier service.” 08 N.C. Admin. Code 02 .0111. At best, he served voters with copies via a QR Code, in a confusing manner that failed to directly inform voters that he was actually challenging their votes. Petitioner’s protests were therefore properly rejected for failure to provide proper service.</w:t>
       </w:r>
     </w:p>
     <w:p>
@@ -14225,13 +14145,13 @@
         <w:pStyle w:val="BodyText"/>
       </w:pPr>
       <w:r>
-        <w:t xml:space="preserve">This QR code, when scanned with a smartphone, took users to a website where hundreds of protests were listed, not just from Petitioner, but also from three other campaigns. (Doc. Ex. I 5408</w:t>
+        <w:t xml:space="preserve">Petitioner suggests that this failure should be ignored because he had no obligation to serve his protests on voters at all. Br. 61</w:t>
       </w:r>
       <w:r>
         <w:noBreakHyphen/>
       </w:r>
       <w:r>
-        <w:t xml:space="preserve">09) Voters then, to find out if any protests concerned them, had to scour hundreds of protests and thousands of names to try to locate their names on attached spreadsheets. (Doc. Ex. I 5409) As shown below, these spreadsheets listed voters’ names in small print, out of alphabetical order. (Doc. Ex. I 5409)</w:t>
+        <w:t xml:space="preserve">62. He claims that the county boards have exclusive statutory responsibility for “giv[ing] notice” of “protest hearing[s].” Br. 62; N.C. Gen. Stat. § 163-⁠182.10(b).</w:t>
       </w:r>
     </w:p>
     <w:p>
@@ -14239,7 +14159,13 @@
         <w:pStyle w:val="BodyText"/>
       </w:pPr>
       <w:r>
-        <w:t xml:space="preserve">Thus, Petitioner failed to serve voters with “copies” of his protests via “personal delivery, transmittal through U.S. Mail or commercial carrier service.” 08 N.C. Admin. Code 02 .0111. At best, he served voters with copies via a QR Code, in a confusing manner that failed to directly inform voters that he was actually challenging their votes. Petitioner’s protests were therefore properly rejected for failure to provide proper service.</w:t>
+        <w:t xml:space="preserve">But Petitioner overlooks that the General Assembly also directed the Board to “promulgate rules providing for adequate notice” of election protests. N.C. Gen. Stat. § 163-⁠182.10(e).</w:t>
+      </w:r>
+      <w:r>
+        <w:t xml:space="preserve"> </w:t>
+      </w:r>
+      <w:r>
+        <w:t xml:space="preserve">The Board’s rulemaking authority is thus not limited to prescribing rules for the county boards to follow when they provide notice of a hearing, as Petitioner argues. Instead, the Board has authority to require that separate notice also be provided when persons file protests that initiate legal proceedings, just as civil litigants must do when initiating a case.</w:t>
       </w:r>
     </w:p>
     <w:p>
@@ -14247,47 +14173,7 @@
         <w:pStyle w:val="BodyText"/>
       </w:pPr>
       <w:r>
-        <w:t xml:space="preserve">Petitioner suggests that this failure should be ignored because he had no obligation to serve his protests on voters at all. Br. 61</w:t>
-      </w:r>
-      <w:r>
-        <w:noBreakHyphen/>
-      </w:r>
-      <w:r>
-        <w:t xml:space="preserve">62. He claims that the county boards have exclusive statutory responsibility for “giv[ing] notice” of “protest hearing[s].” Br. 62; N.C. Gen. Stat. § 163</w:t>
-      </w:r>
-      <w:r>
-        <w:noBreakHyphen/>
-      </w:r>
-      <w:r>
-        <w:t xml:space="preserve">182.10(b).</w:t>
-      </w:r>
-    </w:p>
-    <w:p>
-      <w:pPr>
-        <w:pStyle w:val="BodyText"/>
-      </w:pPr>
-      <w:r>
-        <w:t xml:space="preserve">But Petitioner overlooks that the General Assembly also directed the Board to “promulgate rules providing for adequate notice” of election protests. N.C. Gen. Stat. § 163</w:t>
-      </w:r>
-      <w:r>
-        <w:noBreakHyphen/>
-      </w:r>
-      <w:r>
-        <w:t xml:space="preserve">182.10(e).</w:t>
-      </w:r>
-      <w:r>
-        <w:t xml:space="preserve"> </w:t>
-      </w:r>
-      <w:r>
-        <w:t xml:space="preserve">The Board’s rulemaking authority is thus not limited to prescribing rules for the county boards to follow when they provide notice of a hearing, as Petitioner argues. Instead, the Board has authority to require that separate notice also be provided when persons file protests that initiate legal proceedings, just as civil litigants must do when initiating a case.</w:t>
-      </w:r>
-    </w:p>
-    <w:p>
-      <w:pPr>
-        <w:pStyle w:val="BodyText"/>
-      </w:pPr>
-      <w:r>
-        <w:t xml:space="preserve">The Board’s duly promulgated rules, moreover, leave no doubt that Petitioner was required to notify voters in this situation, see 08 N.C. Admin. Code 02 .0111—which Petitioner expressly agreed to do. (Doc. Ex. I 8) Given this commitment, Petitioner cannot now claim he had no obligation to notify the voters he seeks to disenfranchise.</w:t>
+        <w:t xml:space="preserve">The Board’s duly promulgated rules, moreover, leave no doubt that Petitioner was required to notify voters in this situation, see 08 N.C. Admin. Code 02 .0111—which Petitioner expressly agreed to do. (Doc. Ex. I 8) Given this commitment, Petitioner cannot now claim he had no obligation to notify the voters he seeks to disenfranchise.</w:t>
       </w:r>
     </w:p>
     <w:p>
@@ -14295,7 +14181,7 @@
         <w:pStyle w:val="BodyTextNote"/>
       </w:pPr>
       <w:r>
-        <w:t xml:space="preserve">Petitioner also argues that his postcard “complied with the Board’s service demand.” Br. 62. This argument, however, cannot be squared with the text of the Board’s service rule. That rule does not require protesters to mail voters postcards stating that their votes might be affected. It rather requires service of “copies” of actual “filings” via “U.S. Mail or commercial carrier service,” so that voters know that their votes are being protested. 08 N.C. Admin. Code 02 .0111. Because Petitioner indisputably did not provide such service, the Board properly dismissed his protests.</w:t>
+        <w:t xml:space="preserve">Petitioner also argues that his postcard “complied with the Board’s service demand.” Br. 62. This argument, however, cannot be squared with the text of the Board’s service rule. That rule does not require protesters to mail voters postcards stating that their votes might be affected. It rather requires service of “copies” of actual “filings” via “U.S. Mail or commercial carrier service,” so that voters know that their votes are being protested. 08 N.C. Admin. Code 02 .0111. Because Petitioner indisputably did not provide such service, the Board properly dismissed his protests.</w:t>
       </w:r>
       <w:r>
         <w:rPr>
@@ -14945,19 +14831,65 @@
         <w:t xml:space="preserve"> </w:t>
       </w:r>
       <w:r>
-        <w:t xml:space="preserve">That statute requires all voter registration applications to “request” that voters provide their driver’s license number or the last four digits of their social security number. N.C. Gen. Stat. § 163</w:t>
+        <w:t xml:space="preserve">That statute requires all voter registration applications to “request” that voters provide their driver’s license number or the last four digits of their social security number. N.C. Gen. Stat. § 163-⁠82.4(a)⁠(11).</w:t>
+      </w:r>
+      <w:r>
+        <w:t xml:space="preserve"> </w:t>
+      </w:r>
+      <w:r>
+        <w:t xml:space="preserve">It also allows voters who have not been issued one of those numbers to receive a “unique identifier number” from the Board for registration.</w:t>
+      </w:r>
+      <w:r>
+        <w:t xml:space="preserve"> </w:t>
+      </w:r>
+      <w:r>
+        <w:rPr>
+          <w:i/>
+          <w:iCs/>
+        </w:rPr>
+        <w:t xml:space="preserve">Id.</w:t>
+      </w:r>
+      <w:r>
+        <w:t xml:space="preserve"> </w:t>
+      </w:r>
+      <w:r>
+        <w:t xml:space="preserve">§ 163-⁠82.4(b).</w:t>
+      </w:r>
+      <w:r>
+        <w:t xml:space="preserve"> </w:t>
+      </w:r>
+      <w:r>
+        <w:t xml:space="preserve">If a “voter fails to complete any required item on the voter registration form,” the law requires the county boards of elections to “identify and contact” the voter so that the voter “shall be notified of the omission and given the opportunity to complete the form at least by 5:00 P.M. on the day before the county canvass.”</w:t>
+      </w:r>
+      <w:r>
+        <w:t xml:space="preserve"> </w:t>
+      </w:r>
+      <w:r>
+        <w:rPr>
+          <w:i/>
+          <w:iCs/>
+        </w:rPr>
+        <w:t xml:space="preserve">Id.</w:t>
+      </w:r>
+      <w:r>
+        <w:t xml:space="preserve"> </w:t>
+      </w:r>
+      <w:r>
+        <w:t xml:space="preserve">§ 163-⁠82.4(f).</w:t>
+      </w:r>
+    </w:p>
+    <w:p>
+      <w:pPr>
+        <w:pStyle w:val="BodyText"/>
+      </w:pPr>
+      <w:r>
+        <w:t xml:space="preserve">The second registration law is section 163</w:t>
       </w:r>
       <w:r>
         <w:noBreakHyphen/>
       </w:r>
       <w:r>
-        <w:t xml:space="preserve">82.4(a)⁠(11).</w:t>
-      </w:r>
-      <w:r>
-        <w:t xml:space="preserve"> </w:t>
-      </w:r>
-      <w:r>
-        <w:t xml:space="preserve">It also allows voters who have not been issued one of those numbers to receive a “unique identifier number” from the Board for registration.</w:t>
+        <w:t xml:space="preserve">82.12. That statute directs county boards to attempt to match identification numbers provided on a registration form with an existing government database.</w:t>
       </w:r>
       <w:r>
         <w:t xml:space="preserve"> </w:t>
@@ -14973,19 +14905,27 @@
         <w:t xml:space="preserve"> </w:t>
       </w:r>
       <w:r>
-        <w:t xml:space="preserve">§ 163</w:t>
+        <w:t xml:space="preserve">§ 163-⁠82.12(6)-⁠(9).</w:t>
+      </w:r>
+    </w:p>
+    <w:p>
+      <w:pPr>
+        <w:pStyle w:val="BodyText"/>
+      </w:pPr>
+      <w:r>
+        <w:t xml:space="preserve">The third registration law is section 163</w:t>
       </w:r>
       <w:r>
         <w:noBreakHyphen/>
       </w:r>
       <w:r>
-        <w:t xml:space="preserve">82.4(b).</w:t>
-      </w:r>
-      <w:r>
-        <w:t xml:space="preserve"> </w:t>
-      </w:r>
-      <w:r>
-        <w:t xml:space="preserve">If a “voter fails to complete any required item on the voter registration form,” the law requires the county boards of elections to “identify and contact” the voter so that the voter “shall be notified of the omission and given the opportunity to complete the form at least by 5:00 P.M. on the day before the county canvass.”</w:t>
+        <w:t xml:space="preserve">166.12.</w:t>
+      </w:r>
+      <w:r>
+        <w:t xml:space="preserve"> </w:t>
+      </w:r>
+      <w:r>
+        <w:t xml:space="preserve">That statute governs the requirements for certain voters who register by mail. These voters must provide, with their registration or upon voting for the first time, a “current and valid photo identification” or a copy of “a current utility bill, bank statement, government check, paycheck, or other government document” showing “the name and address of the voter”—a so-called “HAVA ID.”</w:t>
       </w:r>
       <w:r>
         <w:t xml:space="preserve"> </w:t>
@@ -15001,13 +14941,83 @@
         <w:t xml:space="preserve"> </w:t>
       </w:r>
       <w:r>
-        <w:t xml:space="preserve">§ 163</w:t>
-      </w:r>
-      <w:r>
-        <w:noBreakHyphen/>
-      </w:r>
-      <w:r>
-        <w:t xml:space="preserve">82.4(f).</w:t>
+        <w:t xml:space="preserve">§ 163-⁠166.12(a),</w:t>
+      </w:r>
+      <w:r>
+        <w:t xml:space="preserve"> </w:t>
+      </w:r>
+      <w:r>
+        <w:t xml:space="preserve">(b), (f)⁠(1);</w:t>
+      </w:r>
+      <w:r>
+        <w:t xml:space="preserve"> </w:t>
+      </w:r>
+      <w:r>
+        <w:rPr>
+          <w:i/>
+          <w:iCs/>
+        </w:rPr>
+        <w:t xml:space="preserve">see id.</w:t>
+      </w:r>
+      <w:r>
+        <w:t xml:space="preserve"> </w:t>
+      </w:r>
+      <w:r>
+        <w:t xml:space="preserve">§ 163-⁠82.6B(e). If these voters provide an identification number that matches with an existing government database, they are exempt from this requirement.</w:t>
+      </w:r>
+      <w:r>
+        <w:t xml:space="preserve"> </w:t>
+      </w:r>
+      <w:r>
+        <w:rPr>
+          <w:i/>
+          <w:iCs/>
+        </w:rPr>
+        <w:t xml:space="preserve">Id.</w:t>
+      </w:r>
+      <w:r>
+        <w:t xml:space="preserve"> </w:t>
+      </w:r>
+      <w:r>
+        <w:t xml:space="preserve">§ 163-⁠166.12(f)⁠(2).</w:t>
+      </w:r>
+      <w:r>
+        <w:t xml:space="preserve"> </w:t>
+      </w:r>
+      <w:r>
+        <w:t xml:space="preserve">In addition, this statute provides that “[r]egardless of whether an individual has registered by mail or by another method,” if the identification number on the voter’s registration form does not match with an existing government database, the individual may vote by presenting a HAVA ID when they vote for the first time.</w:t>
+      </w:r>
+      <w:r>
+        <w:t xml:space="preserve"> </w:t>
+      </w:r>
+      <w:r>
+        <w:rPr>
+          <w:i/>
+          <w:iCs/>
+        </w:rPr>
+        <w:t xml:space="preserve">Id.</w:t>
+      </w:r>
+      <w:r>
+        <w:t xml:space="preserve"> </w:t>
+      </w:r>
+      <w:r>
+        <w:t xml:space="preserve">§ 163-⁠166.12(d).</w:t>
+      </w:r>
+      <w:r>
+        <w:t xml:space="preserve"> </w:t>
+      </w:r>
+      <w:r>
+        <w:t xml:space="preserve">The statute specifically clarifies that “[i]f that identification is provided and the board of elections does not determine that the individual is otherwise ineligible to vote a ballot, the failure of identification numbers to match shall not prevent that individual from registering to vote and having that individual’s vote counted.”</w:t>
+      </w:r>
+      <w:r>
+        <w:t xml:space="preserve"> </w:t>
+      </w:r>
+      <w:r>
+        <w:rPr>
+          <w:i/>
+          <w:iCs/>
+        </w:rPr>
+        <w:t xml:space="preserve">Id.</w:t>
       </w:r>
     </w:p>
     <w:p>
@@ -15015,13 +15025,7 @@
         <w:pStyle w:val="BodyText"/>
       </w:pPr>
       <w:r>
-        <w:t xml:space="preserve">The second registration law is section 163</w:t>
-      </w:r>
-      <w:r>
-        <w:noBreakHyphen/>
-      </w:r>
-      <w:r>
-        <w:t xml:space="preserve">82.12. That statute directs county boards to attempt to match identification numbers provided on a registration form with an existing government database.</w:t>
+        <w:t xml:space="preserve">Once a voter’s registration form has been accepted by state officials, that voter is added to the state voter registration system, “the official voter registration list for the conduct of all elections in the State.”</w:t>
       </w:r>
       <w:r>
         <w:t xml:space="preserve"> </w:t>
@@ -15037,179 +15041,7 @@
         <w:t xml:space="preserve"> </w:t>
       </w:r>
       <w:r>
-        <w:t xml:space="preserve">§ 163</w:t>
-      </w:r>
-      <w:r>
-        <w:noBreakHyphen/>
-      </w:r>
-      <w:r>
-        <w:t xml:space="preserve">82.12(6)-(9).</w:t>
-      </w:r>
-    </w:p>
-    <w:p>
-      <w:pPr>
-        <w:pStyle w:val="BodyText"/>
-      </w:pPr>
-      <w:r>
-        <w:t xml:space="preserve">The third registration law is section 163</w:t>
-      </w:r>
-      <w:r>
-        <w:noBreakHyphen/>
-      </w:r>
-      <w:r>
-        <w:t xml:space="preserve">166.12.</w:t>
-      </w:r>
-      <w:r>
-        <w:t xml:space="preserve"> </w:t>
-      </w:r>
-      <w:r>
-        <w:t xml:space="preserve">That statute governs the requirements for certain voters who register by mail. These voters must provide, with their registration or upon voting for the first time, a “current and valid photo identification” or a copy of “a current utility bill, bank statement, government check, paycheck, or other government document” showing “the name and address of the voter”—a so-called “HAVA ID.”</w:t>
-      </w:r>
-      <w:r>
-        <w:t xml:space="preserve"> </w:t>
-      </w:r>
-      <w:r>
-        <w:rPr>
-          <w:i/>
-          <w:iCs/>
-        </w:rPr>
-        <w:t xml:space="preserve">Id.</w:t>
-      </w:r>
-      <w:r>
-        <w:t xml:space="preserve"> </w:t>
-      </w:r>
-      <w:r>
-        <w:t xml:space="preserve">§ 163</w:t>
-      </w:r>
-      <w:r>
-        <w:noBreakHyphen/>
-      </w:r>
-      <w:r>
-        <w:t xml:space="preserve">166.12(a),</w:t>
-      </w:r>
-      <w:r>
-        <w:t xml:space="preserve"> </w:t>
-      </w:r>
-      <w:r>
-        <w:t xml:space="preserve">(b), (f)⁠(1);</w:t>
-      </w:r>
-      <w:r>
-        <w:t xml:space="preserve"> </w:t>
-      </w:r>
-      <w:r>
-        <w:rPr>
-          <w:i/>
-          <w:iCs/>
-        </w:rPr>
-        <w:t xml:space="preserve">see id.</w:t>
-      </w:r>
-      <w:r>
-        <w:t xml:space="preserve"> </w:t>
-      </w:r>
-      <w:r>
-        <w:t xml:space="preserve">§ 163</w:t>
-      </w:r>
-      <w:r>
-        <w:noBreakHyphen/>
-      </w:r>
-      <w:r>
-        <w:t xml:space="preserve">82.6B(e). If these voters provide an identification number that matches with an existing government database, they are exempt from this requirement.</w:t>
-      </w:r>
-      <w:r>
-        <w:t xml:space="preserve"> </w:t>
-      </w:r>
-      <w:r>
-        <w:rPr>
-          <w:i/>
-          <w:iCs/>
-        </w:rPr>
-        <w:t xml:space="preserve">Id.</w:t>
-      </w:r>
-      <w:r>
-        <w:t xml:space="preserve"> </w:t>
-      </w:r>
-      <w:r>
-        <w:t xml:space="preserve">§ 163</w:t>
-      </w:r>
-      <w:r>
-        <w:noBreakHyphen/>
-      </w:r>
-      <w:r>
-        <w:t xml:space="preserve">166.12(f)⁠(2).</w:t>
-      </w:r>
-      <w:r>
-        <w:t xml:space="preserve"> </w:t>
-      </w:r>
-      <w:r>
-        <w:t xml:space="preserve">In addition, this statute provides that “[r]egardless of whether an individual has registered by mail or by another method,” if the identification number on the voter’s registration form does not match with an existing government database, the individual may vote by presenting a HAVA ID when they vote for the first time.</w:t>
-      </w:r>
-      <w:r>
-        <w:t xml:space="preserve"> </w:t>
-      </w:r>
-      <w:r>
-        <w:rPr>
-          <w:i/>
-          <w:iCs/>
-        </w:rPr>
-        <w:t xml:space="preserve">Id.</w:t>
-      </w:r>
-      <w:r>
-        <w:t xml:space="preserve"> </w:t>
-      </w:r>
-      <w:r>
-        <w:t xml:space="preserve">§ 163</w:t>
-      </w:r>
-      <w:r>
-        <w:noBreakHyphen/>
-      </w:r>
-      <w:r>
-        <w:t xml:space="preserve">166.12(d).</w:t>
-      </w:r>
-      <w:r>
-        <w:t xml:space="preserve"> </w:t>
-      </w:r>
-      <w:r>
-        <w:t xml:space="preserve">The statute specifically clarifies that “[i]f that identification is provided and the board of elections does not determine that the individual is otherwise ineligible to vote a ballot, the failure of identification numbers to match shall not prevent that individual from registering to vote and having that individual’s vote counted.”</w:t>
-      </w:r>
-      <w:r>
-        <w:t xml:space="preserve"> </w:t>
-      </w:r>
-      <w:r>
-        <w:rPr>
-          <w:i/>
-          <w:iCs/>
-        </w:rPr>
-        <w:t xml:space="preserve">Id.</w:t>
-      </w:r>
-    </w:p>
-    <w:p>
-      <w:pPr>
-        <w:pStyle w:val="BodyText"/>
-      </w:pPr>
-      <w:r>
-        <w:t xml:space="preserve">Once a voter’s registration form has been accepted by state officials, that voter is added to the state voter registration system, “the official voter registration list for the conduct of all elections in the State.”</w:t>
-      </w:r>
-      <w:r>
-        <w:t xml:space="preserve"> </w:t>
-      </w:r>
-      <w:r>
-        <w:rPr>
-          <w:i/>
-          <w:iCs/>
-        </w:rPr>
-        <w:t xml:space="preserve">Id.</w:t>
-      </w:r>
-      <w:r>
-        <w:t xml:space="preserve"> </w:t>
-      </w:r>
-      <w:r>
-        <w:t xml:space="preserve">§ 163</w:t>
-      </w:r>
-      <w:r>
-        <w:noBreakHyphen/>
-      </w:r>
-      <w:r>
-        <w:t xml:space="preserve">82.10(a).</w:t>
+        <w:t xml:space="preserve">§ 163-⁠82.10(a).</w:t>
       </w:r>
     </w:p>
     <w:p>
@@ -15482,7 +15314,7 @@
         <w:t xml:space="preserve">Maryland v. Pringle</w:t>
       </w:r>
       <w:r>
-        <w:t xml:space="preserve">, 540 U.S. 366, 371 (2003). The question is whether an objectively reasonable decisionmaker can reach a “reasonable conclusion to be drawn from the facts known . . . at the time” that a legal violation “has been or is being committed.”</w:t>
+        <w:t xml:space="preserve">, 540 U.S. 366, 371 (2003). The question is whether an objectively reasonable decisionmaker can reach a “reasonable conclusion to be drawn from the facts known . . . at the time” that a legal violation “has been or is being committed.”</w:t>
       </w:r>
       <w:r>
         <w:t xml:space="preserve"> </w:t>
@@ -15531,19 +15363,46 @@
         <w:pStyle w:val="BodyText"/>
       </w:pPr>
       <w:r>
-        <w:t xml:space="preserve">First, voters who have not been issued a driver’s license or social security number will necessarily lack this information in the Board’s database. But these voters are nonetheless allowed to register to vote using a number assigned to them by the Board. N.C. Gen. Stat. § 163</w:t>
+        <w:t xml:space="preserve">First, voters who have not been issued a driver’s license or social security number will necessarily lack this information in the Board’s database. But these voters are nonetheless allowed to register to vote using a number assigned to them by the Board. N.C. Gen. Stat. § 163-⁠82.4(b).</w:t>
+      </w:r>
+      <w:r>
+        <w:t xml:space="preserve"> </w:t>
+      </w:r>
+      <w:r>
+        <w:t xml:space="preserve">(Doc. Ex. II 230 ¶ 14(f))</w:t>
+      </w:r>
+    </w:p>
+    <w:p>
+      <w:pPr>
+        <w:pStyle w:val="BodyText"/>
+      </w:pPr>
+      <w:r>
+        <w:t xml:space="preserve">Second, many voters who did, in fact, provide an identification number when they registered may nevertheless not have that number recorded in the Board’s database because of a database-matching failure. (Doc. Ex. II 226</w:t>
       </w:r>
       <w:r>
         <w:noBreakHyphen/>
       </w:r>
       <w:r>
-        <w:t xml:space="preserve">82.4(b).</w:t>
-      </w:r>
-      <w:r>
-        <w:t xml:space="preserve"> </w:t>
-      </w:r>
-      <w:r>
-        <w:t xml:space="preserve">(Doc. Ex. II 230 ¶ 14(f))</w:t>
+        <w:t xml:space="preserve">27 ¶ 9; Doc. Ex. I 5383 (“Unvalidated identification numbers are not retained in a voter’s registration record.”)) As discussed, state law instructs election officials to establish a system to attempt to “match” the identification number provided in an application with existing government records. N.C. Gen. Stat. § 163-⁠82.12(6)-⁠(9). But county workers may make “routine data entry errors” that do not enable a match and cause the database to lack a recorded identification number. (Doc. Ex. I 5391</w:t>
+      </w:r>
+      <w:r>
+        <w:noBreakHyphen/>
+      </w:r>
+      <w:r>
+        <w:t xml:space="preserve">92 n.16) Voters may also make a data-entry error in their registration form causing the database to lack this information. (</w:t>
+      </w:r>
+      <w:r>
+        <w:rPr>
+          <w:i/>
+          <w:iCs/>
+        </w:rPr>
+        <w:t xml:space="preserve">See</w:t>
+      </w:r>
+      <w:r>
+        <w:t xml:space="preserve"> </w:t>
+      </w:r>
+      <w:r>
+        <w:t xml:space="preserve">Doc. Ex. I 5383) The matching error may also result from voters having different names at different points in their lives—for example, differences between married and maiden names or hyphenated last names.</w:t>
       </w:r>
     </w:p>
     <w:p>
@@ -15551,52 +15410,7 @@
         <w:pStyle w:val="BodyText"/>
       </w:pPr>
       <w:r>
-        <w:t xml:space="preserve">Second, many voters who did, in fact, provide an identification number when they registered may nevertheless not have that number recorded in the Board’s database because of a database-matching failure. (Doc. Ex. II 226</w:t>
-      </w:r>
-      <w:r>
-        <w:noBreakHyphen/>
-      </w:r>
-      <w:r>
-        <w:t xml:space="preserve">27 ¶ 9; Doc. Ex. I 5383 (“Unvalidated identification numbers are not retained in a voter’s registration record.”)) As discussed, state law instructs election officials to establish a system to attempt to “match” the identification number provided in an application with existing government records. N.C. Gen. Stat. § 163</w:t>
-      </w:r>
-      <w:r>
-        <w:noBreakHyphen/>
-      </w:r>
-      <w:r>
-        <w:t xml:space="preserve">82.12(6)-(9). But county workers may make “routine data entry errors” that do not enable a match and cause the database to lack a recorded identification number. (Doc. Ex. I 5391</w:t>
-      </w:r>
-      <w:r>
-        <w:noBreakHyphen/>
-      </w:r>
-      <w:r>
-        <w:t xml:space="preserve">92 n.16) Voters may also make a data-entry error in their registration form causing the database to lack this information. (</w:t>
-      </w:r>
-      <w:r>
-        <w:rPr>
-          <w:i/>
-          <w:iCs/>
-        </w:rPr>
-        <w:t xml:space="preserve">See</w:t>
-      </w:r>
-      <w:r>
-        <w:t xml:space="preserve"> </w:t>
-      </w:r>
-      <w:r>
-        <w:t xml:space="preserve">Doc. Ex. I 5383) The matching error may also result from voters having different names at different points in their lives—for example, differences between married and maiden names or hyphenated last names.</w:t>
-      </w:r>
-    </w:p>
-    <w:p>
-      <w:pPr>
-        <w:pStyle w:val="BodyText"/>
-      </w:pPr>
-      <w:r>
-        <w:t xml:space="preserve">Importantly, state law explicitly contemplates that these kinds of matching errors might occur and that voters are not improperly registered as a result—“[r]egardless of whether an individual has registered by mail or by another method.” N.C. Gen. Stat. § 163</w:t>
-      </w:r>
-      <w:r>
-        <w:noBreakHyphen/>
-      </w:r>
-      <w:r>
-        <w:t xml:space="preserve">166.12(d).</w:t>
+        <w:t xml:space="preserve">Importantly, state law explicitly contemplates that these kinds of matching errors might occur and that voters are not improperly registered as a result—“[r]egardless of whether an individual has registered by mail or by another method.” N.C. Gen. Stat. § 163-⁠166.12(d).</w:t>
       </w:r>
       <w:r>
         <w:t xml:space="preserve"> </w:t>
@@ -15895,79 +15709,61 @@
         <w:pStyle w:val="BodyText"/>
       </w:pPr>
       <w:r>
-        <w:t xml:space="preserve">In any event, Petitioner is wrong that he has established probable cause of a violation of the registration laws. Petitioner’s entire argument is built on a false premise: that when the statewide database lacks an entry for a voter’s driver’s license or social security number, that voter necessarily failed to register in accordance with state law. To the contrary, as discussed above, state law expressly contemplates that many lawfully registered voters will not have a validated identification number in their voter records and creates a process for verifying their identity to allow them to vote. N.C. Gen. Stat. § 163</w:t>
+        <w:t xml:space="preserve">In any event, Petitioner is wrong that he has established probable cause of a violation of the registration laws. Petitioner’s entire argument is built on a false premise: that when the statewide database lacks an entry for a voter’s driver’s license or social security number, that voter necessarily failed to register in accordance with state law. To the contrary, as discussed above, state law expressly contemplates that many lawfully registered voters will not have a validated identification number in their voter records and creates a process for verifying their identity to allow them to vote. N.C. Gen. Stat. § 163-⁠166.12(d).</w:t>
+      </w:r>
+      <w:r>
+        <w:t xml:space="preserve"> </w:t>
+      </w:r>
+      <w:r>
+        <w:t xml:space="preserve">And state law elsewhere allows some voters to register and cast ballots absent this information entirely.</w:t>
+      </w:r>
+      <w:r>
+        <w:t xml:space="preserve"> </w:t>
+      </w:r>
+      <w:r>
+        <w:rPr>
+          <w:i/>
+          <w:iCs/>
+        </w:rPr>
+        <w:t xml:space="preserve">Id.</w:t>
+      </w:r>
+      <w:r>
+        <w:t xml:space="preserve"> </w:t>
+      </w:r>
+      <w:r>
+        <w:t xml:space="preserve">§ 163-⁠82.4(b).</w:t>
+      </w:r>
+    </w:p>
+    <w:p>
+      <w:pPr>
+        <w:pStyle w:val="BodyText"/>
+      </w:pPr>
+      <w:r>
+        <w:t xml:space="preserve">Petitioner’s reference to section 163</w:t>
       </w:r>
       <w:r>
         <w:noBreakHyphen/>
       </w:r>
       <w:r>
-        <w:t xml:space="preserve">166.12(d).</w:t>
-      </w:r>
-      <w:r>
-        <w:t xml:space="preserve"> </w:t>
-      </w:r>
-      <w:r>
-        <w:t xml:space="preserve">And state law elsewhere allows some voters to register and cast ballots absent this information entirely.</w:t>
-      </w:r>
-      <w:r>
-        <w:t xml:space="preserve"> </w:t>
-      </w:r>
-      <w:r>
-        <w:rPr>
-          <w:i/>
-          <w:iCs/>
-        </w:rPr>
-        <w:t xml:space="preserve">Id.</w:t>
-      </w:r>
-      <w:r>
-        <w:t xml:space="preserve"> </w:t>
-      </w:r>
-      <w:r>
-        <w:t xml:space="preserve">§ 163</w:t>
+        <w:t xml:space="preserve">82.4(f)</w:t>
+      </w:r>
+      <w:r>
+        <w:t xml:space="preserve"> </w:t>
+      </w:r>
+      <w:r>
+        <w:t xml:space="preserve">as the only way to cure voter registrations that lack a driver’s license or social security number reflects a simple misunderstanding of the statute. Petitioner claims that if a voter fails to provide the omitted information by the deadline set out in this provision, that person is not allowed to vote. Br. 38. But section 163</w:t>
       </w:r>
       <w:r>
         <w:noBreakHyphen/>
       </w:r>
       <w:r>
-        <w:t xml:space="preserve">82.4(b).</w:t>
-      </w:r>
-    </w:p>
-    <w:p>
-      <w:pPr>
-        <w:pStyle w:val="BodyText"/>
-      </w:pPr>
-      <w:r>
-        <w:t xml:space="preserve">Petitioner’s reference to section 163</w:t>
-      </w:r>
-      <w:r>
-        <w:noBreakHyphen/>
-      </w:r>
-      <w:r>
         <w:t xml:space="preserve">82.4(f)</w:t>
       </w:r>
       <w:r>
         <w:t xml:space="preserve"> </w:t>
       </w:r>
       <w:r>
-        <w:t xml:space="preserve">as the only way to cure voter registrations that lack a driver’s license or social security number reflects a simple misunderstanding of the statute. Petitioner claims that if a voter fails to provide the omitted information by the deadline set out in this provision, that person is not allowed to vote. Br. 38. But section 163</w:t>
-      </w:r>
-      <w:r>
-        <w:noBreakHyphen/>
-      </w:r>
-      <w:r>
-        <w:t xml:space="preserve">82.4(f)</w:t>
-      </w:r>
-      <w:r>
-        <w:t xml:space="preserve"> </w:t>
-      </w:r>
-      <w:r>
-        <w:t xml:space="preserve">applies before a voter has been registered by a county board. N.C. Gen. Stat. § 163</w:t>
-      </w:r>
-      <w:r>
-        <w:noBreakHyphen/>
-      </w:r>
-      <w:r>
-        <w:t xml:space="preserve">82.4(f).</w:t>
+        <w:t xml:space="preserve">applies before a voter has been registered by a county board. N.C. Gen. Stat. § 163-⁠82.4(f).</w:t>
       </w:r>
       <w:r>
         <w:t xml:space="preserve"> </w:t>
@@ -16381,7 +16177,7 @@
         <w:t xml:space="preserve"> </w:t>
       </w:r>
       <w:r>
-        <w:t xml:space="preserve">One of the Board’s rules, however, has provided that “[m]ilitary and [o]verseas [v]oters” are “not required to submit a photocopy of acceptable photo identification” or an affidavit explaining their reason for not doing so. 08 N.C. Admin. Code 17 .0109(d). This rule, as shown below, accurately describes North Carolina law.</w:t>
+        <w:t xml:space="preserve">One of the Board’s rules, however, has provided that “[m]ilitary and [o]verseas [v]oters” are “not required to submit a photocopy of acceptable photo identification” or an affidavit explaining their reason for not doing so. 08 N.C. Admin. Code 17 .0109(d). This rule, as shown below, accurately describes North Carolina law.</w:t>
       </w:r>
     </w:p>
     <w:p>
@@ -16731,19 +16527,288 @@
         <w:pStyle w:val="BodyText"/>
       </w:pPr>
       <w:r>
-        <w:t xml:space="preserve">Absentee ballots in North Carolina may be submitted under two different sets of statutes—one for civilian residents, and another for military and overseas voters. For civilian residents, absentee ballots must be cast under Article 20 of Chapter 163 of the General Statutes. Under that article, all absentee ballots must be “accompanied by a photocopy of [an] identification” or an exception “affidavit,” also known as a Photo ID Exception Form. N.C. Gen. Stat. § 163</w:t>
+        <w:t xml:space="preserve">Absentee ballots in North Carolina may be submitted under two different sets of statutes—one for civilian residents, and another for military and overseas voters. For civilian residents, absentee ballots must be cast under Article 20 of Chapter 163 of the General Statutes. Under that article, all absentee ballots must be “accompanied by a photocopy of [an] identification” or an exception “affidavit,” also known as a Photo ID Exception Form. N.C. Gen. Stat. § 163-⁠230.1(f1).</w:t>
+      </w:r>
+      <w:r>
+        <w:t xml:space="preserve"> </w:t>
+      </w:r>
+      <w:r>
+        <w:t xml:space="preserve">By its own terms, however, this requirement is limited only to voters who cast ballots under Article 20. The statutory requirement states that “ballots [voted] under this section [in Article 20] shall be accompanied by a photocopy of identification.”</w:t>
+      </w:r>
+      <w:r>
+        <w:t xml:space="preserve"> </w:t>
+      </w:r>
+      <w:r>
+        <w:rPr>
+          <w:i/>
+          <w:iCs/>
+        </w:rPr>
+        <w:t xml:space="preserve">Id.</w:t>
+      </w:r>
+      <w:r>
+        <w:t xml:space="preserve"> </w:t>
+      </w:r>
+      <w:r>
+        <w:t xml:space="preserve">(emphasis added).</w:t>
+      </w:r>
+    </w:p>
+    <w:p>
+      <w:pPr>
+        <w:pStyle w:val="BodyText"/>
+      </w:pPr>
+      <w:r>
+        <w:t xml:space="preserve">Military and overseas voters, however, may choose to cast absentee ballots under a distinct set of rules. In 2011, the General Assembly enacted model legislation known as UMOVA, which is codified in Article 21A of Chapter 163.</w:t>
+      </w:r>
+      <w:r>
+        <w:t xml:space="preserve"> </w:t>
+      </w:r>
+      <w:r>
+        <w:rPr>
+          <w:i/>
+          <w:iCs/>
+        </w:rPr>
+        <w:t xml:space="preserve">See</w:t>
+      </w:r>
+      <w:r>
+        <w:t xml:space="preserve"> </w:t>
+      </w:r>
+      <w:r>
+        <w:t xml:space="preserve">Act of June 16, 2011, S.L. No. 2011</w:t>
       </w:r>
       <w:r>
         <w:noBreakHyphen/>
       </w:r>
       <w:r>
-        <w:t xml:space="preserve">230.1(f1).</w:t>
-      </w:r>
-      <w:r>
-        <w:t xml:space="preserve"> </w:t>
-      </w:r>
-      <w:r>
-        <w:t xml:space="preserve">By its own terms, however, this requirement is limited only to voters who cast ballots under Article 20. The statutory requirement states that “ballots [voted] under this section [in Article 20] shall be accompanied by a photocopy of identification.”</w:t>
+        <w:t xml:space="preserve">182, sec. 1, 2011 N.C. Sess. Laws 687, 687</w:t>
+      </w:r>
+      <w:r>
+        <w:noBreakHyphen/>
+      </w:r>
+      <w:r>
+        <w:t xml:space="preserve">92. Military and overseas voters may choose to vote under UMOVA’s rules rather than Article 20’s rules.</w:t>
+      </w:r>
+      <w:r>
+        <w:t xml:space="preserve"> </w:t>
+      </w:r>
+      <w:r>
+        <w:rPr>
+          <w:i/>
+          <w:iCs/>
+        </w:rPr>
+        <w:t xml:space="preserve">See, e.g.</w:t>
+      </w:r>
+      <w:r>
+        <w:t xml:space="preserve">, N.C. Gen. Stat. §§ 163-⁠258.2(1),</w:t>
+      </w:r>
+      <w:r>
+        <w:t xml:space="preserve"> </w:t>
+      </w:r>
+      <w:r>
+        <w:noBreakHyphen/>
+      </w:r>
+      <w:r>
+        <w:t xml:space="preserve">258.7(a).</w:t>
+      </w:r>
+    </w:p>
+    <w:p>
+      <w:pPr>
+        <w:pStyle w:val="BodyText"/>
+      </w:pPr>
+      <w:r>
+        <w:t xml:space="preserve">Unlike Article 20’s rules for civilian residents, UMOVA contains no provision that requires military and overseas voters to provide a copy of a photo ID with their ballots.</w:t>
+      </w:r>
+      <w:r>
+        <w:t xml:space="preserve"> </w:t>
+      </w:r>
+      <w:r>
+        <w:rPr>
+          <w:i/>
+          <w:iCs/>
+        </w:rPr>
+        <w:t xml:space="preserve">See id.</w:t>
+      </w:r>
+      <w:r>
+        <w:t xml:space="preserve"> </w:t>
+      </w:r>
+      <w:r>
+        <w:t xml:space="preserve">§§ 163-⁠258.1 to</w:t>
+      </w:r>
+      <w:r>
+        <w:t xml:space="preserve"> </w:t>
+      </w:r>
+      <w:r>
+        <w:noBreakHyphen/>
+      </w:r>
+      <w:r>
+        <w:t xml:space="preserve">258.31. UMOVA rather contains distinct provisions that provide for a voter’s identity to be verified by other means, which do not require submission of copied identification.</w:t>
+      </w:r>
+      <w:r>
+        <w:t xml:space="preserve"> </w:t>
+      </w:r>
+      <w:r>
+        <w:rPr>
+          <w:i/>
+          <w:iCs/>
+        </w:rPr>
+        <w:t xml:space="preserve">See, e.g., id.</w:t>
+      </w:r>
+      <w:r>
+        <w:t xml:space="preserve"> </w:t>
+      </w:r>
+      <w:r>
+        <w:t xml:space="preserve">§§ 163-⁠258.4(e),</w:t>
+      </w:r>
+      <w:r>
+        <w:t xml:space="preserve"> </w:t>
+      </w:r>
+      <w:r>
+        <w:noBreakHyphen/>
+      </w:r>
+      <w:r>
+        <w:t xml:space="preserve">258.13 (requiring voters to make sworn declaration affirming their identity and eligibility to vote).</w:t>
+      </w:r>
+    </w:p>
+    <w:p>
+      <w:pPr>
+        <w:pStyle w:val="BodyText"/>
+      </w:pPr>
+      <w:r>
+        <w:t xml:space="preserve">UMOVA’s lack of a photo ID requirement is not accidental, because UMOVA was written to carry out federal law that also lacks any such rule. UMOVA implements federal legislation called UOCAVA for North Carolina elections.</w:t>
+      </w:r>
+      <w:r>
+        <w:t xml:space="preserve"> </w:t>
+      </w:r>
+      <w:r>
+        <w:rPr>
+          <w:i/>
+          <w:iCs/>
+        </w:rPr>
+        <w:t xml:space="preserve">See, e.g., id.</w:t>
+      </w:r>
+      <w:r>
+        <w:t xml:space="preserve"> </w:t>
+      </w:r>
+      <w:r>
+        <w:t xml:space="preserve">§ 163-⁠258.11. UOCAVA requires states to allow military and overseas voters to register, request ballots, and vote by mail in federal elections using specific federal forms and procedures.</w:t>
+      </w:r>
+      <w:r>
+        <w:t xml:space="preserve"> </w:t>
+      </w:r>
+      <w:r>
+        <w:rPr>
+          <w:i/>
+          <w:iCs/>
+        </w:rPr>
+        <w:t xml:space="preserve">See</w:t>
+      </w:r>
+      <w:r>
+        <w:t xml:space="preserve"> </w:t>
+      </w:r>
+      <w:r>
+        <w:t xml:space="preserve">52 U.S.C. §§ 20301-⁠11. These forms do not require submission of copies of a military or overseas voter’s photo ID. (</w:t>
+      </w:r>
+      <w:r>
+        <w:rPr>
+          <w:i/>
+          <w:iCs/>
+        </w:rPr>
+        <w:t xml:space="preserve">See</w:t>
+      </w:r>
+      <w:r>
+        <w:t xml:space="preserve"> </w:t>
+      </w:r>
+      <w:r>
+        <w:t xml:space="preserve">Doc. Ex. I 5405) And the instructions given to voters in every state using these forms, including those states that require civilian absentee voters to comply with a photo ID requirement, likewise do not instruct military and overseas voters of any such photo ID requirement. (</w:t>
+      </w:r>
+      <w:r>
+        <w:rPr>
+          <w:i/>
+          <w:iCs/>
+        </w:rPr>
+        <w:t xml:space="preserve">See</w:t>
+      </w:r>
+      <w:r>
+        <w:t xml:space="preserve"> </w:t>
+      </w:r>
+      <w:r>
+        <w:t xml:space="preserve">Doc. Ex. I 5405)</w:t>
+      </w:r>
+    </w:p>
+    <w:p>
+      <w:pPr>
+        <w:pStyle w:val="BodyTextNote"/>
+      </w:pPr>
+      <w:r>
+        <w:t xml:space="preserve">Federal law also exempts military and overseas voters from having to offer such ID to vote in federal elections.</w:t>
+      </w:r>
+      <w:r>
+        <w:t xml:space="preserve"> </w:t>
+      </w:r>
+      <w:r>
+        <w:rPr>
+          <w:i/>
+          <w:iCs/>
+        </w:rPr>
+        <w:t xml:space="preserve">See</w:t>
+      </w:r>
+      <w:r>
+        <w:t xml:space="preserve"> </w:t>
+      </w:r>
+      <w:r>
+        <w:t xml:space="preserve">52 U.S.C. § 21083(b)⁠(3)⁠(C).</w:t>
+      </w:r>
+      <w:r>
+        <w:t xml:space="preserve"> </w:t>
+      </w:r>
+      <w:r>
+        <w:t xml:space="preserve">Accordingly, when certain states once considered imposing a state-law identification requirement on UOCAVA voters, the Trump</w:t>
+      </w:r>
+      <w:r>
+        <w:t xml:space="preserve"> </w:t>
+      </w:r>
+      <w:r>
+        <w:t xml:space="preserve">Administration informed them that such a rule would likely violate federal law. It explained that military and overseas voters “face complexities in the voting process” that other voters “do not face,” and that requiring “additional identification” unlawfully “adds to the burden” that these voters already “face when attempting to vote.”</w:t>
+      </w:r>
+      <w:r>
+        <w:rPr>
+          <w:rStyle w:val="FootnoteReference"/>
+        </w:rPr>
+        <w:footnoteReference w:id="18"/>
+      </w:r>
+    </w:p>
+    <w:p>
+      <w:pPr>
+        <w:pStyle w:val="BodyTextNote"/>
+      </w:pPr>
+      <w:r>
+        <w:t xml:space="preserve">This federal law is relevant here in construing UMOVA’s rules under state law for this state election. UMOVA not only implements UOCAVA for federal elections in North Carolina; it also allows military and overseas voters to vote in both federal and state elections under the same set of rules.</w:t>
+      </w:r>
+      <w:r>
+        <w:t xml:space="preserve"> </w:t>
+      </w:r>
+      <w:r>
+        <w:rPr>
+          <w:i/>
+          <w:iCs/>
+        </w:rPr>
+        <w:t xml:space="preserve">See, e.g.</w:t>
+      </w:r>
+      <w:r>
+        <w:t xml:space="preserve">, N.C. Gen. Stat. § 163-⁠258.3. Indeed, UMOVA’s purpose is “to extend to state elections the assistance and protections for military and overseas voters currently found in federal law,” under which military and overseas voters need not present a photo ID to vote.</w:t>
+      </w:r>
+      <w:r>
+        <w:rPr>
+          <w:rStyle w:val="FootnoteReference"/>
+        </w:rPr>
+        <w:footnoteReference w:id="19"/>
+      </w:r>
+    </w:p>
+    <w:p>
+      <w:pPr>
+        <w:pStyle w:val="BodyText"/>
+      </w:pPr>
+      <w:r>
+        <w:t xml:space="preserve">Thus, Petitioner is wrong that state law required military and overseas voters to submit a copy of photo ID with their ballots. That requirement appears in a provision of the rules for civilian residents in Article 20, and it expressly applies only to persons who cast ballots “under [that] section.”</w:t>
       </w:r>
       <w:r>
         <w:t xml:space="preserve"> </w:t>
@@ -16759,324 +16824,7 @@
         <w:t xml:space="preserve"> </w:t>
       </w:r>
       <w:r>
-        <w:t xml:space="preserve">(emphasis added).</w:t>
-      </w:r>
-    </w:p>
-    <w:p>
-      <w:pPr>
-        <w:pStyle w:val="BodyText"/>
-      </w:pPr>
-      <w:r>
-        <w:t xml:space="preserve">Military and overseas voters, however, may choose to cast absentee ballots under a distinct set of rules. In 2011, the General Assembly enacted model legislation known as UMOVA, which is codified in Article 21A of Chapter 163.</w:t>
-      </w:r>
-      <w:r>
-        <w:t xml:space="preserve"> </w:t>
-      </w:r>
-      <w:r>
-        <w:rPr>
-          <w:i/>
-          <w:iCs/>
-        </w:rPr>
-        <w:t xml:space="preserve">See</w:t>
-      </w:r>
-      <w:r>
-        <w:t xml:space="preserve"> </w:t>
-      </w:r>
-      <w:r>
-        <w:t xml:space="preserve">Act of June 16, 2011, S.L. No. 2011</w:t>
-      </w:r>
-      <w:r>
-        <w:noBreakHyphen/>
-      </w:r>
-      <w:r>
-        <w:t xml:space="preserve">182, sec. 1, 2011 N.C. Sess. Laws 687, 687</w:t>
-      </w:r>
-      <w:r>
-        <w:noBreakHyphen/>
-      </w:r>
-      <w:r>
-        <w:t xml:space="preserve">92. Military and overseas voters may choose to vote under UMOVA’s rules rather than Article 20’s rules.</w:t>
-      </w:r>
-      <w:r>
-        <w:t xml:space="preserve"> </w:t>
-      </w:r>
-      <w:r>
-        <w:rPr>
-          <w:i/>
-          <w:iCs/>
-        </w:rPr>
-        <w:t xml:space="preserve">See, e.g.</w:t>
-      </w:r>
-      <w:r>
-        <w:t xml:space="preserve">, N.C. Gen. Stat. §§ 163</w:t>
-      </w:r>
-      <w:r>
-        <w:noBreakHyphen/>
-      </w:r>
-      <w:r>
-        <w:t xml:space="preserve">258.2(1),</w:t>
-      </w:r>
-      <w:r>
-        <w:t xml:space="preserve"> </w:t>
-      </w:r>
-      <w:r>
-        <w:noBreakHyphen/>
-      </w:r>
-      <w:r>
-        <w:t xml:space="preserve">258.7(a).</w:t>
-      </w:r>
-    </w:p>
-    <w:p>
-      <w:pPr>
-        <w:pStyle w:val="BodyText"/>
-      </w:pPr>
-      <w:r>
-        <w:t xml:space="preserve">Unlike Article 20’s rules for civilian residents, UMOVA contains no provision that requires military and overseas voters to provide a copy of a photo ID with their ballots.</w:t>
-      </w:r>
-      <w:r>
-        <w:t xml:space="preserve"> </w:t>
-      </w:r>
-      <w:r>
-        <w:rPr>
-          <w:i/>
-          <w:iCs/>
-        </w:rPr>
-        <w:t xml:space="preserve">See id.</w:t>
-      </w:r>
-      <w:r>
-        <w:t xml:space="preserve"> </w:t>
-      </w:r>
-      <w:r>
-        <w:t xml:space="preserve">§§ 163</w:t>
-      </w:r>
-      <w:r>
-        <w:noBreakHyphen/>
-      </w:r>
-      <w:r>
-        <w:t xml:space="preserve">258.1 to</w:t>
-      </w:r>
-      <w:r>
-        <w:t xml:space="preserve"> </w:t>
-      </w:r>
-      <w:r>
-        <w:noBreakHyphen/>
-      </w:r>
-      <w:r>
-        <w:t xml:space="preserve">258.31. UMOVA rather contains distinct provisions that provide for a voter’s identity to be verified by other means, which do not require submission of copied identification.</w:t>
-      </w:r>
-      <w:r>
-        <w:t xml:space="preserve"> </w:t>
-      </w:r>
-      <w:r>
-        <w:rPr>
-          <w:i/>
-          <w:iCs/>
-        </w:rPr>
-        <w:t xml:space="preserve">See, e.g., id.</w:t>
-      </w:r>
-      <w:r>
-        <w:t xml:space="preserve"> </w:t>
-      </w:r>
-      <w:r>
-        <w:t xml:space="preserve">§§ 163</w:t>
-      </w:r>
-      <w:r>
-        <w:noBreakHyphen/>
-      </w:r>
-      <w:r>
-        <w:t xml:space="preserve">258.4(e),</w:t>
-      </w:r>
-      <w:r>
-        <w:t xml:space="preserve"> </w:t>
-      </w:r>
-      <w:r>
-        <w:noBreakHyphen/>
-      </w:r>
-      <w:r>
-        <w:t xml:space="preserve">258.13 (requiring voters to make sworn declaration affirming their identity and eligibility to vote).</w:t>
-      </w:r>
-    </w:p>
-    <w:p>
-      <w:pPr>
-        <w:pStyle w:val="BodyText"/>
-      </w:pPr>
-      <w:r>
-        <w:t xml:space="preserve">UMOVA’s lack of a photo ID requirement is not accidental, because UMOVA was written to carry out federal law that also lacks any such rule. UMOVA implements federal legislation called UOCAVA for North Carolina elections.</w:t>
-      </w:r>
-      <w:r>
-        <w:t xml:space="preserve"> </w:t>
-      </w:r>
-      <w:r>
-        <w:rPr>
-          <w:i/>
-          <w:iCs/>
-        </w:rPr>
-        <w:t xml:space="preserve">See, e.g., id.</w:t>
-      </w:r>
-      <w:r>
-        <w:t xml:space="preserve"> </w:t>
-      </w:r>
-      <w:r>
-        <w:t xml:space="preserve">§ 163</w:t>
-      </w:r>
-      <w:r>
-        <w:noBreakHyphen/>
-      </w:r>
-      <w:r>
-        <w:t xml:space="preserve">258.11. UOCAVA requires states to allow military and overseas voters to register, request ballots, and vote by mail in federal elections using specific federal forms and procedures.</w:t>
-      </w:r>
-      <w:r>
-        <w:t xml:space="preserve"> </w:t>
-      </w:r>
-      <w:r>
-        <w:rPr>
-          <w:i/>
-          <w:iCs/>
-        </w:rPr>
-        <w:t xml:space="preserve">See</w:t>
-      </w:r>
-      <w:r>
-        <w:t xml:space="preserve"> </w:t>
-      </w:r>
-      <w:r>
-        <w:t xml:space="preserve">52 U.S.C. §§ 20301</w:t>
-      </w:r>
-      <w:r>
-        <w:noBreakHyphen/>
-      </w:r>
-      <w:r>
-        <w:t xml:space="preserve">11. These forms do not require submission of copies of a military or overseas voter’s photo ID. (</w:t>
-      </w:r>
-      <w:r>
-        <w:rPr>
-          <w:i/>
-          <w:iCs/>
-        </w:rPr>
-        <w:t xml:space="preserve">See</w:t>
-      </w:r>
-      <w:r>
-        <w:t xml:space="preserve"> </w:t>
-      </w:r>
-      <w:r>
-        <w:t xml:space="preserve">Doc. Ex. I 5405) And the instructions given to voters in every state using these forms, including those states that require civilian absentee voters to comply with a photo ID requirement, likewise do not instruct military and overseas voters of any such photo ID requirement. (</w:t>
-      </w:r>
-      <w:r>
-        <w:rPr>
-          <w:i/>
-          <w:iCs/>
-        </w:rPr>
-        <w:t xml:space="preserve">See</w:t>
-      </w:r>
-      <w:r>
-        <w:t xml:space="preserve"> </w:t>
-      </w:r>
-      <w:r>
-        <w:t xml:space="preserve">Doc. Ex. I 5405)</w:t>
-      </w:r>
-    </w:p>
-    <w:p>
-      <w:pPr>
-        <w:pStyle w:val="BodyTextNote"/>
-      </w:pPr>
-      <w:r>
-        <w:t xml:space="preserve">Federal law also exempts military and overseas voters from having to offer such ID to vote in federal elections.</w:t>
-      </w:r>
-      <w:r>
-        <w:t xml:space="preserve"> </w:t>
-      </w:r>
-      <w:r>
-        <w:rPr>
-          <w:i/>
-          <w:iCs/>
-        </w:rPr>
-        <w:t xml:space="preserve">See</w:t>
-      </w:r>
-      <w:r>
-        <w:t xml:space="preserve"> </w:t>
-      </w:r>
-      <w:r>
-        <w:t xml:space="preserve">52 U.S.C. § 21083(b)⁠(3)⁠(C).</w:t>
-      </w:r>
-      <w:r>
-        <w:t xml:space="preserve"> </w:t>
-      </w:r>
-      <w:r>
-        <w:t xml:space="preserve">Accordingly, when certain states once considered imposing a state-law identification requirement on UOCAVA voters, the Trump</w:t>
-      </w:r>
-      <w:r>
-        <w:t xml:space="preserve"> </w:t>
-      </w:r>
-      <w:r>
-        <w:t xml:space="preserve">Administration informed them that such a rule would likely violate federal law. It explained that military and overseas voters “face complexities in the voting process” that other voters “do not face,” and that requiring “additional identification” unlawfully “adds to the burden” that these voters already “face when attempting to vote.”</w:t>
-      </w:r>
-      <w:r>
-        <w:rPr>
-          <w:rStyle w:val="FootnoteReference"/>
-        </w:rPr>
-        <w:footnoteReference w:id="18"/>
-      </w:r>
-    </w:p>
-    <w:p>
-      <w:pPr>
-        <w:pStyle w:val="BodyTextNote"/>
-      </w:pPr>
-      <w:r>
-        <w:t xml:space="preserve">This federal law is relevant here in construing UMOVA’s rules under state law for this state election. UMOVA not only implements UOCAVA for federal elections in North Carolina; it also allows military and overseas voters to vote in both federal and state elections under the same set of rules.</w:t>
-      </w:r>
-      <w:r>
-        <w:t xml:space="preserve"> </w:t>
-      </w:r>
-      <w:r>
-        <w:rPr>
-          <w:i/>
-          <w:iCs/>
-        </w:rPr>
-        <w:t xml:space="preserve">See, e.g.</w:t>
-      </w:r>
-      <w:r>
-        <w:t xml:space="preserve">, N.C. Gen. Stat. § 163</w:t>
-      </w:r>
-      <w:r>
-        <w:noBreakHyphen/>
-      </w:r>
-      <w:r>
-        <w:t xml:space="preserve">258.3. Indeed, UMOVA’s purpose is “to extend to state elections the assistance and protections for military and overseas voters currently found in federal law,” under which military and overseas voters need not present a photo ID to vote.</w:t>
-      </w:r>
-      <w:r>
-        <w:rPr>
-          <w:rStyle w:val="FootnoteReference"/>
-        </w:rPr>
-        <w:footnoteReference w:id="19"/>
-      </w:r>
-    </w:p>
-    <w:p>
-      <w:pPr>
-        <w:pStyle w:val="BodyText"/>
-      </w:pPr>
-      <w:r>
-        <w:t xml:space="preserve">Thus, Petitioner is wrong that state law required military and overseas voters to submit a copy of photo ID with their ballots. That requirement appears in a provision of the rules for civilian residents in Article 20, and it expressly applies only to persons who cast ballots “under [that] section.”</w:t>
-      </w:r>
-      <w:r>
-        <w:t xml:space="preserve"> </w:t>
-      </w:r>
-      <w:r>
-        <w:rPr>
-          <w:i/>
-          <w:iCs/>
-        </w:rPr>
-        <w:t xml:space="preserve">Id.</w:t>
-      </w:r>
-      <w:r>
-        <w:t xml:space="preserve"> </w:t>
-      </w:r>
-      <w:r>
-        <w:t xml:space="preserve">§ 163</w:t>
-      </w:r>
-      <w:r>
-        <w:noBreakHyphen/>
-      </w:r>
-      <w:r>
-        <w:t xml:space="preserve">230.1(f1).</w:t>
+        <w:t xml:space="preserve">§ 163-⁠230.1(f1).</w:t>
       </w:r>
       <w:r>
         <w:t xml:space="preserve"> </w:t>
@@ -17476,29 +17224,81 @@
         <w:pStyle w:val="BodyText"/>
       </w:pPr>
       <w:r>
-        <w:t xml:space="preserve">Second, Petitioner argues that the “general absentee voting provisions of Article 20 [for civilian residents] apply to overseas absentee voting under Article 21[A]”—where UMOVA is codified. Br. 17. In support, he cites Article 20’s final provision, entitled “Article 21A relating to absentee voting by military and overseas voters not applicable.” N.C. Gen. Stat. § 163</w:t>
+        <w:t xml:space="preserve">Second, Petitioner argues that the “general absentee voting provisions of Article 20 [for civilian residents] apply to overseas absentee voting under Article 21[A]”—where UMOVA is codified. Br. 17. In support, he cites Article 20’s final provision, entitled “Article 21A relating to absentee voting by military and overseas voters not applicable.” N.C. Gen. Stat. § 163-⁠239. This provision states that “[e]xcept as otherwise provided therein, Article 21A of this Chapter shall not apply to or modify the provisions of this Article [20].”</w:t>
+      </w:r>
+      <w:r>
+        <w:t xml:space="preserve"> </w:t>
+      </w:r>
+      <w:r>
+        <w:rPr>
+          <w:i/>
+          <w:iCs/>
+        </w:rPr>
+        <w:t xml:space="preserve">Id.</w:t>
+      </w:r>
+      <w:r>
+        <w:t xml:space="preserve"> </w:t>
+      </w:r>
+      <w:r>
+        <w:t xml:space="preserve">Petitioner reads this provision as applying all of Article 20’s rules, including its photo ID requirement, to persons voting under UMOVA’s provisions in Article 21A.</w:t>
+      </w:r>
+    </w:p>
+    <w:p>
+      <w:pPr>
+        <w:pStyle w:val="BodyText"/>
+      </w:pPr>
+      <w:r>
+        <w:t xml:space="preserve">Petitioner has things backwards. This provision states that the rules in “Article 21A . . . shall not apply to or modify . . . Article [20].”</w:t>
+      </w:r>
+      <w:r>
+        <w:t xml:space="preserve"> </w:t>
+      </w:r>
+      <w:r>
+        <w:rPr>
+          <w:i/>
+          <w:iCs/>
+        </w:rPr>
+        <w:t xml:space="preserve">Id.</w:t>
+      </w:r>
+      <w:r>
+        <w:t xml:space="preserve"> </w:t>
+      </w:r>
+      <w:r>
+        <w:t xml:space="preserve">The provision thus simply serves to clarify that Article 21A does not apply to civilian voters who vote under Article 20.</w:t>
+      </w:r>
+    </w:p>
+    <w:p>
+      <w:pPr>
+        <w:pStyle w:val="BodyText"/>
+      </w:pPr>
+      <w:r>
+        <w:t xml:space="preserve">Third, Petitioner asserts that Article 20’s photo ID requirement applies to military and overseas voters because Article 20 “has many general provisions about absentee voting” that apply to UMOVA voters, “even though Article 20 does not say so expressly.” Br. 20.</w:t>
+      </w:r>
+    </w:p>
+    <w:p>
+      <w:pPr>
+        <w:pStyle w:val="BodyText"/>
+      </w:pPr>
+      <w:r>
+        <w:t xml:space="preserve">But Article 20’s photo ID requirement is not one of these general provisions. The requirement states expressly that only “ballots [voted] under this section shall be accompanied by a photocopy of identification.” N.C. Gen. Stat. § 163-⁠230.1(f1)</w:t>
+      </w:r>
+      <w:r>
+        <w:t xml:space="preserve"> </w:t>
+      </w:r>
+      <w:r>
+        <w:t xml:space="preserve">(emphasis added). And the relevant “section” at issue—section 163</w:t>
       </w:r>
       <w:r>
         <w:noBreakHyphen/>
       </w:r>
       <w:r>
-        <w:t xml:space="preserve">239. This provision states that “[e]xcept as otherwise provided therein, Article 21A of this Chapter shall not apply to or modify the provisions of this Article [20].”</w:t>
-      </w:r>
-      <w:r>
-        <w:t xml:space="preserve"> </w:t>
-      </w:r>
-      <w:r>
-        <w:rPr>
-          <w:i/>
-          <w:iCs/>
-        </w:rPr>
-        <w:t xml:space="preserve">Id.</w:t>
-      </w:r>
-      <w:r>
-        <w:t xml:space="preserve"> </w:t>
-      </w:r>
-      <w:r>
-        <w:t xml:space="preserve">Petitioner reads this provision as applying all of Article 20’s rules, including its photo ID requirement, to persons voting under UMOVA’s provisions in Article 21A.</w:t>
+        <w:t xml:space="preserve">230.1—lies</w:t>
+      </w:r>
+      <w:r>
+        <w:t xml:space="preserve"> </w:t>
+      </w:r>
+      <w:r>
+        <w:t xml:space="preserve">in Article 20, not in Article 21A.</w:t>
       </w:r>
     </w:p>
     <w:p>
@@ -17506,23 +17306,47 @@
         <w:pStyle w:val="BodyText"/>
       </w:pPr>
       <w:r>
-        <w:t xml:space="preserve">Petitioner has things backwards. This provision states that the rules in “Article 21A . . . shall not apply to or modify . . . Article [20].”</w:t>
-      </w:r>
-      <w:r>
-        <w:t xml:space="preserve"> </w:t>
-      </w:r>
-      <w:r>
-        <w:rPr>
-          <w:i/>
-          <w:iCs/>
-        </w:rPr>
-        <w:t xml:space="preserve">Id.</w:t>
-      </w:r>
-      <w:r>
-        <w:t xml:space="preserve"> </w:t>
-      </w:r>
-      <w:r>
-        <w:t xml:space="preserve">The provision thus simply serves to clarify that Article 21A does not apply to civilian voters who vote under Article 20.</w:t>
+        <w:t xml:space="preserve">Fourth, Petitioner argues that Article 20’s provisions concerning “container-return envelope[s]” show that persons voting under UMOVA must provide a copy of their photo ID with their ballots. Br. 18. Again, however, that provision says nothing at all about what voters casting ballots under UMOVA’s distinct provisions in Article 21A must do. That provision, as noted, instead mandates only that “voted ballots under this section” in Article 20 “shall be accompanied by a photocopy of identification.” N.C. Gen. Stat. § 163-⁠230.1(f1)</w:t>
+      </w:r>
+      <w:r>
+        <w:t xml:space="preserve"> </w:t>
+      </w:r>
+      <w:r>
+        <w:t xml:space="preserve">(emphasis added). Ballots cast under UMOVA, however, are not cast under “th[at] section.” Nor are those ballots required to be transmitted in a “container return envelope,” unlike those submitted under Article 20.</w:t>
+      </w:r>
+      <w:r>
+        <w:t xml:space="preserve"> </w:t>
+      </w:r>
+      <w:r>
+        <w:rPr>
+          <w:i/>
+          <w:iCs/>
+        </w:rPr>
+        <w:t xml:space="preserve">See id.</w:t>
+      </w:r>
+      <w:r>
+        <w:t xml:space="preserve"> </w:t>
+      </w:r>
+      <w:r>
+        <w:t xml:space="preserve">§§ 163-⁠258.4(d),</w:t>
+      </w:r>
+      <w:r>
+        <w:t xml:space="preserve"> </w:t>
+      </w:r>
+      <w:r>
+        <w:noBreakHyphen/>
+      </w:r>
+      <w:r>
+        <w:t xml:space="preserve">259.9(b),</w:t>
+      </w:r>
+      <w:r>
+        <w:t xml:space="preserve"> </w:t>
+      </w:r>
+      <w:r>
+        <w:noBreakHyphen/>
+      </w:r>
+      <w:r>
+        <w:t xml:space="preserve">258.10.</w:t>
       </w:r>
     </w:p>
     <w:p>
@@ -17530,7 +17354,20 @@
         <w:pStyle w:val="BodyText"/>
       </w:pPr>
       <w:r>
-        <w:t xml:space="preserve">Third, Petitioner asserts that Article 20’s photo ID requirement applies to military and overseas voters because Article 20 “has many general provisions about absentee voting” that apply to UMOVA voters, “even though Article 20 does not say so expressly.” Br. 20.</w:t>
+        <w:t xml:space="preserve">Fifth, Petitioner notes that UMOVA provides that military and overseas voters “may apply for an absentee ballot by using ‘the regular application provided by Article 20.’” Br. 20 (quoting N.C. Gen. Stat. § 163-⁠258.7(a)). But Petitioner overlooks that military and overseas voters may choose to vote under either Article 20’s or Article 21A’s distinct rules.</w:t>
+      </w:r>
+      <w:r>
+        <w:t xml:space="preserve"> </w:t>
+      </w:r>
+      <w:r>
+        <w:rPr>
+          <w:i/>
+          <w:iCs/>
+        </w:rPr>
+        <w:t xml:space="preserve">See, e.g.</w:t>
+      </w:r>
+      <w:r>
+        <w:t xml:space="preserve">, N.C. Gen. Stat. § 163-⁠231(b)⁠(1) (recognizing that absentee ballots may be “issued” under either “Article [20]” or “Article 21A”). This point does not show that persons voting under Article 21A also vote under Article 20’s rules.</w:t>
       </w:r>
     </w:p>
     <w:p>
@@ -17538,217 +17375,86 @@
         <w:pStyle w:val="BodyText"/>
       </w:pPr>
       <w:r>
-        <w:t xml:space="preserve">But Article 20’s photo ID requirement is not one of these general provisions. The requirement states expressly that only “ballots [voted] under this section shall be accompanied by a photocopy of identification.” N.C. Gen. Stat. § 163</w:t>
+        <w:t xml:space="preserve">Sixth, Petitioner claims that if the General Assembly had meant to exempt UMOVA voters from photo ID rules in Article 20, it would have done so expressly. Br. 18. Petitioner again gets things backwards. If the legislature had meant to add a photo ID requirement to UMOVA’s preexisting provisions in Article 21A, then it would have amended Article 21A to provide so, as it did with Article 20. But the 2019 session law that newly required civilian voters to provide “a photocopy of identification” with their absentee-by-mail ballot did not amend any provision in Article 21A, thereby leaving its preexisting rules in place.</w:t>
+      </w:r>
+      <w:r>
+        <w:t xml:space="preserve"> </w:t>
+      </w:r>
+      <w:r>
+        <w:rPr>
+          <w:i/>
+          <w:iCs/>
+        </w:rPr>
+        <w:t xml:space="preserve">See</w:t>
+      </w:r>
+      <w:r>
+        <w:t xml:space="preserve"> </w:t>
+      </w:r>
+      <w:r>
+        <w:t xml:space="preserve">Act of Nov. 6, 2019, S.L. No. 2019</w:t>
       </w:r>
       <w:r>
         <w:noBreakHyphen/>
       </w:r>
       <w:r>
-        <w:t xml:space="preserve">230.1(f1)</w:t>
-      </w:r>
-      <w:r>
-        <w:t xml:space="preserve"> </w:t>
-      </w:r>
-      <w:r>
-        <w:t xml:space="preserve">(emphasis added). And the relevant “section” at issue—section 163</w:t>
+        <w:t xml:space="preserve">239, 2019 N.C. Sess. Laws 1118.</w:t>
+      </w:r>
+    </w:p>
+    <w:p>
+      <w:pPr>
+        <w:pStyle w:val="BodyText"/>
+      </w:pPr>
+      <w:r>
+        <w:t xml:space="preserve">The legislature may have chosen not to amend UMOVA to add a photo ID requirement because it knew that the Trump</w:t>
+      </w:r>
+      <w:r>
+        <w:t xml:space="preserve"> </w:t>
+      </w:r>
+      <w:r>
+        <w:t xml:space="preserve">Administration had recently advised states that requiring military and overseas voters to present a copy of their identification in federal elections would violate federal law.</w:t>
+      </w:r>
+      <w:r>
+        <w:t xml:space="preserve"> </w:t>
+      </w:r>
+      <w:r>
+        <w:rPr>
+          <w:i/>
+          <w:iCs/>
+        </w:rPr>
+        <w:t xml:space="preserve">See supra</w:t>
+      </w:r>
+      <w:r>
+        <w:t xml:space="preserve"> </w:t>
+      </w:r>
+      <w:r>
+        <w:t xml:space="preserve">Part II.B.1. And it may have also understood that imposing divergent rules for state elections would defeat UMOVA’s purpose of extending “to state elections the assistance and protections for military and overseas voters currently found in federal law.” Unif. Mil. &amp; Overseas Voter Act,</w:t>
+      </w:r>
+      <w:r>
+        <w:t xml:space="preserve"> </w:t>
+      </w:r>
+      <w:r>
+        <w:rPr>
+          <w:i/>
+          <w:iCs/>
+        </w:rPr>
+        <w:t xml:space="preserve">supra</w:t>
+      </w:r>
+      <w:r>
+        <w:t xml:space="preserve">, at 2.</w:t>
+      </w:r>
+    </w:p>
+    <w:p>
+      <w:pPr>
+        <w:pStyle w:val="BodyText"/>
+      </w:pPr>
+      <w:r>
+        <w:t xml:space="preserve">Seventh, Petitioner maintains that the Board’s administrative rule that confirms that military and overseas voters need not submit a copied photo ID with their ballots is based on an “unconstitutional” legislative “delegation.” Br. 25</w:t>
       </w:r>
       <w:r>
         <w:noBreakHyphen/>
       </w:r>
       <w:r>
-        <w:t xml:space="preserve">230.1—lies</w:t>
-      </w:r>
-      <w:r>
-        <w:t xml:space="preserve"> </w:t>
-      </w:r>
-      <w:r>
-        <w:t xml:space="preserve">in Article 20, not in Article 21A.</w:t>
-      </w:r>
-    </w:p>
-    <w:p>
-      <w:pPr>
-        <w:pStyle w:val="BodyText"/>
-      </w:pPr>
-      <w:r>
-        <w:t xml:space="preserve">Fourth, Petitioner argues that Article 20’s provisions concerning “container-return envelope[s]” show that persons voting under UMOVA must provide a copy of their photo ID with their ballots. Br. 18. Again, however, that provision says nothing at all about what voters casting ballots under UMOVA’s distinct provisions in Article 21A must do. That provision, as noted, instead mandates only that “voted ballots under this section” in Article 20 “shall be accompanied by a photocopy of identification.” N.C. Gen. Stat. § 163</w:t>
-      </w:r>
-      <w:r>
-        <w:noBreakHyphen/>
-      </w:r>
-      <w:r>
-        <w:t xml:space="preserve">230.1(f1)</w:t>
-      </w:r>
-      <w:r>
-        <w:t xml:space="preserve"> </w:t>
-      </w:r>
-      <w:r>
-        <w:t xml:space="preserve">(emphasis added). Ballots cast under UMOVA, however, are not cast under “th[at] section.” Nor are those ballots required to be transmitted in a “container return envelope,” unlike those submitted under Article 20.</w:t>
-      </w:r>
-      <w:r>
-        <w:t xml:space="preserve"> </w:t>
-      </w:r>
-      <w:r>
-        <w:rPr>
-          <w:i/>
-          <w:iCs/>
-        </w:rPr>
-        <w:t xml:space="preserve">See id.</w:t>
-      </w:r>
-      <w:r>
-        <w:t xml:space="preserve"> </w:t>
-      </w:r>
-      <w:r>
-        <w:t xml:space="preserve">§§ 163</w:t>
-      </w:r>
-      <w:r>
-        <w:noBreakHyphen/>
-      </w:r>
-      <w:r>
-        <w:t xml:space="preserve">258.4(d),</w:t>
-      </w:r>
-      <w:r>
-        <w:t xml:space="preserve"> </w:t>
-      </w:r>
-      <w:r>
-        <w:noBreakHyphen/>
-      </w:r>
-      <w:r>
-        <w:t xml:space="preserve">259.9(b),</w:t>
-      </w:r>
-      <w:r>
-        <w:t xml:space="preserve"> </w:t>
-      </w:r>
-      <w:r>
-        <w:noBreakHyphen/>
-      </w:r>
-      <w:r>
-        <w:t xml:space="preserve">258.10.</w:t>
-      </w:r>
-    </w:p>
-    <w:p>
-      <w:pPr>
-        <w:pStyle w:val="BodyText"/>
-      </w:pPr>
-      <w:r>
-        <w:t xml:space="preserve">Fifth, Petitioner notes that UMOVA provides that military and overseas voters “may apply for an absentee ballot by using ‘the regular application provided by Article 20.’” Br. 20 (quoting N.C. Gen. Stat. § 163</w:t>
-      </w:r>
-      <w:r>
-        <w:noBreakHyphen/>
-      </w:r>
-      <w:r>
-        <w:t xml:space="preserve">258.7(a)). But Petitioner overlooks that military and overseas voters may choose to vote under either Article 20’s or Article 21A’s distinct rules.</w:t>
-      </w:r>
-      <w:r>
-        <w:t xml:space="preserve"> </w:t>
-      </w:r>
-      <w:r>
-        <w:rPr>
-          <w:i/>
-          <w:iCs/>
-        </w:rPr>
-        <w:t xml:space="preserve">See, e.g.</w:t>
-      </w:r>
-      <w:r>
-        <w:t xml:space="preserve">, N.C. Gen. Stat. § 163</w:t>
-      </w:r>
-      <w:r>
-        <w:noBreakHyphen/>
-      </w:r>
-      <w:r>
-        <w:t xml:space="preserve">231(b)⁠(1) (recognizing that absentee ballots may be “issued” under either “Article [20]” or “Article 21A”). This point does not show that persons voting under Article 21A also vote under Article 20’s rules.</w:t>
-      </w:r>
-    </w:p>
-    <w:p>
-      <w:pPr>
-        <w:pStyle w:val="BodyText"/>
-      </w:pPr>
-      <w:r>
-        <w:t xml:space="preserve">Sixth, Petitioner claims that if the General Assembly had meant to exempt UMOVA voters from photo ID rules in Article 20, it would have done so expressly. Br. 18. Petitioner again gets things backwards. If the legislature had meant to add a photo ID requirement to UMOVA’s preexisting provisions in Article 21A, then it would have amended Article 21A to provide so, as it did with Article 20. But the 2019 session law that newly required civilian voters to provide “a photocopy of identification” with their absentee-by-mail ballot did not amend any provision in Article 21A, thereby leaving its preexisting rules in place.</w:t>
-      </w:r>
-      <w:r>
-        <w:t xml:space="preserve"> </w:t>
-      </w:r>
-      <w:r>
-        <w:rPr>
-          <w:i/>
-          <w:iCs/>
-        </w:rPr>
-        <w:t xml:space="preserve">See</w:t>
-      </w:r>
-      <w:r>
-        <w:t xml:space="preserve"> </w:t>
-      </w:r>
-      <w:r>
-        <w:t xml:space="preserve">Act of Nov. 6, 2019, S.L. No. 2019</w:t>
-      </w:r>
-      <w:r>
-        <w:noBreakHyphen/>
-      </w:r>
-      <w:r>
-        <w:t xml:space="preserve">239, 2019 N.C. Sess. Laws 1118.</w:t>
-      </w:r>
-    </w:p>
-    <w:p>
-      <w:pPr>
-        <w:pStyle w:val="BodyText"/>
-      </w:pPr>
-      <w:r>
-        <w:t xml:space="preserve">The legislature may have chosen not to amend UMOVA to add a photo ID requirement because it knew that the Trump</w:t>
-      </w:r>
-      <w:r>
-        <w:t xml:space="preserve"> </w:t>
-      </w:r>
-      <w:r>
-        <w:t xml:space="preserve">Administration had recently advised states that requiring military and overseas voters to present a copy of their identification in federal elections would violate federal law.</w:t>
-      </w:r>
-      <w:r>
-        <w:t xml:space="preserve"> </w:t>
-      </w:r>
-      <w:r>
-        <w:rPr>
-          <w:i/>
-          <w:iCs/>
-        </w:rPr>
-        <w:t xml:space="preserve">See supra</w:t>
-      </w:r>
-      <w:r>
-        <w:t xml:space="preserve"> </w:t>
-      </w:r>
-      <w:r>
-        <w:t xml:space="preserve">Part II.B.1. And it may have also understood that imposing divergent rules for state elections would defeat UMOVA’s purpose of extending “to state elections the assistance and protections for military and overseas voters currently found in federal law.” Unif. Mil. &amp; Overseas Voter Act,</w:t>
-      </w:r>
-      <w:r>
-        <w:t xml:space="preserve"> </w:t>
-      </w:r>
-      <w:r>
-        <w:rPr>
-          <w:i/>
-          <w:iCs/>
-        </w:rPr>
-        <w:t xml:space="preserve">supra</w:t>
-      </w:r>
-      <w:r>
-        <w:t xml:space="preserve">, at 2.</w:t>
-      </w:r>
-    </w:p>
-    <w:p>
-      <w:pPr>
-        <w:pStyle w:val="BodyText"/>
-      </w:pPr>
-      <w:r>
-        <w:t xml:space="preserve">Seventh, Petitioner maintains that the Board’s administrative rule that confirms that military and overseas voters need not submit a copied photo ID with their ballots is based on an “unconstitutional” legislative “delegation.” Br. 25</w:t>
-      </w:r>
-      <w:r>
-        <w:noBreakHyphen/>
-      </w:r>
-      <w:r>
-        <w:t xml:space="preserve">26. As shown, however, the Board’s rule is entirely consistent with the statutes that the General Assembly has enacted on this subject. Indeed, the legislatively-appointed Rules Review Commission, on three occasions, concluded that this rule was “within the authority delegated to the [Board] by the General Assembly.” N.C. Gen. Stat. § 150B</w:t>
-      </w:r>
-      <w:r>
-        <w:noBreakHyphen/>
-      </w:r>
-      <w:r>
-        <w:t xml:space="preserve">21.9(a)⁠(1);</w:t>
+        <w:t xml:space="preserve">26. As shown, however, the Board’s rule is entirely consistent with the statutes that the General Assembly has enacted on this subject. Indeed, the legislatively-appointed Rules Review Commission, on three occasions, concluded that this rule was “within the authority delegated to the [Board] by the General Assembly.” N.C. Gen. Stat. § 150B-⁠21.9(a)⁠(1);</w:t>
       </w:r>
       <w:r>
         <w:t xml:space="preserve"> </w:t>
@@ -18190,13 +17896,7 @@
         <w:pStyle w:val="BodyText"/>
       </w:pPr>
       <w:r>
-        <w:t xml:space="preserve">Petitioner challenged the votes of 266 overseas citizens who the General Assembly has explicitly allowed to vote even though they have never resided in North Carolina. Br. 8 n.2. Even including the “additional” voters Petitioner cites in his brief, the number of challenged voters in this category is below the margin between the two candidates. Br. 8 n.2. This protest therefore fails because, unless Petitioner prevails on his other protests, this category of voters is not “sufficient to cast doubt on the results of the election.” N.C. Gen. Stat. § 163</w:t>
-      </w:r>
-      <w:r>
-        <w:noBreakHyphen/>
-      </w:r>
-      <w:r>
-        <w:t xml:space="preserve">182.10(d)⁠(2)⁠(c);</w:t>
+        <w:t xml:space="preserve">Petitioner challenged the votes of 266 overseas citizens who the General Assembly has explicitly allowed to vote even though they have never resided in North Carolina. Br. 8 n.2. Even including the “additional” voters Petitioner cites in his brief, the number of challenged voters in this category is below the margin between the two candidates. Br. 8 n.2. This protest therefore fails because, unless Petitioner prevails on his other protests, this category of voters is not “sufficient to cast doubt on the results of the election.” N.C. Gen. Stat. § 163-⁠182.10(d)⁠(2)⁠(c);</w:t>
       </w:r>
       <w:r>
         <w:t xml:space="preserve"> </w:t>
@@ -18477,25 +18177,76 @@
         <w:pStyle w:val="BodyText"/>
       </w:pPr>
       <w:r>
-        <w:t xml:space="preserve">The inherited-resident statute allows an overseas voter who has never lived in the United States to vote in state elections if they have never registered in another state and their parent or legal guardian last lived in North Carolina. N.C. Gen. Stat. § 163</w:t>
+        <w:t xml:space="preserve">The inherited-resident statute allows an overseas voter who has never lived in the United States to vote in state elections if they have never registered in another state and their parent or legal guardian last lived in North Carolina. N.C. Gen. Stat. § 163-⁠258.2(1)⁠(e).</w:t>
+      </w:r>
+      <w:r>
+        <w:t xml:space="preserve"> </w:t>
+      </w:r>
+      <w:r>
+        <w:t xml:space="preserve">Petitioner claims that this statute violates our state constitution because, in his view, the constitution requires a voter to have “resided in the State of North Carolina for one year” before the election. Br. 27</w:t>
       </w:r>
       <w:r>
         <w:noBreakHyphen/>
       </w:r>
       <w:r>
-        <w:t xml:space="preserve">258.2(1)⁠(e).</w:t>
-      </w:r>
-      <w:r>
-        <w:t xml:space="preserve"> </w:t>
-      </w:r>
-      <w:r>
-        <w:t xml:space="preserve">Petitioner claims that this statute violates our state constitution because, in his view, the constitution requires a voter to have “resided in the State of North Carolina for one year” before the election. Br. 27</w:t>
+        <w:t xml:space="preserve">28 (quoting N.C. Const. art. VI, § 2)).</w:t>
+      </w:r>
+    </w:p>
+    <w:p>
+      <w:pPr>
+        <w:pStyle w:val="BodyText"/>
+      </w:pPr>
+      <w:r>
+        <w:t xml:space="preserve">This is a classic facial constitutional challenge. Under Petitioner position, subsection (1)e would be unconstitutional in all circumstances. The test for whether a challenge is facial is whether the “claim and the relief that would follow could reach beyond the particular circumstances” of a given case.</w:t>
+      </w:r>
+      <w:r>
+        <w:t xml:space="preserve"> </w:t>
+      </w:r>
+      <w:r>
+        <w:rPr>
+          <w:i/>
+          <w:iCs/>
+        </w:rPr>
+        <w:t xml:space="preserve">Singleton</w:t>
+      </w:r>
+      <w:r>
+        <w:rPr>
+          <w:i/>
+          <w:iCs/>
+        </w:rPr>
+        <w:t xml:space="preserve"> </w:t>
+      </w:r>
+      <w:r>
+        <w:rPr>
+          <w:i/>
+          <w:iCs/>
+        </w:rPr>
+        <w:t xml:space="preserve">v. N.C. Dep’t of Health &amp; Hum. Servs.</w:t>
+      </w:r>
+      <w:r>
+        <w:t xml:space="preserve">, 386 N.C. 597, 599, 906 S.E.2d 806, 808 (2024) (cleaned up) (emphasis added). Here, if Petitioner’s arguments are correct, then the entire statutory provision is unconstitutional and therefore any votes of inherited residents—even those whose votes Petitioner did not challenge—are invalid.</w:t>
+      </w:r>
+      <w:r>
+        <w:t xml:space="preserve"> </w:t>
+      </w:r>
+      <w:r>
+        <w:rPr>
+          <w:i/>
+          <w:iCs/>
+        </w:rPr>
+        <w:t xml:space="preserve">See</w:t>
+      </w:r>
+      <w:r>
+        <w:t xml:space="preserve"> </w:t>
+      </w:r>
+      <w:r>
+        <w:t xml:space="preserve">Br. 31</w:t>
       </w:r>
       <w:r>
         <w:noBreakHyphen/>
       </w:r>
       <w:r>
-        <w:t xml:space="preserve">28 (quoting N.C. Const. art. VI, § 2)).</w:t>
+        <w:t xml:space="preserve">33.</w:t>
       </w:r>
     </w:p>
     <w:p>
@@ -18503,76 +18254,13 @@
         <w:pStyle w:val="BodyText"/>
       </w:pPr>
       <w:r>
-        <w:t xml:space="preserve">This is a classic facial constitutional challenge. Under Petitioner position, subsection (1)e would be unconstitutional in all circumstances. The test for whether a challenge is facial is whether the “claim and the relief that would follow could reach beyond the particular circumstances” of a given case.</w:t>
-      </w:r>
-      <w:r>
-        <w:t xml:space="preserve"> </w:t>
-      </w:r>
-      <w:r>
-        <w:rPr>
-          <w:i/>
-          <w:iCs/>
-        </w:rPr>
-        <w:t xml:space="preserve">Singleton</w:t>
-      </w:r>
-      <w:r>
-        <w:rPr>
-          <w:i/>
-          <w:iCs/>
-        </w:rPr>
-        <w:t xml:space="preserve"> </w:t>
-      </w:r>
-      <w:r>
-        <w:rPr>
-          <w:i/>
-          <w:iCs/>
-        </w:rPr>
-        <w:t xml:space="preserve">v. N.C. Dep’t of Health &amp; Hum. Servs.</w:t>
-      </w:r>
-      <w:r>
-        <w:t xml:space="preserve">, 386 N.C. 597, 599, 906 S.E.2d 806, 808 (2024) (cleaned up) (emphasis added). Here, if Petitioner’s arguments are correct, then the entire statutory provision is unconstitutional and therefore any votes of inherited residents—even those whose votes Petitioner did not challenge—are invalid.</w:t>
-      </w:r>
-      <w:r>
-        <w:t xml:space="preserve"> </w:t>
-      </w:r>
-      <w:r>
-        <w:rPr>
-          <w:i/>
-          <w:iCs/>
-        </w:rPr>
-        <w:t xml:space="preserve">See</w:t>
-      </w:r>
-      <w:r>
-        <w:t xml:space="preserve"> </w:t>
-      </w:r>
-      <w:r>
-        <w:t xml:space="preserve">Br. 31</w:t>
-      </w:r>
-      <w:r>
-        <w:noBreakHyphen/>
-      </w:r>
-      <w:r>
-        <w:t xml:space="preserve">33.</w:t>
-      </w:r>
-    </w:p>
-    <w:p>
-      <w:pPr>
-        <w:pStyle w:val="BodyText"/>
-      </w:pPr>
-      <w:r>
-        <w:t xml:space="preserve">Because Petitioner’s challenge to this statute is a facial one, it must be decided by a three-judge panel in the Superior Court of Wake County. Under North Carolina law, “[a]ny action that is a facial challenge to the validity of an act of the General Assembly” must be “heard and determined by a three-judge panel of the Superior Court of Wake County.” N.C. Gen. Stat. § 1</w:t>
-      </w:r>
-      <w:r>
-        <w:noBreakHyphen/>
-      </w:r>
-      <w:r>
-        <w:t xml:space="preserve">267.1(a).</w:t>
-      </w:r>
-      <w:r>
-        <w:t xml:space="preserve"> </w:t>
-      </w:r>
-      <w:r>
-        <w:t xml:space="preserve">However, as a general matter, North Carolina courts should “determine the constitutionality of a statute . . . only to the extent necessary to determine that controversy.”</w:t>
+        <w:t xml:space="preserve">Because Petitioner’s challenge to this statute is a facial one, it must be decided by a three-judge panel in the Superior Court of Wake County. Under North Carolina law, “[a]ny action that is a facial challenge to the validity of an act of the General Assembly” must be “heard and determined by a three-judge panel of the Superior Court of Wake County.” N.C. Gen. Stat. § 1-⁠267.1(a).</w:t>
+      </w:r>
+      <w:r>
+        <w:t xml:space="preserve"> </w:t>
+      </w:r>
+      <w:r>
+        <w:t xml:space="preserve">However, as a general matter, North Carolina courts should “determine the constitutionality of a statute . . . only to the extent necessary to determine that controversy.”</w:t>
       </w:r>
       <w:r>
         <w:t xml:space="preserve"> </w:t>
@@ -18599,13 +18287,7 @@
         <w:t xml:space="preserve">Co. v. Brand Distribs. of N. Wilkesboro, Inc.</w:t>
       </w:r>
       <w:r>
-        <w:t xml:space="preserve">, 285 N.C. 467, 472, 206 S.E.2d 141, 145 (1974). Thus, a case is transferred to a three-judge panel only “if, after all other matters in the action have been resolved, a determination as to the facial validity of an act of the General Assembly must be made in order to completely resolve any matters in the case.” N.C. Gen. Stat. § 1A</w:t>
-      </w:r>
-      <w:r>
-        <w:noBreakHyphen/>
-      </w:r>
-      <w:r>
-        <w:t xml:space="preserve">42(b)⁠(4)</w:t>
+        <w:t xml:space="preserve">, 285 N.C. 467, 472, 206 S.E.2d 141, 145 (1974). Thus, a case is transferred to a three-judge panel only “if, after all other matters in the action have been resolved, a determination as to the facial validity of an act of the General Assembly must be made in order to completely resolve any matters in the case.” N.C. Gen. Stat. § 1A-⁠42(b)⁠(4)</w:t>
       </w:r>
       <w:r>
         <w:t xml:space="preserve"> </w:t>
@@ -19013,13 +18695,7 @@
         <w:t xml:space="preserve">Jennings v. Rodriguez</w:t>
       </w:r>
       <w:r>
-        <w:t xml:space="preserve">, 583 U.S. 281, 286 (2018). The statute applies to military and overseas voters who meet all of the State’s voter-eligibility requirements “except for a State residency requirement.” N.C. Gen. Stat. § 163</w:t>
-      </w:r>
-      <w:r>
-        <w:noBreakHyphen/>
-      </w:r>
-      <w:r>
-        <w:t xml:space="preserve">258.2(1)⁠(e).</w:t>
+        <w:t xml:space="preserve">, 583 U.S. 281, 286 (2018). The statute applies to military and overseas voters who meet all of the State’s voter-eligibility requirements “except for a State residency requirement.” N.C. Gen. Stat. § 163-⁠258.2(1)⁠(e).</w:t>
       </w:r>
       <w:r>
         <w:t xml:space="preserve"> </w:t>
@@ -19041,13 +18717,7 @@
         <w:t xml:space="preserve"> </w:t>
       </w:r>
       <w:r>
-        <w:t xml:space="preserve">§ 163</w:t>
-      </w:r>
-      <w:r>
-        <w:noBreakHyphen/>
-      </w:r>
-      <w:r>
-        <w:t xml:space="preserve">258.2(1)⁠(c),</w:t>
+        <w:t xml:space="preserve">§ 163-⁠258.2(1)⁠(c),</w:t>
       </w:r>
       <w:r>
         <w:t xml:space="preserve"> </w:t>
@@ -19103,7 +18773,7 @@
         <w:t xml:space="preserve">Lloyd v. Babb</w:t>
       </w:r>
       <w:r>
-        <w:t xml:space="preserve">, 296 N.C. 416, 440, 251 S.E.2d 843, 859 (1979) (emphasis removed). As a result, it is no longer clear what force the clause “[a]ny person who has resided in the State of North Carolina for one year . . . shall be entitled to vote at any election held in this State” has now. N.C. Const. art. VI, § 2(1).</w:t>
+        <w:t xml:space="preserve">, 296 N.C. 416, 440, 251 S.E.2d 843, 859 (1979) (emphasis removed). As a result, it is no longer clear what force the clause “[a]ny person who has resided in the State of North Carolina for one year . . . shall be entitled to vote at any election held in this State” has now. N.C. Const. art. VI, § 2(1).</w:t>
       </w:r>
       <w:r>
         <w:t xml:space="preserve"> </w:t>
@@ -19611,13 +19281,7 @@
         <w:noBreakHyphen/>
       </w:r>
       <w:r>
-        <w:t xml:space="preserve">6. Here, the Board dismissed the protests at a preliminary, threshold stage of the process. Specifically, the Board held that the protests failed at the outset because he failed to comply with filing requirements and failed to “establish[] probable cause to believe that a violation of election law or irregularity or misconduct has occurred.” N.C. Gen. Stat. § 163</w:t>
-      </w:r>
-      <w:r>
-        <w:noBreakHyphen/>
-      </w:r>
-      <w:r>
-        <w:t xml:space="preserve">182.10(a);</w:t>
+        <w:t xml:space="preserve">6. Here, the Board dismissed the protests at a preliminary, threshold stage of the process. Specifically, the Board held that the protests failed at the outset because he failed to comply with filing requirements and failed to “establish[] probable cause to believe that a violation of election law or irregularity or misconduct has occurred.” N.C. Gen. Stat. § 163-⁠182.10(a);</w:t>
       </w:r>
       <w:r>
         <w:t xml:space="preserve"> </w:t>
@@ -19660,13 +19324,7 @@
         <w:t xml:space="preserve"> </w:t>
       </w:r>
       <w:r>
-        <w:t xml:space="preserve">N.C. Gen. Stat. §§ 163</w:t>
-      </w:r>
-      <w:r>
-        <w:noBreakHyphen/>
-      </w:r>
-      <w:r>
-        <w:t xml:space="preserve">182.10(a),</w:t>
+        <w:t xml:space="preserve">N.C. Gen. Stat. §§ 163-⁠182.10(a),</w:t>
       </w:r>
       <w:r>
         <w:t xml:space="preserve"> </w:t>
@@ -19688,13 +19346,7 @@
         <w:t xml:space="preserve"> </w:t>
       </w:r>
       <w:r>
-        <w:t xml:space="preserve">§ 163</w:t>
-      </w:r>
-      <w:r>
-        <w:noBreakHyphen/>
-      </w:r>
-      <w:r>
-        <w:t xml:space="preserve">182.10(d).</w:t>
+        <w:t xml:space="preserve">§ 163-⁠182.10(d).</w:t>
       </w:r>
       <w:r>
         <w:t xml:space="preserve"> </w:t>
@@ -20054,67 +19706,80 @@
         <w:t xml:space="preserve"> </w:t>
       </w:r>
       <w:r>
-        <w:t xml:space="preserve">N.C. Gen. Stat. § 163</w:t>
+        <w:t xml:space="preserve">N.C. Gen. Stat. § 163-⁠182.10(a).</w:t>
+      </w:r>
+      <w:r>
+        <w:t xml:space="preserve"> </w:t>
+      </w:r>
+      <w:r>
+        <w:t xml:space="preserve">If the Court were to find error in the Board’s order dismissing at that preliminary stage, the only appropriate remedy would be a remand to the Board for further proceedings, including an evidentiary hearing, at which the State Board or county boards could conduct any necessary factfinding on an individualized basis rather than disenfranchising more than 60,000 voters en masse as Petitioner demands.</w:t>
+      </w:r>
+      <w:r>
+        <w:t xml:space="preserve"> </w:t>
+      </w:r>
+      <w:r>
+        <w:rPr>
+          <w:i/>
+          <w:iCs/>
+        </w:rPr>
+        <w:t xml:space="preserve">See id.</w:t>
+      </w:r>
+      <w:r>
+        <w:t xml:space="preserve"> </w:t>
+      </w:r>
+      <w:r>
+        <w:t xml:space="preserve">§§ 163-⁠182.10(a),</w:t>
+      </w:r>
+      <w:r>
+        <w:t xml:space="preserve"> </w:t>
+      </w:r>
+      <w:r>
+        <w:t xml:space="preserve">(c)-(d).</w:t>
+      </w:r>
+    </w:p>
+    <w:p>
+      <w:pPr>
+        <w:pStyle w:val="BodyTextNote"/>
+      </w:pPr>
+      <w:r>
+        <w:t xml:space="preserve">Petitioner has failed to establish that any voter actually registered to vote and cast ballots in violation of the law.</w:t>
+      </w:r>
+      <w:r>
+        <w:rPr>
+          <w:rStyle w:val="FootnoteReference"/>
+        </w:rPr>
+        <w:footnoteReference w:id="22"/>
+      </w:r>
+      <w:r>
+        <w:t xml:space="preserve"> </w:t>
+      </w:r>
+      <w:r>
+        <w:t xml:space="preserve">Petitioner’s request that the Board simply discard all the challenged votes would therefore clearly be improper under the statutes and case law governing election protests. On remand, the Board would be authorized by statute to take a wide variety of measures, as appropriate, in response to an adjudicated election violation. Specifically, the General Assembly has authorized the Board, subject to judicial review, to correct vote totals, order a recount, or take any other action “necessary to assure that an election is determined without taint of fraud or corruption and without irregularities that may have changed the result of an election.”</w:t>
+      </w:r>
+      <w:r>
+        <w:t xml:space="preserve"> </w:t>
+      </w:r>
+      <w:r>
+        <w:rPr>
+          <w:i/>
+          <w:iCs/>
+        </w:rPr>
+        <w:t xml:space="preserve">Id.</w:t>
+      </w:r>
+      <w:r>
+        <w:t xml:space="preserve"> </w:t>
+      </w:r>
+      <w:r>
+        <w:t xml:space="preserve">§§ 163-⁠182.10(d),</w:t>
+      </w:r>
+      <w:r>
+        <w:t xml:space="preserve"> </w:t>
       </w:r>
       <w:r>
         <w:noBreakHyphen/>
       </w:r>
       <w:r>
-        <w:t xml:space="preserve">182.10(a).</w:t>
-      </w:r>
-      <w:r>
-        <w:t xml:space="preserve"> </w:t>
-      </w:r>
-      <w:r>
-        <w:t xml:space="preserve">If the Court were to find error in the Board’s order dismissing at that preliminary stage, the only appropriate remedy would be a remand to the Board for further proceedings, including an evidentiary hearing, at which the State Board or county boards could conduct any necessary factfinding on an individualized basis rather than disenfranchising more than 60,000 voters en masse as Petitioner demands.</w:t>
-      </w:r>
-      <w:r>
-        <w:t xml:space="preserve"> </w:t>
-      </w:r>
-      <w:r>
-        <w:rPr>
-          <w:i/>
-          <w:iCs/>
-        </w:rPr>
-        <w:t xml:space="preserve">See id.</w:t>
-      </w:r>
-      <w:r>
-        <w:t xml:space="preserve"> </w:t>
-      </w:r>
-      <w:r>
-        <w:t xml:space="preserve">§§ 163</w:t>
-      </w:r>
-      <w:r>
-        <w:noBreakHyphen/>
-      </w:r>
-      <w:r>
-        <w:t xml:space="preserve">182.10(a),</w:t>
-      </w:r>
-      <w:r>
-        <w:t xml:space="preserve"> </w:t>
-      </w:r>
-      <w:r>
-        <w:t xml:space="preserve">(c)-(d).</w:t>
-      </w:r>
-    </w:p>
-    <w:p>
-      <w:pPr>
-        <w:pStyle w:val="BodyTextNote"/>
-      </w:pPr>
-      <w:r>
-        <w:t xml:space="preserve">Petitioner has failed to establish that any voter actually registered to vote and cast ballots in violation of the law.</w:t>
-      </w:r>
-      <w:r>
-        <w:rPr>
-          <w:rStyle w:val="FootnoteReference"/>
-        </w:rPr>
-        <w:footnoteReference w:id="22"/>
-      </w:r>
-      <w:r>
-        <w:t xml:space="preserve"> </w:t>
-      </w:r>
-      <w:r>
-        <w:t xml:space="preserve">Petitioner’s request that the Board simply discard all the challenged votes would therefore clearly be improper under the statutes and case law governing election protests. On remand, the Board would be authorized by statute to take a wide variety of measures, as appropriate, in response to an adjudicated election violation. Specifically, the General Assembly has authorized the Board, subject to judicial review, to correct vote totals, order a recount, or take any other action “necessary to assure that an election is determined without taint of fraud or corruption and without irregularities that may have changed the result of an election.”</w:t>
+        <w:t xml:space="preserve">182.12. In addition, under certain limited circumstances, the Board may also order a new election.</w:t>
       </w:r>
       <w:r>
         <w:t xml:space="preserve"> </w:t>
@@ -20130,44 +19795,7 @@
         <w:t xml:space="preserve"> </w:t>
       </w:r>
       <w:r>
-        <w:t xml:space="preserve">§§ 163</w:t>
-      </w:r>
-      <w:r>
-        <w:noBreakHyphen/>
-      </w:r>
-      <w:r>
-        <w:t xml:space="preserve">182.10(d),</w:t>
-      </w:r>
-      <w:r>
-        <w:t xml:space="preserve"> </w:t>
-      </w:r>
-      <w:r>
-        <w:noBreakHyphen/>
-      </w:r>
-      <w:r>
-        <w:t xml:space="preserve">182.12. In addition, under certain limited circumstances, the Board may also order a new election.</w:t>
-      </w:r>
-      <w:r>
-        <w:t xml:space="preserve"> </w:t>
-      </w:r>
-      <w:r>
-        <w:rPr>
-          <w:i/>
-          <w:iCs/>
-        </w:rPr>
-        <w:t xml:space="preserve">Id.</w:t>
-      </w:r>
-      <w:r>
-        <w:t xml:space="preserve"> </w:t>
-      </w:r>
-      <w:r>
-        <w:t xml:space="preserve">§ 163</w:t>
-      </w:r>
-      <w:r>
-        <w:noBreakHyphen/>
-      </w:r>
-      <w:r>
-        <w:t xml:space="preserve">182.13(a).</w:t>
+        <w:t xml:space="preserve">§ 163-⁠182.13(a).</w:t>
       </w:r>
     </w:p>
     <w:p>
@@ -20311,7 +19939,7 @@
         <w:pStyle w:val="BodyText"/>
       </w:pPr>
       <w:r>
-        <w:t xml:space="preserve">The Fourth Circuit “direct[ed] the district court . . . to expressly retain jurisdiction of the federal issues identified in the Board’s notice of removal should those issues remain after the resolution of the state court proceedings.” (R p 145) The district court has modified its order to do so.</w:t>
+        <w:t xml:space="preserve">The Fourth Circuit “direct[ed] the district court . . . to expressly retain jurisdiction of the federal issues identified in the Board’s notice of removal should those issues remain after the resolution of the state court proceedings.” (R p 145) The district court has modified its order to do so.</w:t>
       </w:r>
       <w:r>
         <w:t xml:space="preserve"> </w:t>
@@ -20653,7 +20281,7 @@
         <w:t xml:space="preserve"> </w:t>
       </w:r>
       <w:r>
-        <w:t xml:space="preserve">at 421 n.12 (“We are confident that state courts . . . will respect a litigant’s reservation of his federal claims for decision by the federal courts.”).</w:t>
+        <w:t xml:space="preserve">at 421 n.12 (“We are confident that state courts . . . will respect a litigant’s reservation of his federal claims for decision by the federal courts.”).</w:t>
       </w:r>
     </w:p>
     <w:p>
@@ -23494,13 +23122,7 @@
         <w:t xml:space="preserve"> </w:t>
       </w:r>
       <w:r>
-        <w:t xml:space="preserve">N.C. Gen. Stat. § 163</w:t>
-      </w:r>
-      <w:r>
-        <w:noBreakHyphen/>
-      </w:r>
-      <w:r>
-        <w:t xml:space="preserve">182.9(b)⁠(4),</w:t>
+        <w:t xml:space="preserve">N.C. Gen. Stat. § 163-⁠182.9(b)⁠(4),</w:t>
       </w:r>
       <w:r>
         <w:t xml:space="preserve"> </w:t>
@@ -23667,7 +23289,7 @@
         <w:noBreakHyphen/>
       </w:r>
       <w:r>
-        <w:t xml:space="preserve">4, N.C. State Bd. of Elections (showing that total votes that Petitioner challenges necessarily includes votes cast by military voters), https://​​tinyurl.​com/​​4jyz2fh8 (last visited Feb. 26, 2025).</w:t>
+        <w:t xml:space="preserve">4, N.C. State Bd. of Elections (showing that total votes that Petitioner challenges necessarily includes votes cast by military voters), https://​tinyurl.​com/​4jyz2fh8 (last visited Feb. 26, 2025).</w:t>
       </w:r>
     </w:p>
   </w:footnote>
@@ -23686,7 +23308,7 @@
         <w:t xml:space="preserve"> </w:t>
       </w:r>
       <w:r>
-        <w:t xml:space="preserve">See Letter from David Beirne, Director, Fed. Voting Assistance Program, to Edgardo Cortes, Comm’r, Va. Dep’t of Election (Feb. 6, 2017), https://​​tinyurl.​com/​​2me8w77n (last visited Feb. 27, 2025).</w:t>
+        <w:t xml:space="preserve">See Letter from David Beirne, Director, Fed. Voting Assistance Program, to Edgardo Cortes, Comm’r, Va. Dep’t of Election (Feb. 6, 2017), https://​tinyurl.​com/​2me8w77n (last visited Feb. 27, 2025).</w:t>
       </w:r>
     </w:p>
   </w:footnote>
@@ -23705,7 +23327,7 @@
         <w:t xml:space="preserve"> </w:t>
       </w:r>
       <w:r>
-        <w:t xml:space="preserve">See Unif. Mil. &amp; Overseas Voter Act, at 2 (Nat’l Conf. of Comm’rs on Unif. State Laws 2010), https://​​tinyurl.​com/​​4jnwh54k (last visited Feb. 27, 2025).</w:t>
+        <w:t xml:space="preserve">See Unif. Mil. &amp; Overseas Voter Act, at 2 (Nat’l Conf. of Comm’rs on Unif. State Laws 2010), https://​tinyurl.​com/​4jnwh54k (last visited Feb. 27, 2025).</w:t>
       </w:r>
     </w:p>
   </w:footnote>
@@ -23775,13 +23397,7 @@
         <w:t xml:space="preserve"> </w:t>
       </w:r>
       <w:r>
-        <w:t xml:space="preserve">N.C. Gen. Stat. § 163</w:t>
-      </w:r>
-      <w:r>
-        <w:noBreakHyphen/>
-      </w:r>
-      <w:r>
-        <w:t xml:space="preserve">182.10(a).</w:t>
+        <w:t xml:space="preserve">N.C. Gen. Stat. § 163-⁠182.10(a).</w:t>
       </w:r>
       <w:r>
         <w:t xml:space="preserve"> </w:t>
@@ -23873,13 +23489,7 @@
         <w:noBreakHyphen/>
       </w:r>
       <w:r>
-        <w:t xml:space="preserve">29 ¶¶ 8</w:t>
-      </w:r>
-      <w:r>
-        <w:noBreakHyphen/>
-      </w:r>
-      <w:r>
-        <w:t xml:space="preserve">13) That analysis shows that, as predicted in earlier filings, roughly half, and likely many more, voters challenged by Petitioner did in fact provide a driver’s license or social security number when they registered. (Doc. Ex. II 229 ¶ 13)</w:t>
+        <w:t xml:space="preserve">29 ¶¶ 8-⁠13) That analysis shows that, as predicted in earlier filings, roughly half, and likely many more, voters challenged by Petitioner did in fact provide a driver’s license or social security number when they registered. (Doc. Ex. II 229 ¶ 13)</w:t>
       </w:r>
     </w:p>
   </w:footnote>
@@ -24874,6 +24484,33 @@
       <w:ind w:left="2160" w:hanging="720"/>
     </w:pPr>
   </w:style>
+  <w:style w:type="paragraph" w:customStyle="1" w:styleId="XdQuoteList1">
+    <w:name w:val="Xd Quote List 1"/>
+    <w:basedOn w:val="Normal"/>
+    <w:qFormat/>
+    <w:pPr>
+      <w:spacing w:before="0" w:after="0" w:line="276" w:lineRule="exact"/>
+      <w:ind w:left="1440" w:right="720" w:hanging="720"/>
+    </w:pPr>
+  </w:style>
+  <w:style w:type="paragraph" w:customStyle="1" w:styleId="XdQuoteList2">
+    <w:name w:val="Xd Quote List 2"/>
+    <w:basedOn w:val="Normal"/>
+    <w:qFormat/>
+    <w:pPr>
+      <w:spacing w:before="0" w:after="0" w:line="276" w:lineRule="exact"/>
+      <w:ind w:left="2160" w:right="720" w:hanging="720"/>
+    </w:pPr>
+  </w:style>
+  <w:style w:type="paragraph" w:customStyle="1" w:styleId="XdQuoteList3">
+    <w:name w:val="Xd Quote List 3"/>
+    <w:basedOn w:val="Normal"/>
+    <w:qFormat/>
+    <w:pPr>
+      <w:spacing w:before="0" w:after="0" w:line="276" w:lineRule="exact"/>
+      <w:ind w:left="2880" w:right="720" w:hanging="720"/>
+    </w:pPr>
+  </w:style>
   <w:style w:type="paragraph" w:customStyle="1" w:styleId="XdList1">
     <w:name w:val="XdList1"/>
     <w:basedOn w:val="BodyText"/>

--- a/courts/fourth-circuit/north-carolina/state/court-of-appeals/answering-brief/usage/OUTPUT-answering-brief.docx
+++ b/courts/fourth-circuit/north-carolina/state/court-of-appeals/answering-brief/usage/OUTPUT-answering-brief.docx
@@ -8133,7 +8133,7 @@
         <w:noBreakHyphen/>
       </w:r>
       <w:r>
-        <w:t xml:space="preserve">28, 35) The Board further held that, “to the extent there is a potential violation of HAVA involved in registration of voters in the past, it was remedied consistent with a separate provision of HAVA.” (R p 28) That “separate provision . . . states that a new voter registration applicant must provide an alternative form of identification before or upon voting for the first time, if the state did not have a system complying with the requirement to collect a driver’s license number or last four digits of a social security number.” (R p 27 (citing 52 U.S.C. § 21083(b)⁠(1)-⁠(3))</w:t>
+        <w:t xml:space="preserve">28, 35) The Board further held that, “to the extent there is a potential violation of HAVA involved in registration of voters in the past, it was remedied consistent with a separate provision of HAVA.” (R p 28) That “separate provision ⁠. ⁠. ⁠. states that a new voter registration applicant must provide an alternative form of identification before or upon voting for the first time, if the state did not have a system complying with the requirement to collect a driver’s license number or last four digits of a social security number.” (R p 27 (citing 52 U.S.C. § 21083(b)⁠(1)-⁠(3))</w:t>
       </w:r>
     </w:p>
     <w:p>
@@ -8227,7 +8227,7 @@
         <w:noBreakHyphen/>
       </w:r>
       <w:r>
-        <w:t xml:space="preserve">45 (citing 08 N.C. Admin. Code 17 .0109(d)))</w:t>
+        <w:t xml:space="preserve">45 (citing 08 N.C. Admin. Code 17 ⁠.0109(d)))</w:t>
       </w:r>
     </w:p>
     <w:p>
@@ -8500,7 +8500,7 @@
         <w:noBreakHyphen/>
       </w:r>
       <w:r>
-        <w:t xml:space="preserve">68 (N.C. 2025). In its second order, the Court dismissed Petitioner’s petition for a writ of prohibition, maintained its stay on the certification of the election until “any appeals . . . have been exhausted,” and ordered the Wake County Superior Court to proceed “expeditiously” on Petitioner’s three petitions for judicial review.</w:t>
+        <w:t xml:space="preserve">68 (N.C. 2025). In its second order, the Court dismissed Petitioner’s petition for a writ of prohibition, maintained its stay on the certification of the election until “any appeals ⁠. ⁠. ⁠. have been exhausted,” and ordered the Wake County Superior Court to proceed “expeditiously” on Petitioner’s three petitions for judicial review.</w:t>
       </w:r>
       <w:r>
         <w:t xml:space="preserve"> </w:t>
@@ -8834,7 +8834,7 @@
         <w:t xml:space="preserve">England</w:t>
       </w:r>
       <w:r>
-        <w:t xml:space="preserve">, 375 U.S. at 421. “When the reservation has been made . . . his right to return [to federal court] will in all events be preserved.”</w:t>
+        <w:t xml:space="preserve">, 375 U.S. at 421. “When the reservation has been made ⁠. ⁠. ⁠. his right to return [to federal court] will in all events be preserved.”</w:t>
       </w:r>
       <w:r>
         <w:t xml:space="preserve"> </w:t>
@@ -9380,7 +9380,7 @@
         <w:pStyle w:val="BodyText"/>
       </w:pPr>
       <w:r>
-        <w:t xml:space="preserve">Third, Petitioner’s protests should be denied because he failed to provide voters with adequate notice that he was challenging their votes. Here, challenged voters were mailed a postcard stating that their votes may be subject to a protest, along with a QR code that, when scanned with a smartphone, linked to a list of hundreds of protests, many of which contained thousands of names, out of alphabetical order, on hundreds of pages. This form of notice violates state law requiring persons filing protests to serve challenged voters “copies of all filings.” 08 N.C. Admin. Code 02 .0111.</w:t>
+        <w:t xml:space="preserve">Third, Petitioner’s protests should be denied because he failed to provide voters with adequate notice that he was challenging their votes. Here, challenged voters were mailed a postcard stating that their votes may be subject to a protest, along with a QR code that, when scanned with a smartphone, linked to a list of hundreds of protests, many of which contained thousands of names, out of alphabetical order, on hundreds of pages. This form of notice violates state law requiring persons filing protests to serve challenged voters “copies of all filings.” 08 N.C. Admin. Code 02 ⁠.0111.</w:t>
       </w:r>
     </w:p>
     <w:p>
@@ -10429,7 +10429,7 @@
         <w:pStyle w:val="BodyText"/>
       </w:pPr>
       <w:r>
-        <w:t xml:space="preserve">Petitioner next challenges certain votes cast by military and overseas voters who did not include a copy of a photo identification with their ballots. Long before the election, however, the Board promulgated a rule providing that these military and overseas voters were “not required to submit a photocopy of acceptable photo identification” with their absentee ballots. 08 N.C. Admin. Code 17 .0109(d). This rule was first made effective on August 23, 2019. 08 N.C. Admin. Code 17 .0109(d) (2019). During an injunction against the photo ID law, that rule expired. A substantively identical provision was then readopted as a temporary rule when the injunction was lifted and became effective on August 1, 2023, and then was made a permanent rule on April 1, 2024. Doc. Ex. I 5404;</w:t>
+        <w:t xml:space="preserve">Petitioner next challenges certain votes cast by military and overseas voters who did not include a copy of a photo identification with their ballots. Long before the election, however, the Board promulgated a rule providing that these military and overseas voters were “not required to submit a photocopy of acceptable photo identification” with their absentee ballots. 08 N.C. Admin. Code 17 ⁠.0109(d). This rule was first made effective on August 23, 2019. 08 N.C. Admin. Code 17 ⁠.0109(d) (2019). During an injunction against the photo ID law, that rule expired. A substantively identical provision was then readopted as a temporary rule when the injunction was lifted and became effective on August 1, 2023, and then was made a permanent rule on April 1, 2024. Doc. Ex. I 5404;</w:t>
       </w:r>
       <w:r>
         <w:t xml:space="preserve"> </w:t>
@@ -10445,7 +10445,7 @@
         <w:t xml:space="preserve"> </w:t>
       </w:r>
       <w:r>
-        <w:t xml:space="preserve">08 N.C. Admin. Code 17 .0109. The Rules Review Commission thus approved this rule provision three separate times, and the rule applied in five different elections before this past November’s general election.</w:t>
+        <w:t xml:space="preserve">08 N.C. Admin. Code 17 ⁠.0109. The Rules Review Commission thus approved this rule provision three separate times, and the rule applied in five different elections before this past November’s general election.</w:t>
       </w:r>
     </w:p>
     <w:p>
@@ -10861,7 +10861,7 @@
         <w:t xml:space="preserve"> </w:t>
       </w:r>
       <w:r>
-        <w:t xml:space="preserve">at 271, 607 S.E.2d at 645. Relevant statutes and the Board’s own regulations said “clearly and unambiguously” that “voters must cast ballots . . . in their precincts of residence.”</w:t>
+        <w:t xml:space="preserve">at 271, 607 S.E.2d at 645. Relevant statutes and the Board’s own regulations said “clearly and unambiguously” that “voters must cast ballots ⁠. ⁠. ⁠. in their precincts of residence.”</w:t>
       </w:r>
       <w:r>
         <w:t xml:space="preserve"> </w:t>
@@ -11169,7 +11169,7 @@
         <w:t xml:space="preserve"> </w:t>
       </w:r>
       <w:r>
-        <w:t xml:space="preserve">at 271, 607 S.E.2d at 645. Instead, it simply “remand[ed]” the “case . . . for further proceedings.”</w:t>
+        <w:t xml:space="preserve">at 271, 607 S.E.2d at 645. Instead, it simply “remand[ed]” the “case ⁠. ⁠. ⁠. for further proceedings.”</w:t>
       </w:r>
       <w:r>
         <w:t xml:space="preserve"> </w:t>
@@ -11856,7 +11856,7 @@
         <w:t xml:space="preserve">Trump</w:t>
       </w:r>
       <w:r>
-        <w:t xml:space="preserve">, 951 N.W.2d at 570. The court explained that “the proposition that laches may bar an untimely election challenge . . . appears to be recognized and applied universally.”</w:t>
+        <w:t xml:space="preserve">, 951 N.W.2d at 570. The court explained that “the proposition that laches may bar an untimely election challenge ⁠. ⁠. ⁠. appears to be recognized and applied universally.”</w:t>
       </w:r>
       <w:r>
         <w:t xml:space="preserve"> </w:t>
@@ -11982,7 +11982,7 @@
         <w:t xml:space="preserve"> </w:t>
       </w:r>
       <w:r>
-        <w:t xml:space="preserve">seeks to ensure clear and settled election rules, it does not apply to claims arising from unforeseen election-day errors or improprieties. When a party brings “claims . . . of improper electoral activity”—rather than “issues that arise in the administration of every election”—those claims do not face the</w:t>
+        <w:t xml:space="preserve">seeks to ensure clear and settled election rules, it does not apply to claims arising from unforeseen election-day errors or improprieties. When a party brings “claims ⁠. ⁠. ⁠. of improper electoral activity”—rather than “issues that arise in the administration of every election”—those claims do not face the</w:t>
       </w:r>
       <w:r>
         <w:t xml:space="preserve"> </w:t>
@@ -12617,7 +12617,7 @@
         <w:t xml:space="preserve">Morgan Stanley Cap. Grp. v. Pub. Util. Dist. No. 1</w:t>
       </w:r>
       <w:r>
-        <w:t xml:space="preserve">, 554 U.S. 527, 544 (2008) (holding that the rule that an agency decision cannot be affirmed for “justification in court different from what it provided in its opinion . . . has no application” for issues of law);</w:t>
+        <w:t xml:space="preserve">, 554 U.S. 527, 544 (2008) (holding that the rule that an agency decision cannot be affirmed for “justification in court different from what it provided in its opinion ⁠. ⁠. ⁠. has no application” for issues of law);</w:t>
       </w:r>
       <w:r>
         <w:t xml:space="preserve"> </w:t>
@@ -14081,7 +14081,7 @@
         <w:t xml:space="preserve"> </w:t>
       </w:r>
       <w:r>
-        <w:t xml:space="preserve">08 N.C. Admin. Code 02 .0111. For protests concerning “the eligibility or ineligibility of particular voters,” the forms direct persons filing protests to serve voters.</w:t>
+        <w:t xml:space="preserve">08 N.C. Admin. Code 02 ⁠.0111. For protests concerning “the eligibility or ineligibility of particular voters,” the forms direct persons filing protests to serve voters.</w:t>
       </w:r>
       <w:r>
         <w:t xml:space="preserve"> </w:t>
@@ -14137,7 +14137,7 @@
         <w:pStyle w:val="BodyText"/>
       </w:pPr>
       <w:r>
-        <w:t xml:space="preserve">Thus, Petitioner failed to serve voters with “copies” of his protests via “personal delivery, transmittal through U.S. Mail or commercial carrier service.” 08 N.C. Admin. Code 02 .0111. At best, he served voters with copies via a QR Code, in a confusing manner that failed to directly inform voters that he was actually challenging their votes. Petitioner’s protests were therefore properly rejected for failure to provide proper service.</w:t>
+        <w:t xml:space="preserve">Thus, Petitioner failed to serve voters with “copies” of his protests via “personal delivery, transmittal through U.S. Mail or commercial carrier service.” 08 N.C. Admin. Code 02 ⁠.0111. At best, he served voters with copies via a QR Code, in a confusing manner that failed to directly inform voters that he was actually challenging their votes. Petitioner’s protests were therefore properly rejected for failure to provide proper service.</w:t>
       </w:r>
     </w:p>
     <w:p>
@@ -14173,7 +14173,7 @@
         <w:pStyle w:val="BodyText"/>
       </w:pPr>
       <w:r>
-        <w:t xml:space="preserve">The Board’s duly promulgated rules, moreover, leave no doubt that Petitioner was required to notify voters in this situation, see 08 N.C. Admin. Code 02 .0111—which Petitioner expressly agreed to do. (Doc. Ex. I 8) Given this commitment, Petitioner cannot now claim he had no obligation to notify the voters he seeks to disenfranchise.</w:t>
+        <w:t xml:space="preserve">The Board’s duly promulgated rules, moreover, leave no doubt that Petitioner was required to notify voters in this situation, see 08 N.C. Admin. Code 02 ⁠.0111—which Petitioner expressly agreed to do. (Doc. Ex. I 8) Given this commitment, Petitioner cannot now claim he had no obligation to notify the voters he seeks to disenfranchise.</w:t>
       </w:r>
     </w:p>
     <w:p>
@@ -14181,7 +14181,7 @@
         <w:pStyle w:val="BodyTextNote"/>
       </w:pPr>
       <w:r>
-        <w:t xml:space="preserve">Petitioner also argues that his postcard “complied with the Board’s service demand.” Br. 62. This argument, however, cannot be squared with the text of the Board’s service rule. That rule does not require protesters to mail voters postcards stating that their votes might be affected. It rather requires service of “copies” of actual “filings” via “U.S. Mail or commercial carrier service,” so that voters know that their votes are being protested. 08 N.C. Admin. Code 02 .0111. Because Petitioner indisputably did not provide such service, the Board properly dismissed his protests.</w:t>
+        <w:t xml:space="preserve">Petitioner also argues that his postcard “complied with the Board’s service demand.” Br. 62. This argument, however, cannot be squared with the text of the Board’s service rule. That rule does not require protesters to mail voters postcards stating that their votes might be affected. It rather requires service of “copies” of actual “filings” via “U.S. Mail or commercial carrier service,” so that voters know that their votes are being protested. 08 N.C. Admin. Code 02 ⁠.0111. Because Petitioner indisputably did not provide such service, the Board properly dismissed his protests.</w:t>
       </w:r>
       <w:r>
         <w:rPr>
@@ -15314,7 +15314,7 @@
         <w:t xml:space="preserve">Maryland v. Pringle</w:t>
       </w:r>
       <w:r>
-        <w:t xml:space="preserve">, 540 U.S. 366, 371 (2003). The question is whether an objectively reasonable decisionmaker can reach a “reasonable conclusion to be drawn from the facts known . . . at the time” that a legal violation “has been or is being committed.”</w:t>
+        <w:t xml:space="preserve">, 540 U.S. 366, 371 (2003). The question is whether an objectively reasonable decisionmaker can reach a “reasonable conclusion to be drawn from the facts known ⁠. ⁠. ⁠. at the time” that a legal violation “has been or is being committed.”</w:t>
       </w:r>
       <w:r>
         <w:t xml:space="preserve"> </w:t>
@@ -16177,7 +16177,7 @@
         <w:t xml:space="preserve"> </w:t>
       </w:r>
       <w:r>
-        <w:t xml:space="preserve">One of the Board’s rules, however, has provided that “[m]ilitary and [o]verseas [v]oters” are “not required to submit a photocopy of acceptable photo identification” or an affidavit explaining their reason for not doing so. 08 N.C. Admin. Code 17 .0109(d). This rule, as shown below, accurately describes North Carolina law.</w:t>
+        <w:t xml:space="preserve">One of the Board’s rules, however, has provided that “[m]ilitary and [o]verseas [v]oters” are “not required to submit a photocopy of acceptable photo identification” or an affidavit explaining their reason for not doing so. 08 N.C. Admin. Code 17 ⁠.0109(d). This rule, as shown below, accurately describes North Carolina law.</w:t>
       </w:r>
     </w:p>
     <w:p>
@@ -17248,7 +17248,7 @@
         <w:pStyle w:val="BodyText"/>
       </w:pPr>
       <w:r>
-        <w:t xml:space="preserve">Petitioner has things backwards. This provision states that the rules in “Article 21A . . . shall not apply to or modify . . . Article [20].”</w:t>
+        <w:t xml:space="preserve">Petitioner has things backwards. This provision states that the rules in “Article 21A ⁠. ⁠. ⁠. shall not apply to or modify ⁠. ⁠. ⁠. Article [20].”</w:t>
       </w:r>
       <w:r>
         <w:t xml:space="preserve"> </w:t>
@@ -18260,7 +18260,7 @@
         <w:t xml:space="preserve"> </w:t>
       </w:r>
       <w:r>
-        <w:t xml:space="preserve">However, as a general matter, North Carolina courts should “determine the constitutionality of a statute . . . only to the extent necessary to determine that controversy.”</w:t>
+        <w:t xml:space="preserve">However, as a general matter, North Carolina courts should “determine the constitutionality of a statute ⁠. ⁠. ⁠. only to the extent necessary to determine that controversy.”</w:t>
       </w:r>
       <w:r>
         <w:t xml:space="preserve"> </w:t>
@@ -18773,7 +18773,7 @@
         <w:t xml:space="preserve">Lloyd v. Babb</w:t>
       </w:r>
       <w:r>
-        <w:t xml:space="preserve">, 296 N.C. 416, 440, 251 S.E.2d 843, 859 (1979) (emphasis removed). As a result, it is no longer clear what force the clause “[a]ny person who has resided in the State of North Carolina for one year . . . shall be entitled to vote at any election held in this State” has now. N.C. Const. art. VI, § 2(1).</w:t>
+        <w:t xml:space="preserve">, 296 N.C. 416, 440, 251 S.E.2d 843, 859 (1979) (emphasis removed). As a result, it is no longer clear what force the clause “[a]ny person who has resided in the State of North Carolina for one year ⁠. ⁠. ⁠. shall be entitled to vote at any election held in this State” has now. N.C. Const. art. VI, § 2(1).</w:t>
       </w:r>
       <w:r>
         <w:t xml:space="preserve"> </w:t>
@@ -19939,7 +19939,7 @@
         <w:pStyle w:val="BodyText"/>
       </w:pPr>
       <w:r>
-        <w:t xml:space="preserve">The Fourth Circuit “direct[ed] the district court . . . to expressly retain jurisdiction of the federal issues identified in the Board’s notice of removal should those issues remain after the resolution of the state court proceedings.” (R p 145) The district court has modified its order to do so.</w:t>
+        <w:t xml:space="preserve">The Fourth Circuit “direct[ed] the district court ⁠. ⁠. ⁠. to expressly retain jurisdiction of the federal issues identified in the Board’s notice of removal should those issues remain after the resolution of the state court proceedings.” (R p 145) The district court has modified its order to do so.</w:t>
       </w:r>
       <w:r>
         <w:t xml:space="preserve"> </w:t>
@@ -20281,7 +20281,7 @@
         <w:t xml:space="preserve"> </w:t>
       </w:r>
       <w:r>
-        <w:t xml:space="preserve">at 421 n.12 (“We are confident that state courts . . . will respect a litigant’s reservation of his federal claims for decision by the federal courts.”).</w:t>
+        <w:t xml:space="preserve">at 421 n.12 (“We are confident that state courts ⁠. ⁠. ⁠. will respect a litigant’s reservation of his federal claims for decision by the federal courts.”).</w:t>
       </w:r>
     </w:p>
     <w:p>

--- a/courts/fourth-circuit/north-carolina/state/court-of-appeals/answering-brief/usage/OUTPUT-answering-brief.docx
+++ b/courts/fourth-circuit/north-carolina/state/court-of-appeals/answering-brief/usage/OUTPUT-answering-brief.docx
@@ -15,9 +15,7 @@
         <w:t xml:space="preserve"> </w:t>
       </w:r>
       <w:r>
-        <w:t xml:space="preserve">COA25</w:t>
-        <w:noBreakHyphen/>
-        <w:t xml:space="preserve">181</w:t>
+        <w:t xml:space="preserve">COA25-⁠181</w:t>
       </w:r>
     </w:p>
     <w:p>
@@ -6376,9 +6374,7 @@
         <w:t xml:space="preserve"> </w:t>
       </w:r>
       <w:r>
-        <w:t xml:space="preserve">1</w:t>
-        <w:noBreakHyphen/>
-        <w:t xml:space="preserve">267.1</w:t>
+        <w:t xml:space="preserve">1-⁠267.1</w:t>
       </w:r>
       <w:r>
         <w:t xml:space="preserve">   </w:t>
@@ -6424,9 +6420,7 @@
         <w:t xml:space="preserve"> </w:t>
       </w:r>
       <w:r>
-        <w:t xml:space="preserve">1A</w:t>
-        <w:noBreakHyphen/>
-        <w:t xml:space="preserve">42</w:t>
+        <w:t xml:space="preserve">1A-⁠42</w:t>
       </w:r>
       <w:r>
         <w:t xml:space="preserve">   </w:t>
@@ -6472,9 +6466,7 @@
         <w:t xml:space="preserve"> </w:t>
       </w:r>
       <w:r>
-        <w:t xml:space="preserve">150B</w:t>
-        <w:noBreakHyphen/>
-        <w:t xml:space="preserve">21.9</w:t>
+        <w:t xml:space="preserve">150B-⁠21.9</w:t>
       </w:r>
       <w:r>
         <w:t xml:space="preserve">   </w:t>
@@ -6520,9 +6512,7 @@
         <w:t xml:space="preserve"> </w:t>
       </w:r>
       <w:r>
-        <w:t xml:space="preserve">163</w:t>
-        <w:noBreakHyphen/>
-        <w:t xml:space="preserve">166.12</w:t>
+        <w:t xml:space="preserve">163-⁠166.12</w:t>
       </w:r>
       <w:r>
         <w:t xml:space="preserve">   </w:t>
@@ -6568,9 +6558,7 @@
         <w:t xml:space="preserve"> </w:t>
       </w:r>
       <w:r>
-        <w:t xml:space="preserve">163</w:t>
-        <w:noBreakHyphen/>
-        <w:t xml:space="preserve">182.10</w:t>
+        <w:t xml:space="preserve">163-⁠182.10</w:t>
       </w:r>
       <w:r>
         <w:t xml:space="preserve">   </w:t>
@@ -6616,9 +6604,7 @@
         <w:t xml:space="preserve"> </w:t>
       </w:r>
       <w:r>
-        <w:t xml:space="preserve">163</w:t>
-        <w:noBreakHyphen/>
-        <w:t xml:space="preserve">182.9</w:t>
+        <w:t xml:space="preserve">163-⁠182.9</w:t>
       </w:r>
       <w:r>
         <w:t xml:space="preserve">   </w:t>
@@ -6664,9 +6650,7 @@
         <w:t xml:space="preserve"> </w:t>
       </w:r>
       <w:r>
-        <w:t xml:space="preserve">163</w:t>
-        <w:noBreakHyphen/>
-        <w:t xml:space="preserve">230.1</w:t>
+        <w:t xml:space="preserve">163-⁠230.1</w:t>
       </w:r>
       <w:r>
         <w:t xml:space="preserve">   </w:t>
@@ -6712,9 +6696,7 @@
         <w:t xml:space="preserve"> </w:t>
       </w:r>
       <w:r>
-        <w:t xml:space="preserve">163</w:t>
-        <w:noBreakHyphen/>
-        <w:t xml:space="preserve">258.2</w:t>
+        <w:t xml:space="preserve">163-⁠258.2</w:t>
       </w:r>
       <w:r>
         <w:t xml:space="preserve">   </w:t>
@@ -6760,9 +6742,7 @@
         <w:t xml:space="preserve"> </w:t>
       </w:r>
       <w:r>
-        <w:t xml:space="preserve">163</w:t>
-        <w:noBreakHyphen/>
-        <w:t xml:space="preserve">82.4</w:t>
+        <w:t xml:space="preserve">163-⁠82.4</w:t>
       </w:r>
       <w:r>
         <w:t xml:space="preserve">   </w:t>
@@ -7202,13 +7182,7 @@
         <w:pStyle w:val="BodyText"/>
       </w:pPr>
       <w:r>
-        <w:t xml:space="preserve">On December 13, 2024, Respondent the North Carolina State Board of Elections dismissed three categories of election protests filed by Petitioner Judge Jefferson Griffin related to the November 2024 general election for Associate Justice of the North Carolina Supreme Court. (R pp 9</w:t>
-      </w:r>
-      <w:r>
-        <w:noBreakHyphen/>
-      </w:r>
-      <w:r>
-        <w:t xml:space="preserve">51)</w:t>
+        <w:t xml:space="preserve">On December 13, 2024, Respondent the North Carolina State Board of Elections dismissed three categories of election protests filed by Petitioner Judge Jefferson Griffin related to the November 2024 general election for Associate Justice of the North Carolina Supreme Court. (R pp 9-⁠51)</w:t>
       </w:r>
     </w:p>
     <w:p>
@@ -7229,19 +7203,7 @@
         <w:t xml:space="preserve">Griffin v. N.C. State Bd. of Elections</w:t>
       </w:r>
       <w:r>
-        <w:t xml:space="preserve">, No. 25</w:t>
-      </w:r>
-      <w:r>
-        <w:noBreakHyphen/>
-      </w:r>
-      <w:r>
-        <w:t xml:space="preserve">1018(L), slip op. at 9</w:t>
-      </w:r>
-      <w:r>
-        <w:noBreakHyphen/>
-      </w:r>
-      <w:r>
-        <w:t xml:space="preserve">11 (4th Cir. Feb. 4, 2025) (per curiam).</w:t>
+        <w:t xml:space="preserve">, No. 25-⁠1018(L), slip op. at 9-⁠11 (4th Cir. Feb. 4, 2025) (per curiam).</w:t>
       </w:r>
     </w:p>
     <w:p>
@@ -7671,19 +7633,7 @@
         <w:t xml:space="preserve"> </w:t>
       </w:r>
       <w:r>
-        <w:noBreakHyphen/>
-      </w:r>
-      <w:r>
-        <w:t xml:space="preserve">182.11(b),</w:t>
-      </w:r>
-      <w:r>
-        <w:t xml:space="preserve"> </w:t>
-      </w:r>
-      <w:r>
-        <w:noBreakHyphen/>
-      </w:r>
-      <w:r>
-        <w:t xml:space="preserve">182.12. Those procedures first require the Board to give the protest “[p]reliminary [c]onsideration.”</w:t>
+        <w:t xml:space="preserve">-⁠182.11(b), -⁠182.12. Those procedures first require the Board to give the protest “[p]reliminary [c]onsideration.”</w:t>
       </w:r>
       <w:r>
         <w:t xml:space="preserve"> </w:t>
@@ -7705,13 +7655,7 @@
         <w:t xml:space="preserve"> </w:t>
       </w:r>
       <w:r>
-        <w:t xml:space="preserve">At this initial stage, the Board must answer two questions. First, did the protest comply with the protest-filing requirements in section 163</w:t>
-      </w:r>
-      <w:r>
-        <w:noBreakHyphen/>
-      </w:r>
-      <w:r>
-        <w:t xml:space="preserve">182.9?</w:t>
+        <w:t xml:space="preserve">At this initial stage, the Board must answer two questions. First, did the protest comply with the protest-filing requirements in section 163-⁠182.9?</w:t>
       </w:r>
       <w:r>
         <w:t xml:space="preserve"> </w:t>
@@ -7943,25 +7887,7 @@
         <w:t xml:space="preserve"> </w:t>
       </w:r>
       <w:r>
-        <w:t xml:space="preserve">Petitioner sought to add voters to the second and third protest categories listed above. On the second category, Petitioner tried to challenge the votes of 4,100 more military and overseas voters in Buncombe, Durham, and Forsyth counties. (Doc. Ex. I 3790</w:t>
-      </w:r>
-      <w:r>
-        <w:noBreakHyphen/>
-      </w:r>
-      <w:r>
-        <w:t xml:space="preserve">926, 4006</w:t>
-      </w:r>
-      <w:r>
-        <w:noBreakHyphen/>
-      </w:r>
-      <w:r>
-        <w:t xml:space="preserve">42) Petitioner did not, however, challenge the more than 25,000 identically situated voters across the State. On the third category, Petitioner tried to update his protests to challenge votes from seven additional counties. He did not include these in the appendix to his petition for judicial review. The Board recognized that the additional protests that Petitioner filed after the deadline “may not have been timely filed under [section] 163</w:t>
-      </w:r>
-      <w:r>
-        <w:noBreakHyphen/>
-      </w:r>
-      <w:r>
-        <w:t xml:space="preserve">182.9(b)⁠(4),”</w:t>
+        <w:t xml:space="preserve">Petitioner sought to add voters to the second and third protest categories listed above. On the second category, Petitioner tried to challenge the votes of 4,100 more military and overseas voters in Buncombe, Durham, and Forsyth counties. (Doc. Ex. I 3790-⁠926, 4006-⁠42) Petitioner did not, however, challenge the more than 25,000 identically situated voters across the State. On the third category, Petitioner tried to update his protests to challenge votes from seven additional counties. He did not include these in the appendix to his petition for judicial review. The Board recognized that the additional protests that Petitioner filed after the deadline “may not have been timely filed under [section] 163-⁠182.9(b)⁠(4),”</w:t>
       </w:r>
       <w:r>
         <w:t xml:space="preserve"> </w:t>
@@ -8061,37 +7987,13 @@
         <w:pStyle w:val="BodyText"/>
       </w:pPr>
       <w:r>
-        <w:t xml:space="preserve">In line with these procedures, after a public hearing, the Board dismissed the protests at the “preliminary consideration” stage. (R pp 9</w:t>
-      </w:r>
-      <w:r>
-        <w:noBreakHyphen/>
-      </w:r>
-      <w:r>
-        <w:t xml:space="preserve">51) The Board concluded that Petitioner had failed to comply with the protest-filing requirements in section 163</w:t>
-      </w:r>
-      <w:r>
-        <w:noBreakHyphen/>
-      </w:r>
-      <w:r>
-        <w:t xml:space="preserve">182.9.</w:t>
-      </w:r>
-      <w:r>
-        <w:t xml:space="preserve"> </w:t>
-      </w:r>
-      <w:r>
-        <w:t xml:space="preserve">(R pp 14</w:t>
-      </w:r>
-      <w:r>
-        <w:noBreakHyphen/>
-      </w:r>
-      <w:r>
-        <w:t xml:space="preserve">22) The Board also concluded that Petitioner had failed to establish “probable cause” of an election-law violation. (R pp 22</w:t>
-      </w:r>
-      <w:r>
-        <w:noBreakHyphen/>
-      </w:r>
-      <w:r>
-        <w:t xml:space="preserve">47)</w:t>
+        <w:t xml:space="preserve">In line with these procedures, after a public hearing, the Board dismissed the protests at the “preliminary consideration” stage. (R pp 9-⁠51) The Board concluded that Petitioner had failed to comply with the protest-filing requirements in section 163-⁠182.9.</w:t>
+      </w:r>
+      <w:r>
+        <w:t xml:space="preserve"> </w:t>
+      </w:r>
+      <w:r>
+        <w:t xml:space="preserve">(R pp 14-⁠22) The Board also concluded that Petitioner had failed to establish “probable cause” of an election-law violation. (R pp 22-⁠47)</w:t>
       </w:r>
     </w:p>
     <w:p>
@@ -8099,13 +8001,7 @@
         <w:pStyle w:val="BodyText"/>
       </w:pPr>
       <w:r>
-        <w:t xml:space="preserve">As a threshold matter, the Board held that Petitioner “failed to serve” voters affected by his protests, in violation of the North Carolina Administrative Code and “the requirements of constitutional due process.” (R p 14) The Board reasoned that Petitioner’s chosen method of service—a postcard with a QR code—did not provide affected voters adequate notice that their votes were being challenged. (R pp 16</w:t>
-      </w:r>
-      <w:r>
-        <w:noBreakHyphen/>
-      </w:r>
-      <w:r>
-        <w:t xml:space="preserve">22)</w:t>
+        <w:t xml:space="preserve">As a threshold matter, the Board held that Petitioner “failed to serve” voters affected by his protests, in violation of the North Carolina Administrative Code and “the requirements of constitutional due process.” (R p 14) The Board reasoned that Petitioner’s chosen method of service—a postcard with a QR code—did not provide affected voters adequate notice that their votes were being challenged. (R pp 16-⁠22)</w:t>
       </w:r>
     </w:p>
     <w:p>
@@ -8113,13 +8009,7 @@
         <w:pStyle w:val="BodyText"/>
       </w:pPr>
       <w:r>
-        <w:t xml:space="preserve">The Board then turned to the merits, explaining why each protest was “legally invalid.” (R pp 22</w:t>
-      </w:r>
-      <w:r>
-        <w:noBreakHyphen/>
-      </w:r>
-      <w:r>
-        <w:t xml:space="preserve">47) First, on the protests about alleged incomplete voter registrations, the Board held that it would be “an unwarranted inference” to conclude from the absence of a driver’s license or social security number in Board’s database that the voter failed to provide that information when registering. (R p 25) To take just one example, the Board noted that voters could have provided an identification number that was not retained in the Board’s database because the number did not match with existing government records. (R p 24) Under those circumstances, state law provides alternative ways to confirm the voter’s identity, allowing them to vote. (R p 24 (citing N.C. Gen. Stat. § 163-⁠166.12(d))</w:t>
+        <w:t xml:space="preserve">The Board then turned to the merits, explaining why each protest was “legally invalid.” (R pp 22-⁠47) First, on the protests about alleged incomplete voter registrations, the Board held that it would be “an unwarranted inference” to conclude from the absence of a driver’s license or social security number in Board’s database that the voter failed to provide that information when registering. (R p 25) To take just one example, the Board noted that voters could have provided an identification number that was not retained in the Board’s database because the number did not match with existing government records. (R p 24) Under those circumstances, state law provides alternative ways to confirm the voter’s identity, allowing them to vote. (R p 24 (citing N.C. Gen. Stat. § 163-⁠166.12(d))</w:t>
       </w:r>
     </w:p>
     <w:p>
@@ -8127,13 +8017,7 @@
         <w:pStyle w:val="BodyText"/>
       </w:pPr>
       <w:r>
-        <w:t xml:space="preserve">On the same protest category, the Board held that the federal Help America Vote Act (HAVA) foreclosed Petitioner’s requested relief to cancel the votes of affected voters. (R pp 23</w:t>
-      </w:r>
-      <w:r>
-        <w:noBreakHyphen/>
-      </w:r>
-      <w:r>
-        <w:t xml:space="preserve">28, 35) The Board further held that, “to the extent there is a potential violation of HAVA involved in registration of voters in the past, it was remedied consistent with a separate provision of HAVA.” (R p 28) That “separate provision ⁠. ⁠. ⁠. states that a new voter registration applicant must provide an alternative form of identification before or upon voting for the first time, if the state did not have a system complying with the requirement to collect a driver’s license number or last four digits of a social security number.” (R p 27 (citing 52 U.S.C. § 21083(b)⁠(1)-⁠(3))</w:t>
+        <w:t xml:space="preserve">On the same protest category, the Board held that the federal Help America Vote Act (HAVA) foreclosed Petitioner’s requested relief to cancel the votes of affected voters. (R pp 23-⁠28, 35) The Board further held that, “to the extent there is a potential violation of HAVA involved in registration of voters in the past, it was remedied consistent with a separate provision of HAVA.” (R p 28) That “separate provision ⁠. ⁠. ⁠. states that a new voter registration applicant must provide an alternative form of identification before or upon voting for the first time, if the state did not have a system complying with the requirement to collect a driver’s license number or last four digits of a social security number.” (R p 27 (citing 52 U.S.C. § 21083(b)⁠(1)-⁠(3))</w:t>
       </w:r>
     </w:p>
     <w:p>
@@ -8141,19 +8025,7 @@
         <w:pStyle w:val="BodyText"/>
       </w:pPr>
       <w:r>
-        <w:t xml:space="preserve">The Board also held that votes cannot be invalidated after an election when eligible voters complied with all the instructions that they had been given when they registered and voted. (R pp 28</w:t>
-      </w:r>
-      <w:r>
-        <w:noBreakHyphen/>
-      </w:r>
-      <w:r>
-        <w:t xml:space="preserve">33) Doing so, the Board held, would be fundamentally unfair and therefore violate the law under longstanding North Carolina Supreme Court precedent. (R pp 30</w:t>
-      </w:r>
-      <w:r>
-        <w:noBreakHyphen/>
-      </w:r>
-      <w:r>
-        <w:t xml:space="preserve">31 (citing</w:t>
+        <w:t xml:space="preserve">The Board also held that votes cannot be invalidated after an election when eligible voters complied with all the instructions that they had been given when they registered and voted. (R pp 28-⁠33) Doing so, the Board held, would be fundamentally unfair and therefore violate the law under longstanding North Carolina Supreme Court precedent. (R pp 30-⁠31 (citing</w:t>
       </w:r>
       <w:r>
         <w:t xml:space="preserve"> </w:t>
@@ -8207,13 +8079,7 @@
         <w:t xml:space="preserve">v. Mayor of Hendersonville</w:t>
       </w:r>
       <w:r>
-        <w:t xml:space="preserve">, 253 N.C. 306, 116 S.E.2d 808 (1960))) Retroactively canceling votes under these circumstances, the Board further explained, would violate the U.S. Constitution and federal statutes as well. (R pp 31</w:t>
-      </w:r>
-      <w:r>
-        <w:noBreakHyphen/>
-      </w:r>
-      <w:r>
-        <w:t xml:space="preserve">35)</w:t>
+        <w:t xml:space="preserve">, 253 N.C. 306, 116 S.E.2d 808 (1960))) Retroactively canceling votes under these circumstances, the Board further explained, would violate the U.S. Constitution and federal statutes as well. (R pp 31-⁠35)</w:t>
       </w:r>
     </w:p>
     <w:p>
@@ -8221,13 +8087,7 @@
         <w:pStyle w:val="BodyText"/>
       </w:pPr>
       <w:r>
-        <w:t xml:space="preserve">Second, the Board rejected Petitioner’s protests as to the votes of military and overseas voters who did not include a copy of their photo identification or a Photo ID Exception Form with their ballots. (R p 40) One of its administrative rules, the Board explained, expressly provides that these voters were “not required to submit a photocopy of acceptable photo identification” with their absentee ballots. (R pp 44</w:t>
-      </w:r>
-      <w:r>
-        <w:noBreakHyphen/>
-      </w:r>
-      <w:r>
-        <w:t xml:space="preserve">45 (citing 08 N.C. Admin. Code 17 ⁠.0109(d)))</w:t>
+        <w:t xml:space="preserve">Second, the Board rejected Petitioner’s protests as to the votes of military and overseas voters who did not include a copy of their photo identification or a Photo ID Exception Form with their ballots. (R p 40) One of its administrative rules, the Board explained, expressly provides that these voters were “not required to submit a photocopy of acceptable photo identification” with their absentee ballots. (R pp 44-⁠45 (citing 08 N.C. Admin. Code 17 ⁠.0109(d)))</w:t>
       </w:r>
     </w:p>
     <w:p>
@@ -8251,13 +8111,7 @@
         <w:t xml:space="preserve"> </w:t>
       </w:r>
       <w:r>
-        <w:t xml:space="preserve">R pp 37, 40</w:t>
-      </w:r>
-      <w:r>
-        <w:noBreakHyphen/>
-      </w:r>
-      <w:r>
-        <w:t xml:space="preserve">44; N.C. Gen. Stat. §§ 163-⁠258.1</w:t>
+        <w:t xml:space="preserve">R pp 37, 40-⁠44; N.C. Gen. Stat. §§ 163-⁠258.1</w:t>
       </w:r>
       <w:r>
         <w:t xml:space="preserve"> </w:t>
@@ -8273,19 +8127,7 @@
         <w:t xml:space="preserve"> </w:t>
       </w:r>
       <w:r>
-        <w:t xml:space="preserve">These procedures, the Board noted, do not require military and overseas voters to include a copy of their photo identification when submitting their absentee ballot. (R pp 40</w:t>
-      </w:r>
-      <w:r>
-        <w:noBreakHyphen/>
-      </w:r>
-      <w:r>
-        <w:t xml:space="preserve">42) Moreover, these procedures originate under the Uniformed and Overseas Citizens Absentee Voting Act (UOCAVA)—a federal law that UMOVA applies to state elections. (R p 45) The Board therefore concluded that imposing an identification requirement on voters covered by UOCAVA that is inconsistent with that federal law would likely violate the Supremacy Clause of the U.S. Constitution. (R pp 45</w:t>
-      </w:r>
-      <w:r>
-        <w:noBreakHyphen/>
-      </w:r>
-      <w:r>
-        <w:t xml:space="preserve">47)</w:t>
+        <w:t xml:space="preserve">These procedures, the Board noted, do not require military and overseas voters to include a copy of their photo identification when submitting their absentee ballot. (R pp 40-⁠42) Moreover, these procedures originate under the Uniformed and Overseas Citizens Absentee Voting Act (UOCAVA)—a federal law that UMOVA applies to state elections. (R p 45) The Board therefore concluded that imposing an identification requirement on voters covered by UOCAVA that is inconsistent with that federal law would likely violate the Supremacy Clause of the U.S. Constitution. (R pp 45-⁠47)</w:t>
       </w:r>
     </w:p>
     <w:p>
@@ -8293,13 +8135,7 @@
         <w:pStyle w:val="BodyText"/>
       </w:pPr>
       <w:r>
-        <w:t xml:space="preserve">Third, the Board also rejected Petitioner’s protests as to overseas voters who have never resided in the United States but whose parents had been North Carolina residents. (R p 37) In dismissing this category of protests, the Board noted that UMOVA “specifically authorized U.S. citizens who have never lived in the United States to vote in North Carolina elections if they have a familial connection to this state.” (R pp 37</w:t>
-      </w:r>
-      <w:r>
-        <w:noBreakHyphen/>
-      </w:r>
-      <w:r>
-        <w:t xml:space="preserve">38) The Board held that it could not “ignore” this state statute. (R p 37)</w:t>
+        <w:t xml:space="preserve">Third, the Board also rejected Petitioner’s protests as to overseas voters who have never resided in the United States but whose parents had been North Carolina residents. (R p 37) In dismissing this category of protests, the Board noted that UMOVA “specifically authorized U.S. citizens who have never lived in the United States to vote in North Carolina elections if they have a familial connection to this state.” (R pp 37-⁠38) The Board held that it could not “ignore” this state statute. (R p 37)</w:t>
       </w:r>
     </w:p>
     <w:p>
@@ -8449,25 +8285,7 @@
         <w:pStyle w:val="BodyText"/>
       </w:pPr>
       <w:r>
-        <w:t xml:space="preserve">Petitioner filed three petitions for judicial review in Wake County Superior Court for each of the three categories of protests. (R pp 1</w:t>
-      </w:r>
-      <w:r>
-        <w:noBreakHyphen/>
-      </w:r>
-      <w:r>
-        <w:t xml:space="preserve">51, 157</w:t>
-      </w:r>
-      <w:r>
-        <w:noBreakHyphen/>
-      </w:r>
-      <w:r>
-        <w:t xml:space="preserve">65, 215</w:t>
-      </w:r>
-      <w:r>
-        <w:noBreakHyphen/>
-      </w:r>
-      <w:r>
-        <w:t xml:space="preserve">23) The Board removed those petitions to federal court, and the district court remanded. The Board appealed the district court’s remand order to the Fourth Circuit.</w:t>
+        <w:t xml:space="preserve">Petitioner filed three petitions for judicial review in Wake County Superior Court for each of the three categories of protests. (R pp 1-⁠51, 157-⁠65, 215-⁠23) The Board removed those petitions to federal court, and the district court remanded. The Board appealed the district court’s remand order to the Fourth Circuit.</w:t>
       </w:r>
     </w:p>
     <w:p>
@@ -8494,13 +8312,7 @@
         <w:t xml:space="preserve"> </w:t>
       </w:r>
       <w:r>
-        <w:t xml:space="preserve">867, 867</w:t>
-      </w:r>
-      <w:r>
-        <w:noBreakHyphen/>
-      </w:r>
-      <w:r>
-        <w:t xml:space="preserve">68 (N.C. 2025). In its second order, the Court dismissed Petitioner’s petition for a writ of prohibition, maintained its stay on the certification of the election until “any appeals ⁠. ⁠. ⁠. have been exhausted,” and ordered the Wake County Superior Court to proceed “expeditiously” on Petitioner’s three petitions for judicial review.</w:t>
+        <w:t xml:space="preserve">867, 867-⁠68 (N.C. 2025). In its second order, the Court dismissed Petitioner’s petition for a writ of prohibition, maintained its stay on the certification of the election until “any appeals ⁠. ⁠. ⁠. have been exhausted,” and ordered the Wake County Superior Court to proceed “expeditiously” on Petitioner’s three petitions for judicial review.</w:t>
       </w:r>
       <w:r>
         <w:t xml:space="preserve"> </w:t>
@@ -8540,13 +8352,7 @@
         <w:t xml:space="preserve">Griffin v. N.C. State Bd. of Elections</w:t>
       </w:r>
       <w:r>
-        <w:t xml:space="preserve">, No. 25</w:t>
-      </w:r>
-      <w:r>
-        <w:noBreakHyphen/>
-      </w:r>
-      <w:r>
-        <w:t xml:space="preserve">1018(L) (4th Cir. Feb. 4, 2025) (per curiam). The Fourth Circuit held that the State Board properly removed the case to federal court.</w:t>
+        <w:t xml:space="preserve">, No. 25-⁠1018(L) (4th Cir. Feb. 4, 2025) (per curiam). The Fourth Circuit held that the State Board properly removed the case to federal court.</w:t>
       </w:r>
       <w:r>
         <w:t xml:space="preserve"> </w:t>
@@ -8773,13 +8579,7 @@
         <w:t xml:space="preserve">v. Louisiana State Board of Medical Examiners</w:t>
       </w:r>
       <w:r>
-        <w:t xml:space="preserve">, 375 U.S. 411 (1964), in Wake County Superior Court. (R pp 128</w:t>
-      </w:r>
-      <w:r>
-        <w:noBreakHyphen/>
-      </w:r>
-      <w:r>
-        <w:t xml:space="preserve">33) When a federal court abstains under</w:t>
+        <w:t xml:space="preserve">, 375 U.S. 411 (1964), in Wake County Superior Court. (R pp 128-⁠33) When a federal court abstains under</w:t>
       </w:r>
       <w:r>
         <w:t xml:space="preserve"> </w:t>
@@ -8850,13 +8650,7 @@
         <w:t xml:space="preserve"> </w:t>
       </w:r>
       <w:r>
-        <w:t xml:space="preserve">at 421</w:t>
-      </w:r>
-      <w:r>
-        <w:noBreakHyphen/>
-      </w:r>
-      <w:r>
-        <w:t xml:space="preserve">22;</w:t>
+        <w:t xml:space="preserve">at 421-⁠22;</w:t>
       </w:r>
       <w:r>
         <w:t xml:space="preserve"> </w:t>
@@ -8922,25 +8716,7 @@
         <w:t xml:space="preserve">England</w:t>
       </w:r>
       <w:r>
-        <w:t xml:space="preserve">, 375 U.S. at 421); Doc. Ex. II 66</w:t>
-      </w:r>
-      <w:r>
-        <w:noBreakHyphen/>
-      </w:r>
-      <w:r>
-        <w:t xml:space="preserve">69, 187</w:t>
-      </w:r>
-      <w:r>
-        <w:noBreakHyphen/>
-      </w:r>
-      <w:r>
-        <w:t xml:space="preserve">207, 335</w:t>
-      </w:r>
-      <w:r>
-        <w:noBreakHyphen/>
-      </w:r>
-      <w:r>
-        <w:t xml:space="preserve">38) The Board further stated its intent, “should the state courts hold against [it] on the question of state law, to return to the District Court for disposition of [its] federal contentions.” (R pp 131, 199, 258 (alterations in original) (quoting</w:t>
+        <w:t xml:space="preserve">, 375 U.S. at 421); Doc. Ex. II 66-⁠69, 187-⁠207, 335-⁠38) The Board further stated its intent, “should the state courts hold against [it] on the question of state law, to return to the District Court for disposition of [its] federal contentions.” (R pp 131, 199, 258 (alterations in original) (quoting</w:t>
       </w:r>
       <w:r>
         <w:t xml:space="preserve"> </w:t>
@@ -8969,19 +8745,7 @@
         <w:t xml:space="preserve"> </w:t>
       </w:r>
       <w:r>
-        <w:t xml:space="preserve">at the hearing on Petitioner’s petitions for judicial review. (T pp 6</w:t>
-      </w:r>
-      <w:r>
-        <w:noBreakHyphen/>
-      </w:r>
-      <w:r>
-        <w:t xml:space="preserve">7, 77</w:t>
-      </w:r>
-      <w:r>
-        <w:noBreakHyphen/>
-      </w:r>
-      <w:r>
-        <w:t xml:space="preserve">78)</w:t>
+        <w:t xml:space="preserve">at the hearing on Petitioner’s petitions for judicial review. (T pp 6-⁠7, 77-⁠78)</w:t>
       </w:r>
     </w:p>
     <w:p>
@@ -8989,25 +8753,7 @@
         <w:pStyle w:val="BodyText"/>
       </w:pPr>
       <w:r>
-        <w:t xml:space="preserve">After a hearing, the superior court denied the petitions. (R pp 152, 210, 269) Petitioner appealed to this Court. (R pp 154</w:t>
-      </w:r>
-      <w:r>
-        <w:noBreakHyphen/>
-      </w:r>
-      <w:r>
-        <w:t xml:space="preserve">56, 212</w:t>
-      </w:r>
-      <w:r>
-        <w:noBreakHyphen/>
-      </w:r>
-      <w:r>
-        <w:t xml:space="preserve">14, 271</w:t>
-      </w:r>
-      <w:r>
-        <w:noBreakHyphen/>
-      </w:r>
-      <w:r>
-        <w:t xml:space="preserve">73)</w:t>
+        <w:t xml:space="preserve">After a hearing, the superior court denied the petitions. (R pp 152, 210, 269) Petitioner appealed to this Court. (R pp 154-⁠56, 212-⁠14, 271-⁠73)</w:t>
       </w:r>
     </w:p>
     <w:p>
@@ -9292,19 +9038,7 @@
         <w:t xml:space="preserve">v. W. Wake Highway Comm’n</w:t>
       </w:r>
       <w:r>
-        <w:t xml:space="preserve">, 176 N.C. 377, 388</w:t>
-      </w:r>
-      <w:r>
-        <w:noBreakHyphen/>
-      </w:r>
-      <w:r>
-        <w:t xml:space="preserve">89, 97 S.E. 226, 231</w:t>
-      </w:r>
-      <w:r>
-        <w:noBreakHyphen/>
-      </w:r>
-      <w:r>
-        <w:t xml:space="preserve">32 (1918);</w:t>
+        <w:t xml:space="preserve">, 176 N.C. 377, 388-⁠89, 97 S.E. 226, 231-⁠32 (1918);</w:t>
       </w:r>
       <w:r>
         <w:t xml:space="preserve"> </w:t>
@@ -9331,13 +9065,7 @@
         <w:t xml:space="preserve">v. Mayor of Hendersonville</w:t>
       </w:r>
       <w:r>
-        <w:t xml:space="preserve">, 253 N.C. 306, 315</w:t>
-      </w:r>
-      <w:r>
-        <w:noBreakHyphen/>
-      </w:r>
-      <w:r>
-        <w:t xml:space="preserve">16, 116 S.E.2d 808, 815 (1960). The Court has specifically held that it is unlawful to discount votes in the circumstances alleged here—where a candidate claims that election officials made errors in registering voters during the registration process.</w:t>
+        <w:t xml:space="preserve">, 253 N.C. 306, 315-⁠16, 116 S.E.2d 808, 815 (1960). The Court has specifically held that it is unlawful to discount votes in the circumstances alleged here—where a candidate claims that election officials made errors in registering voters during the registration process.</w:t>
       </w:r>
       <w:r>
         <w:t xml:space="preserve"> </w:t>
@@ -9366,13 +9094,7 @@
         <w:t xml:space="preserve">Woodall</w:t>
       </w:r>
       <w:r>
-        <w:t xml:space="preserve">, 176 N.C. at 388</w:t>
-      </w:r>
-      <w:r>
-        <w:noBreakHyphen/>
-      </w:r>
-      <w:r>
-        <w:t xml:space="preserve">89, 97 S.E. at 232.</w:t>
+        <w:t xml:space="preserve">, 176 N.C. at 388-⁠89, 97 S.E. at 232.</w:t>
       </w:r>
     </w:p>
     <w:p>
@@ -9404,13 +9126,7 @@
         <w:pStyle w:val="BodyText"/>
       </w:pPr>
       <w:r>
-        <w:t xml:space="preserve">Because Petitioner failed to satisfy his burden to show that any individual voter whose registration records lack an identification number actually was ineligible to register and vote, the Board correctly dismissed Petitioner’s first protest. Indeed, in response to Petitioner’s arguments here and in other post-election litigation, the Board conducted a preliminary data analysis showing that at least half of the voters that Petitioner challenges (and likely many more) actually did provide a driver’s license or social security number on their voter-registration form or were not required by law to do so. (Doc. Ex. II 226</w:t>
-      </w:r>
-      <w:r>
-        <w:noBreakHyphen/>
-      </w:r>
-      <w:r>
-        <w:t xml:space="preserve">29 ¶¶ 8-⁠13)</w:t>
+        <w:t xml:space="preserve">Because Petitioner failed to satisfy his burden to show that any individual voter whose registration records lack an identification number actually was ineligible to register and vote, the Board correctly dismissed Petitioner’s first protest. Indeed, in response to Petitioner’s arguments here and in other post-election litigation, the Board conducted a preliminary data analysis showing that at least half of the voters that Petitioner challenges (and likely many more) actually did provide a driver’s license or social security number on their voter-registration form or were not required by law to do so. (Doc. Ex. II 226-⁠29 ¶¶ 8-⁠13)</w:t>
       </w:r>
     </w:p>
     <w:p>
@@ -10009,13 +9725,7 @@
         <w:t xml:space="preserve">Merrill v. Milligan</w:t>
       </w:r>
       <w:r>
-        <w:t xml:space="preserve">, 142 S. Ct. 879, 880</w:t>
-      </w:r>
-      <w:r>
-        <w:noBreakHyphen/>
-      </w:r>
-      <w:r>
-        <w:t xml:space="preserve">81 (2022) (Kavanaugh, J., concurring). “Late judicial tinkering with election laws can lead to disruption and to unanticipated and unfair consequences for candidates, political parties, and voters, among others.”</w:t>
+        <w:t xml:space="preserve">, 142 S. Ct. 879, 880-⁠81 (2022) (Kavanaugh, J., concurring). “Late judicial tinkering with election laws can lead to disruption and to unanticipated and unfair consequences for candidates, political parties, and voters, among others.”</w:t>
       </w:r>
       <w:r>
         <w:t xml:space="preserve"> </w:t>
@@ -10368,13 +10078,7 @@
         <w:t xml:space="preserve">Nat’l Comm.</w:t>
       </w:r>
       <w:r>
-        <w:t xml:space="preserve">, 589 U.S. 423, 424</w:t>
-      </w:r>
-      <w:r>
-        <w:noBreakHyphen/>
-      </w:r>
-      <w:r>
-        <w:t xml:space="preserve">25 (2020) (per curiam).</w:t>
+        <w:t xml:space="preserve">, 589 U.S. 423, 424-⁠25 (2020) (per curiam).</w:t>
       </w:r>
     </w:p>
     <w:p>
@@ -10415,13 +10119,7 @@
         <w:t xml:space="preserve"> </w:t>
       </w:r>
       <w:r>
-        <w:t xml:space="preserve">It was not until October 2023 when a voter took issue with the form. (Doc. Ex. I 4825) In December 2023, the Board concluded that “the appropriate remedy is to implement changes recommended by staff to the voter registration application form and any related materials” only on a going-forward basis. (Doc. Ex. I 4828</w:t>
-      </w:r>
-      <w:r>
-        <w:noBreakHyphen/>
-      </w:r>
-      <w:r>
-        <w:t xml:space="preserve">29) Petitioner thus had almost a year before the election to challenge this decision.</w:t>
+        <w:t xml:space="preserve">It was not until October 2023 when a voter took issue with the form. (Doc. Ex. I 4825) In December 2023, the Board concluded that “the appropriate remedy is to implement changes recommended by staff to the voter registration application form and any related materials” only on a going-forward basis. (Doc. Ex. I 4828-⁠29) Petitioner thus had almost a year before the election to challenge this decision.</w:t>
       </w:r>
     </w:p>
     <w:p>
@@ -10877,19 +10575,7 @@
         <w:t xml:space="preserve"> </w:t>
       </w:r>
       <w:r>
-        <w:t xml:space="preserve">at 267</w:t>
-      </w:r>
-      <w:r>
-        <w:noBreakHyphen/>
-      </w:r>
-      <w:r>
-        <w:t xml:space="preserve">68, 607 S.E.2d at 642</w:t>
-      </w:r>
-      <w:r>
-        <w:noBreakHyphen/>
-      </w:r>
-      <w:r>
-        <w:t xml:space="preserve">43. Thus, “the [Board] violated the election rules by counting those votes.”</w:t>
+        <w:t xml:space="preserve">at 267-⁠68, 607 S.E.2d at 642-⁠43. Thus, “the [Board] violated the election rules by counting those votes.”</w:t>
       </w:r>
       <w:r>
         <w:t xml:space="preserve"> </w:t>
@@ -11082,13 +10768,7 @@
         <w:t xml:space="preserve"> </w:t>
       </w:r>
       <w:r>
-        <w:t xml:space="preserve">because the Board in that case claimed that out-of-precinct votes had been counted prior to the election, pointing to the primaries leading up to that election. Br. 14</w:t>
-      </w:r>
-      <w:r>
-        <w:noBreakHyphen/>
-      </w:r>
-      <w:r>
-        <w:t xml:space="preserve">16. But our Supreme Court squarely rejected that argument, concluding that this isolated episode did not provide “adequate notice” where the Board had later advised that these votes would not be counted in the general election.</w:t>
+        <w:t xml:space="preserve">because the Board in that case claimed that out-of-precinct votes had been counted prior to the election, pointing to the primaries leading up to that election. Br. 14-⁠16. But our Supreme Court squarely rejected that argument, concluding that this isolated episode did not provide “adequate notice” where the Board had later advised that these votes would not be counted in the general election.</w:t>
       </w:r>
       <w:r>
         <w:t xml:space="preserve"> </w:t>
@@ -11117,19 +10797,7 @@
         <w:t xml:space="preserve"> </w:t>
       </w:r>
       <w:r>
-        <w:t xml:space="preserve">at 267</w:t>
-      </w:r>
-      <w:r>
-        <w:noBreakHyphen/>
-      </w:r>
-      <w:r>
-        <w:t xml:space="preserve">68, 607 S.E.2d at 642</w:t>
-      </w:r>
-      <w:r>
-        <w:noBreakHyphen/>
-      </w:r>
-      <w:r>
-        <w:t xml:space="preserve">43.</w:t>
+        <w:t xml:space="preserve">at 267-⁠68, 607 S.E.2d at 642-⁠43.</w:t>
       </w:r>
     </w:p>
     <w:p>
@@ -11185,13 +10853,7 @@
         <w:t xml:space="preserve"> </w:t>
       </w:r>
       <w:r>
-        <w:t xml:space="preserve">After the Supreme Court’s remand, the General Assembly passed legislation clarifying that “[i]t would be fundamentally unfair to discount” the votes of persons who had followed official guidance from elections officials in casting their ballots. Act of Mar. 1, 2005, S.L. No. 2005</w:t>
-      </w:r>
-      <w:r>
-        <w:noBreakHyphen/>
-      </w:r>
-      <w:r>
-        <w:t xml:space="preserve">2, § 1(11), 2005 N.C. Sess. Laws 13, 15. The General Assembly further reaffirmed “that an innocent voter’s ballot shall not be disqualified because of errors or omissions by elections officials.”</w:t>
+        <w:t xml:space="preserve">After the Supreme Court’s remand, the General Assembly passed legislation clarifying that “[i]t would be fundamentally unfair to discount” the votes of persons who had followed official guidance from elections officials in casting their ballots. Act of Mar. 1, 2005, S.L. No. 2005-⁠2, § 1(11), 2005 N.C. Sess. Laws 13, 15. The General Assembly further reaffirmed “that an innocent voter’s ballot shall not be disqualified because of errors or omissions by elections officials.”</w:t>
       </w:r>
       <w:r>
         <w:t xml:space="preserve"> </w:t>
@@ -11581,13 +11243,7 @@
         <w:t xml:space="preserve">See Republican Nat’l Comm. v. N.C. State Bd. of Elections</w:t>
       </w:r>
       <w:r>
-        <w:t xml:space="preserve">, No. 24-cv</w:t>
-      </w:r>
-      <w:r>
-        <w:noBreakHyphen/>
-      </w:r>
-      <w:r>
-        <w:t xml:space="preserve">547, D.E. 73 at 4 (E.D.N.C. Nov. 22, 2024);</w:t>
+        <w:t xml:space="preserve">, No. 24-cv-⁠547, D.E. 73 at 4 (E.D.N.C. Nov. 22, 2024);</w:t>
       </w:r>
       <w:r>
         <w:t xml:space="preserve"> </w:t>
@@ -11698,13 +11354,7 @@
         <w:t xml:space="preserve">Andino v. Middleton</w:t>
       </w:r>
       <w:r>
-        <w:t xml:space="preserve">, 141 S. Ct. 9, 9</w:t>
-      </w:r>
-      <w:r>
-        <w:noBreakHyphen/>
-      </w:r>
-      <w:r>
-        <w:t xml:space="preserve">10 (2020) (invoking</w:t>
+        <w:t xml:space="preserve">, 141 S. Ct. 9, 9-⁠10 (2020) (invoking</w:t>
       </w:r>
       <w:r>
         <w:t xml:space="preserve"> </w:t>
@@ -11872,13 +11522,7 @@
         <w:t xml:space="preserve"> </w:t>
       </w:r>
       <w:r>
-        <w:t xml:space="preserve">at 572</w:t>
-      </w:r>
-      <w:r>
-        <w:noBreakHyphen/>
-      </w:r>
-      <w:r>
-        <w:t xml:space="preserve">73 &amp; n.7 (collecting numerous cases). Applying this principle, the court found unreasonable delay in bringing election challenges when those challenges similarly concerned events and rules in place long before the start of the election.</w:t>
+        <w:t xml:space="preserve">at 572-⁠73 &amp; n.7 (collecting numerous cases). Applying this principle, the court found unreasonable delay in bringing election challenges when those challenges similarly concerned events and rules in place long before the start of the election.</w:t>
       </w:r>
       <w:r>
         <w:t xml:space="preserve"> </w:t>
@@ -11910,13 +11554,7 @@
         <w:t xml:space="preserve"> </w:t>
       </w:r>
       <w:r>
-        <w:t xml:space="preserve">at 575</w:t>
-      </w:r>
-      <w:r>
-        <w:noBreakHyphen/>
-      </w:r>
-      <w:r>
-        <w:t xml:space="preserve">76. Rather, “[p]arties bringing election-related claims have a special duty to bring their claims in a timely manner.”</w:t>
+        <w:t xml:space="preserve">at 575-⁠76. Rather, “[p]arties bringing election-related claims have a special duty to bring their claims in a timely manner.”</w:t>
       </w:r>
       <w:r>
         <w:t xml:space="preserve"> </w:t>
@@ -12245,13 +11883,7 @@
         <w:t xml:space="preserve">Pender County</w:t>
       </w:r>
       <w:r>
-        <w:t xml:space="preserve">. Br. 52</w:t>
-      </w:r>
-      <w:r>
-        <w:noBreakHyphen/>
-      </w:r>
-      <w:r>
-        <w:t xml:space="preserve">53.</w:t>
+        <w:t xml:space="preserve">. Br. 52-⁠53.</w:t>
       </w:r>
     </w:p>
     <w:p>
@@ -12275,13 +11907,7 @@
         <w:t xml:space="preserve"> </w:t>
       </w:r>
       <w:r>
-        <w:t xml:space="preserve">rule—that courts should refrain from changing election rules close to an election. In fact, the Board reasoned that, even if Petitioner’s protests had merit, they should be denied because the Board could not change the rules on voters who “did everything that was asked of them” in the election process. (R p 30) The Board has never wavered from this position. In its first substantive response in state court, to Petitioner’s petition for a writ of prohibition, the Board argued that “[t]o change the rules of the election now—months after millions of North Carolinians have already cast their ballots—would fundamentally alter the nature of the election and gravely affect the integrity of the election process.” No. 320P24, Respondent’s Br. at 33</w:t>
-      </w:r>
-      <w:r>
-        <w:noBreakHyphen/>
-      </w:r>
-      <w:r>
-        <w:t xml:space="preserve">36.</w:t>
+        <w:t xml:space="preserve">rule—that courts should refrain from changing election rules close to an election. In fact, the Board reasoned that, even if Petitioner’s protests had merit, they should be denied because the Board could not change the rules on voters who “did everything that was asked of them” in the election process. (R p 30) The Board has never wavered from this position. In its first substantive response in state court, to Petitioner’s petition for a writ of prohibition, the Board argued that “[t]o change the rules of the election now—months after millions of North Carolinians have already cast their ballots—would fundamentally alter the nature of the election and gravely affect the integrity of the election process.” No. 320P24, Respondent’s Br. at 33-⁠36.</w:t>
       </w:r>
     </w:p>
     <w:p>
@@ -12403,13 +12029,7 @@
         <w:t xml:space="preserve">see also Frazier v. Town of Blowing Rock</w:t>
       </w:r>
       <w:r>
-        <w:t xml:space="preserve">, 286 N.C. App. 570, 576, 882 S.E.2d 91, 96</w:t>
-      </w:r>
-      <w:r>
-        <w:noBreakHyphen/>
-      </w:r>
-      <w:r>
-        <w:t xml:space="preserve">97 (2022) (same);</w:t>
+        <w:t xml:space="preserve">, 286 N.C. App. 570, 576, 882 S.E.2d 91, 96-⁠97 (2022) (same);</w:t>
       </w:r>
       <w:r>
         <w:t xml:space="preserve"> </w:t>
@@ -12436,13 +12056,7 @@
         <w:t xml:space="preserve">Inc. v. Wilmington Bd. of Adjustment</w:t>
       </w:r>
       <w:r>
-        <w:t xml:space="preserve">, 202 N.C. App. 177, 191</w:t>
-      </w:r>
-      <w:r>
-        <w:noBreakHyphen/>
-      </w:r>
-      <w:r>
-        <w:t xml:space="preserve">92, 689 S.E.2d 576, 587 (2010) (same). Of course, that concern is not at play here.</w:t>
+        <w:t xml:space="preserve">, 202 N.C. App. 177, 191-⁠92, 689 S.E.2d 576, 587 (2010) (same). Of course, that concern is not at play here.</w:t>
       </w:r>
     </w:p>
     <w:p>
@@ -12479,19 +12093,7 @@
         <w:t xml:space="preserve">Godfrey</w:t>
       </w:r>
       <w:r>
-        <w:t xml:space="preserve">, 317 N.C. at 63</w:t>
-      </w:r>
-      <w:r>
-        <w:noBreakHyphen/>
-      </w:r>
-      <w:r>
-        <w:t xml:space="preserve">64, 344 S.E.2d at 279</w:t>
-      </w:r>
-      <w:r>
-        <w:noBreakHyphen/>
-      </w:r>
-      <w:r>
-        <w:t xml:space="preserve">80. Applying the arbitrary-and-capricious standard, the Supreme Court in</w:t>
+        <w:t xml:space="preserve">, 317 N.C. at 63-⁠64, 344 S.E.2d at 279-⁠80. Applying the arbitrary-and-capricious standard, the Supreme Court in</w:t>
       </w:r>
       <w:r>
         <w:t xml:space="preserve"> </w:t>
@@ -12657,19 +12259,7 @@
         <w:t xml:space="preserve">State ex rel. Utils. Comm’n v. Carolina Water Serv., Inc.</w:t>
       </w:r>
       <w:r>
-        <w:t xml:space="preserve">, 225 N.C. App. 120, 134</w:t>
-      </w:r>
-      <w:r>
-        <w:noBreakHyphen/>
-      </w:r>
-      <w:r>
-        <w:t xml:space="preserve">35, 738 S.E.2d 187, 196</w:t>
-      </w:r>
-      <w:r>
-        <w:noBreakHyphen/>
-      </w:r>
-      <w:r>
-        <w:t xml:space="preserve">98 (2013) (deciding constitutional issue that the Utilities Commission never addressed).</w:t>
+        <w:t xml:space="preserve">, 225 N.C. App. 120, 134-⁠35, 738 S.E.2d 187, 196-⁠98 (2013) (deciding constitutional issue that the Utilities Commission never addressed).</w:t>
       </w:r>
     </w:p>
     <w:p>
@@ -13133,19 +12723,7 @@
         <w:t xml:space="preserve"> </w:t>
       </w:r>
       <w:r>
-        <w:t xml:space="preserve">at 241</w:t>
-      </w:r>
-      <w:r>
-        <w:noBreakHyphen/>
-      </w:r>
-      <w:r>
-        <w:t xml:space="preserve">42, 14 S.E. at 739</w:t>
-      </w:r>
-      <w:r>
-        <w:noBreakHyphen/>
-      </w:r>
-      <w:r>
-        <w:t xml:space="preserve">40.</w:t>
+        <w:t xml:space="preserve">at 241-⁠42, 14 S.E. at 739-⁠40.</w:t>
       </w:r>
     </w:p>
     <w:p>
@@ -13296,13 +12874,7 @@
         <w:t xml:space="preserve"> </w:t>
       </w:r>
       <w:r>
-        <w:t xml:space="preserve">at 427</w:t>
-      </w:r>
-      <w:r>
-        <w:noBreakHyphen/>
-      </w:r>
-      <w:r>
-        <w:t xml:space="preserve">28, 26 S.E. at 638.</w:t>
+        <w:t xml:space="preserve">at 427-⁠28, 26 S.E. at 638.</w:t>
       </w:r>
     </w:p>
     <w:p>
@@ -13408,13 +12980,7 @@
         <w:t xml:space="preserve"> </w:t>
       </w:r>
       <w:r>
-        <w:t xml:space="preserve">at 430</w:t>
-      </w:r>
-      <w:r>
-        <w:noBreakHyphen/>
-      </w:r>
-      <w:r>
-        <w:t xml:space="preserve">31, 26 S.E. at 639. Thus, “[t]hese votes cannot be rejected for this reason.”</w:t>
+        <w:t xml:space="preserve">at 430-⁠31, 26 S.E. at 639. Thus, “[t]hese votes cannot be rejected for this reason.”</w:t>
       </w:r>
       <w:r>
         <w:t xml:space="preserve"> </w:t>
@@ -13785,13 +13351,7 @@
         <w:pStyle w:val="BodyText"/>
       </w:pPr>
       <w:r>
-        <w:t xml:space="preserve">Petitioner barely acknowledges this line of authority. Br. 72</w:t>
-      </w:r>
-      <w:r>
-        <w:noBreakHyphen/>
-      </w:r>
-      <w:r>
-        <w:t xml:space="preserve">73. He first contends that the voters in these earlier cases did everything that was asked of them, pointing to the obligation to administer oaths that fell on election officials. Br. 72. But that is not accurate. In</w:t>
+        <w:t xml:space="preserve">Petitioner barely acknowledges this line of authority. Br. 72-⁠73. He first contends that the voters in these earlier cases did everything that was asked of them, pointing to the obligation to administer oaths that fell on election officials. Br. 72. But that is not accurate. In</w:t>
       </w:r>
       <w:r>
         <w:t xml:space="preserve"> </w:t>
@@ -13804,19 +13364,7 @@
         <w:t xml:space="preserve">Lattimore</w:t>
       </w:r>
       <w:r>
-        <w:t xml:space="preserve">, for example, some voters had failed to properly register. 120 N.C. at 430</w:t>
-      </w:r>
-      <w:r>
-        <w:noBreakHyphen/>
-      </w:r>
-      <w:r>
-        <w:t xml:space="preserve">32, 26 S.E. at 639</w:t>
-      </w:r>
-      <w:r>
-        <w:noBreakHyphen/>
-      </w:r>
-      <w:r>
-        <w:t xml:space="preserve">40. Our Supreme Court nonetheless held that their votes could not be retroactively canceled. “[W]hat may be a good reason for not allowing a party to register,” the Court explained, “is not always a good reason for rejecting his vote after it has been cast.”</w:t>
+        <w:t xml:space="preserve">, for example, some voters had failed to properly register. 120 N.C. at 430-⁠32, 26 S.E. at 639-⁠40. Our Supreme Court nonetheless held that their votes could not be retroactively canceled. “[W]hat may be a good reason for not allowing a party to register,” the Court explained, “is not always a good reason for rejecting his vote after it has been cast.”</w:t>
       </w:r>
       <w:r>
         <w:t xml:space="preserve"> </w:t>
@@ -14032,25 +13580,13 @@
         <w:pStyle w:val="BodyText"/>
       </w:pPr>
       <w:r>
-        <w:t xml:space="preserve">Sections 163</w:t>
-      </w:r>
-      <w:r>
-        <w:noBreakHyphen/>
-      </w:r>
-      <w:r>
-        <w:t xml:space="preserve">182.9</w:t>
-      </w:r>
-      <w:r>
-        <w:t xml:space="preserve"> </w:t>
-      </w:r>
-      <w:r>
-        <w:t xml:space="preserve">and 163</w:t>
-      </w:r>
-      <w:r>
-        <w:noBreakHyphen/>
-      </w:r>
-      <w:r>
-        <w:t xml:space="preserve">182.10</w:t>
+        <w:t xml:space="preserve">Sections 163-⁠182.9</w:t>
+      </w:r>
+      <w:r>
+        <w:t xml:space="preserve"> </w:t>
+      </w:r>
+      <w:r>
+        <w:t xml:space="preserve">and 163-⁠182.10</w:t>
       </w:r>
       <w:r>
         <w:t xml:space="preserve"> </w:t>
@@ -14062,10 +13598,7 @@
         <w:t xml:space="preserve"> </w:t>
       </w:r>
       <w:r>
-        <w:noBreakHyphen/>
-      </w:r>
-      <w:r>
-        <w:t xml:space="preserve">182.10(e). Implementing this legislative mandate, the Board prescribed forms for the filing of protests.</w:t>
+        <w:t xml:space="preserve">-⁠182.10(e). Implementing this legislative mandate, the Board prescribed forms for the filing of protests.</w:t>
       </w:r>
       <w:r>
         <w:t xml:space="preserve"> </w:t>
@@ -14123,13 +13656,7 @@
         <w:pStyle w:val="BodyText"/>
       </w:pPr>
       <w:r>
-        <w:t xml:space="preserve">This QR code, when scanned with a smartphone, took users to a website where hundreds of protests were listed, not just from Petitioner, but also from three other campaigns. (Doc. Ex. I 5408</w:t>
-      </w:r>
-      <w:r>
-        <w:noBreakHyphen/>
-      </w:r>
-      <w:r>
-        <w:t xml:space="preserve">09) Voters then, to find out if any protests concerned them, had to scour hundreds of protests and thousands of names to try to locate their names on attached spreadsheets. (Doc. Ex. I 5409) As shown below, these spreadsheets listed voters’ names in small print, out of alphabetical order. (Doc. Ex. I 5409)</w:t>
+        <w:t xml:space="preserve">This QR code, when scanned with a smartphone, took users to a website where hundreds of protests were listed, not just from Petitioner, but also from three other campaigns. (Doc. Ex. I 5408-⁠09) Voters then, to find out if any protests concerned them, had to scour hundreds of protests and thousands of names to try to locate their names on attached spreadsheets. (Doc. Ex. I 5409) As shown below, these spreadsheets listed voters’ names in small print, out of alphabetical order. (Doc. Ex. I 5409)</w:t>
       </w:r>
     </w:p>
     <w:p>
@@ -14145,13 +13672,7 @@
         <w:pStyle w:val="BodyText"/>
       </w:pPr>
       <w:r>
-        <w:t xml:space="preserve">Petitioner suggests that this failure should be ignored because he had no obligation to serve his protests on voters at all. Br. 61</w:t>
-      </w:r>
-      <w:r>
-        <w:noBreakHyphen/>
-      </w:r>
-      <w:r>
-        <w:t xml:space="preserve">62. He claims that the county boards have exclusive statutory responsibility for “giv[ing] notice” of “protest hearing[s].” Br. 62; N.C. Gen. Stat. § 163-⁠182.10(b).</w:t>
+        <w:t xml:space="preserve">Petitioner suggests that this failure should be ignored because he had no obligation to serve his protests on voters at all. Br. 61-⁠62. He claims that the county boards have exclusive statutory responsibility for “giv[ing] notice” of “protest hearing[s].” Br. 62; N.C. Gen. Stat. § 163-⁠182.10(b).</w:t>
       </w:r>
     </w:p>
     <w:p>
@@ -14799,19 +14320,7 @@
         <w:pStyle w:val="BodyText"/>
       </w:pPr>
       <w:r>
-        <w:t xml:space="preserve">In 2003, the General Assembly enacted a statute that applied the requirements of the federal Help America Vote Act, Pub. L. No. 107</w:t>
-      </w:r>
-      <w:r>
-        <w:noBreakHyphen/>
-      </w:r>
-      <w:r>
-        <w:t xml:space="preserve">252, 116 Stat. 1666 (2002), to state elections. Act of June 19, 2003, S.L. No. 2003</w:t>
-      </w:r>
-      <w:r>
-        <w:noBreakHyphen/>
-      </w:r>
-      <w:r>
-        <w:t xml:space="preserve">226, 2003 N.C. Sess. Laws 341. The law updated and amended many of the rules governing voter registration and list maintenance in state elections.</w:t>
+        <w:t xml:space="preserve">In 2003, the General Assembly enacted a statute that applied the requirements of the federal Help America Vote Act, Pub. L. No. 107-⁠252, 116 Stat. 1666 (2002), to state elections. Act of June 19, 2003, S.L. No. 2003-⁠226, 2003 N.C. Sess. Laws 341. The law updated and amended many of the rules governing voter registration and list maintenance in state elections.</w:t>
       </w:r>
     </w:p>
     <w:p>
@@ -14819,13 +14328,7 @@
         <w:pStyle w:val="BodyText"/>
       </w:pPr>
       <w:r>
-        <w:t xml:space="preserve">Three state registration laws are at issue here. The first is section 163</w:t>
-      </w:r>
-      <w:r>
-        <w:noBreakHyphen/>
-      </w:r>
-      <w:r>
-        <w:t xml:space="preserve">82.4.</w:t>
+        <w:t xml:space="preserve">Three state registration laws are at issue here. The first is section 163-⁠82.4.</w:t>
       </w:r>
       <w:r>
         <w:t xml:space="preserve"> </w:t>
@@ -14883,13 +14386,7 @@
         <w:pStyle w:val="BodyText"/>
       </w:pPr>
       <w:r>
-        <w:t xml:space="preserve">The second registration law is section 163</w:t>
-      </w:r>
-      <w:r>
-        <w:noBreakHyphen/>
-      </w:r>
-      <w:r>
-        <w:t xml:space="preserve">82.12. That statute directs county boards to attempt to match identification numbers provided on a registration form with an existing government database.</w:t>
+        <w:t xml:space="preserve">The second registration law is section 163-⁠82.12. That statute directs county boards to attempt to match identification numbers provided on a registration form with an existing government database.</w:t>
       </w:r>
       <w:r>
         <w:t xml:space="preserve"> </w:t>
@@ -14913,13 +14410,7 @@
         <w:pStyle w:val="BodyText"/>
       </w:pPr>
       <w:r>
-        <w:t xml:space="preserve">The third registration law is section 163</w:t>
-      </w:r>
-      <w:r>
-        <w:noBreakHyphen/>
-      </w:r>
-      <w:r>
-        <w:t xml:space="preserve">166.12.</w:t>
+        <w:t xml:space="preserve">The third registration law is section 163-⁠166.12.</w:t>
       </w:r>
       <w:r>
         <w:t xml:space="preserve"> </w:t>
@@ -15343,19 +14834,7 @@
         <w:pStyle w:val="BodyText"/>
       </w:pPr>
       <w:r>
-        <w:t xml:space="preserve">For numerous reasons, a voter may lack a driver’s license or social security number in their records and still be registered in accordance with state law. For example: (1) a voter does not have a driver’s license or social security number; (2) a database-matching failure resulted in identification numbers not being retained in the record; (3) voters who registered before the effective date of HAVA have a new post-HAVA registration that is not linked to their pre-HAVA registration; and (4) voters provided an identification number in a previous application under a registration record different than the one that is contested. (Doc. Ex. II 226</w:t>
-      </w:r>
-      <w:r>
-        <w:noBreakHyphen/>
-      </w:r>
-      <w:r>
-        <w:t xml:space="preserve">27 ¶ 9, 229</w:t>
-      </w:r>
-      <w:r>
-        <w:noBreakHyphen/>
-      </w:r>
-      <w:r>
-        <w:t xml:space="preserve">30 ¶ 14)</w:t>
+        <w:t xml:space="preserve">For numerous reasons, a voter may lack a driver’s license or social security number in their records and still be registered in accordance with state law. For example: (1) a voter does not have a driver’s license or social security number; (2) a database-matching failure resulted in identification numbers not being retained in the record; (3) voters who registered before the effective date of HAVA have a new post-HAVA registration that is not linked to their pre-HAVA registration; and (4) voters provided an identification number in a previous application under a registration record different than the one that is contested. (Doc. Ex. II 226-⁠27 ¶ 9, 229-⁠30 ¶ 14)</w:t>
       </w:r>
     </w:p>
     <w:p>
@@ -15377,19 +14856,7 @@
         <w:pStyle w:val="BodyText"/>
       </w:pPr>
       <w:r>
-        <w:t xml:space="preserve">Second, many voters who did, in fact, provide an identification number when they registered may nevertheless not have that number recorded in the Board’s database because of a database-matching failure. (Doc. Ex. II 226</w:t>
-      </w:r>
-      <w:r>
-        <w:noBreakHyphen/>
-      </w:r>
-      <w:r>
-        <w:t xml:space="preserve">27 ¶ 9; Doc. Ex. I 5383 (“Unvalidated identification numbers are not retained in a voter’s registration record.”)) As discussed, state law instructs election officials to establish a system to attempt to “match” the identification number provided in an application with existing government records. N.C. Gen. Stat. § 163-⁠82.12(6)-⁠(9). But county workers may make “routine data entry errors” that do not enable a match and cause the database to lack a recorded identification number. (Doc. Ex. I 5391</w:t>
-      </w:r>
-      <w:r>
-        <w:noBreakHyphen/>
-      </w:r>
-      <w:r>
-        <w:t xml:space="preserve">92 n.16) Voters may also make a data-entry error in their registration form causing the database to lack this information. (</w:t>
+        <w:t xml:space="preserve">Second, many voters who did, in fact, provide an identification number when they registered may nevertheless not have that number recorded in the Board’s database because of a database-matching failure. (Doc. Ex. II 226-⁠27 ¶ 9; Doc. Ex. I 5383 (“Unvalidated identification numbers are not retained in a voter’s registration record.”)) As discussed, state law instructs election officials to establish a system to attempt to “match” the identification number provided in an application with existing government records. N.C. Gen. Stat. § 163-⁠82.12(6)-⁠(9). But county workers may make “routine data entry errors” that do not enable a match and cause the database to lack a recorded identification number. (Doc. Ex. I 5391-⁠92 n.16) Voters may also make a data-entry error in their registration form causing the database to lack this information. (</w:t>
       </w:r>
       <w:r>
         <w:rPr>
@@ -15450,13 +14917,7 @@
         <w:pStyle w:val="BodyText"/>
       </w:pPr>
       <w:r>
-        <w:t xml:space="preserve">Third, although Petitioner purports to challenge only those voters who were registered after HAVA’s effective date, some of these voters actually “registered prior to the effective date of HAVA but a new registration was created for them that is not linked to that older registration.” (Doc. Ex. I 5391</w:t>
-      </w:r>
-      <w:r>
-        <w:noBreakHyphen/>
-      </w:r>
-      <w:r>
-        <w:t xml:space="preserve">92 n.16 (emphasis added);</w:t>
+        <w:t xml:space="preserve">Third, although Petitioner purports to challenge only those voters who were registered after HAVA’s effective date, some of these voters actually “registered prior to the effective date of HAVA but a new registration was created for them that is not linked to that older registration.” (Doc. Ex. I 5391-⁠92 n.16 (emphasis added);</w:t>
       </w:r>
       <w:r>
         <w:t xml:space="preserve"> </w:t>
@@ -15496,13 +14957,7 @@
         <w:t xml:space="preserve"> </w:t>
       </w:r>
       <w:r>
-        <w:t xml:space="preserve">Doc. Ex. II 229</w:t>
-      </w:r>
-      <w:r>
-        <w:noBreakHyphen/>
-      </w:r>
-      <w:r>
-        <w:t xml:space="preserve">30 ¶¶ 14(b) and (c)). But again, nothing in state law provides any basis to conclude that such voters would be improperly registered.</w:t>
+        <w:t xml:space="preserve">Doc. Ex. II 229-⁠30 ¶¶ 14(b) and (c)). But again, nothing in state law provides any basis to conclude that such voters would be improperly registered.</w:t>
       </w:r>
     </w:p>
     <w:p>
@@ -15653,13 +15108,7 @@
         <w:pStyle w:val="BodyText"/>
       </w:pPr>
       <w:r>
-        <w:t xml:space="preserve">At the outset, Petitioner confuses voter registration with voter eligibility. Br. 36</w:t>
-      </w:r>
-      <w:r>
-        <w:noBreakHyphen/>
-      </w:r>
-      <w:r>
-        <w:t xml:space="preserve">37. Under Article VI, section 1 of our State’s constitution, to vote, an individual must (1) be at least 18 years old, (2) be a U.S. citizen, and (3) meet “the qualifications set out in this Article.” N.C. Const. art. VI, § 1.</w:t>
+        <w:t xml:space="preserve">At the outset, Petitioner confuses voter registration with voter eligibility. Br. 36-⁠37. Under Article VI, section 1 of our State’s constitution, to vote, an individual must (1) be at least 18 years old, (2) be a U.S. citizen, and (3) meet “the qualifications set out in this Article.” N.C. Const. art. VI, § 1.</w:t>
       </w:r>
       <w:r>
         <w:t xml:space="preserve"> </w:t>
@@ -15739,25 +15188,13 @@
         <w:pStyle w:val="BodyText"/>
       </w:pPr>
       <w:r>
-        <w:t xml:space="preserve">Petitioner’s reference to section 163</w:t>
-      </w:r>
-      <w:r>
-        <w:noBreakHyphen/>
-      </w:r>
-      <w:r>
-        <w:t xml:space="preserve">82.4(f)</w:t>
-      </w:r>
-      <w:r>
-        <w:t xml:space="preserve"> </w:t>
-      </w:r>
-      <w:r>
-        <w:t xml:space="preserve">as the only way to cure voter registrations that lack a driver’s license or social security number reflects a simple misunderstanding of the statute. Petitioner claims that if a voter fails to provide the omitted information by the deadline set out in this provision, that person is not allowed to vote. Br. 38. But section 163</w:t>
-      </w:r>
-      <w:r>
-        <w:noBreakHyphen/>
-      </w:r>
-      <w:r>
-        <w:t xml:space="preserve">82.4(f)</w:t>
+        <w:t xml:space="preserve">Petitioner’s reference to section 163-⁠82.4(f)</w:t>
+      </w:r>
+      <w:r>
+        <w:t xml:space="preserve"> </w:t>
+      </w:r>
+      <w:r>
+        <w:t xml:space="preserve">as the only way to cure voter registrations that lack a driver’s license or social security number reflects a simple misunderstanding of the statute. Petitioner claims that if a voter fails to provide the omitted information by the deadline set out in this provision, that person is not allowed to vote. Br. 38. But section 163-⁠82.4(f)</w:t>
       </w:r>
       <w:r>
         <w:t xml:space="preserve"> </w:t>
@@ -15785,25 +15222,13 @@
         <w:t xml:space="preserve"> </w:t>
       </w:r>
       <w:r>
-        <w:t xml:space="preserve">Here, by contrast, Petitioner is challenging the votes of voters whom the county boards have already admitted to the voter rolls. And again, there are numerous ways that a voter may be registered in compliance with state law, but lack an identification record in the Board’s database. In any event, section 163</w:t>
-      </w:r>
-      <w:r>
-        <w:noBreakHyphen/>
-      </w:r>
-      <w:r>
-        <w:t xml:space="preserve">82.4(f)</w:t>
-      </w:r>
-      <w:r>
-        <w:t xml:space="preserve"> </w:t>
-      </w:r>
-      <w:r>
-        <w:t xml:space="preserve">only applies to a “required item,” and the registration law at issue provides that a registration form “request”—rather than “require”—this information. That is another textual clue that section 163</w:t>
-      </w:r>
-      <w:r>
-        <w:noBreakHyphen/>
-      </w:r>
-      <w:r>
-        <w:t xml:space="preserve">82.4(f)</w:t>
+        <w:t xml:space="preserve">Here, by contrast, Petitioner is challenging the votes of voters whom the county boards have already admitted to the voter rolls. And again, there are numerous ways that a voter may be registered in compliance with state law, but lack an identification record in the Board’s database. In any event, section 163-⁠82.4(f)</w:t>
+      </w:r>
+      <w:r>
+        <w:t xml:space="preserve"> </w:t>
+      </w:r>
+      <w:r>
+        <w:t xml:space="preserve">only applies to a “required item,” and the registration law at issue provides that a registration form “request”—rather than “require”—this information. That is another textual clue that section 163-⁠82.4(f)</w:t>
       </w:r>
       <w:r>
         <w:t xml:space="preserve"> </w:t>
@@ -16159,13 +15584,7 @@
         <w:pStyle w:val="BodyTextNote"/>
       </w:pPr>
       <w:r>
-        <w:t xml:space="preserve">Petitioner seeks to cancel the votes of military and overseas voters who did not include a copy of their photo ID with their absentee ballot. Br. 16</w:t>
-      </w:r>
-      <w:r>
-        <w:noBreakHyphen/>
-      </w:r>
-      <w:r>
-        <w:t xml:space="preserve">27.</w:t>
+        <w:t xml:space="preserve">Petitioner seeks to cancel the votes of military and overseas voters who did not include a copy of their photo ID with their absentee ballot. Br. 16-⁠27.</w:t>
       </w:r>
       <w:r>
         <w:rPr>
@@ -16573,19 +15992,7 @@
         <w:t xml:space="preserve"> </w:t>
       </w:r>
       <w:r>
-        <w:t xml:space="preserve">Act of June 16, 2011, S.L. No. 2011</w:t>
-      </w:r>
-      <w:r>
-        <w:noBreakHyphen/>
-      </w:r>
-      <w:r>
-        <w:t xml:space="preserve">182, sec. 1, 2011 N.C. Sess. Laws 687, 687</w:t>
-      </w:r>
-      <w:r>
-        <w:noBreakHyphen/>
-      </w:r>
-      <w:r>
-        <w:t xml:space="preserve">92. Military and overseas voters may choose to vote under UMOVA’s rules rather than Article 20’s rules.</w:t>
+        <w:t xml:space="preserve">Act of June 16, 2011, S.L. No. 2011-⁠182, sec. 1, 2011 N.C. Sess. Laws 687, 687-⁠92. Military and overseas voters may choose to vote under UMOVA’s rules rather than Article 20’s rules.</w:t>
       </w:r>
       <w:r>
         <w:t xml:space="preserve"> </w:t>
@@ -16604,10 +16011,7 @@
         <w:t xml:space="preserve"> </w:t>
       </w:r>
       <w:r>
-        <w:noBreakHyphen/>
-      </w:r>
-      <w:r>
-        <w:t xml:space="preserve">258.7(a).</w:t>
+        <w:t xml:space="preserve">-⁠258.7(a).</w:t>
       </w:r>
     </w:p>
     <w:p>
@@ -16631,16 +16035,7 @@
         <w:t xml:space="preserve"> </w:t>
       </w:r>
       <w:r>
-        <w:t xml:space="preserve">§§ 163-⁠258.1 to</w:t>
-      </w:r>
-      <w:r>
-        <w:t xml:space="preserve"> </w:t>
-      </w:r>
-      <w:r>
-        <w:noBreakHyphen/>
-      </w:r>
-      <w:r>
-        <w:t xml:space="preserve">258.31. UMOVA rather contains distinct provisions that provide for a voter’s identity to be verified by other means, which do not require submission of copied identification.</w:t>
+        <w:t xml:space="preserve">§§ 163-⁠258.1 to -⁠258.31. UMOVA rather contains distinct provisions that provide for a voter’s identity to be verified by other means, which do not require submission of copied identification.</w:t>
       </w:r>
       <w:r>
         <w:t xml:space="preserve"> </w:t>
@@ -16656,16 +16051,7 @@
         <w:t xml:space="preserve"> </w:t>
       </w:r>
       <w:r>
-        <w:t xml:space="preserve">§§ 163-⁠258.4(e),</w:t>
-      </w:r>
-      <w:r>
-        <w:t xml:space="preserve"> </w:t>
-      </w:r>
-      <w:r>
-        <w:noBreakHyphen/>
-      </w:r>
-      <w:r>
-        <w:t xml:space="preserve">258.13 (requiring voters to make sworn declaration affirming their identity and eligibility to vote).</w:t>
+        <w:t xml:space="preserve">§§ 163-⁠258.4(e), -⁠258.13 (requiring voters to make sworn declaration affirming their identity and eligibility to vote).</w:t>
       </w:r>
     </w:p>
     <w:p>
@@ -17180,13 +16566,7 @@
         <w:pStyle w:val="BodyText"/>
       </w:pPr>
       <w:r>
-        <w:t xml:space="preserve">Petitioner advances a series of arguments to try to show that military and overseas voters, like other voters, had to present a copy of a photo ID with their absentee ballots. Br. 16</w:t>
-      </w:r>
-      <w:r>
-        <w:noBreakHyphen/>
-      </w:r>
-      <w:r>
-        <w:t xml:space="preserve">27. None of his arguments are persuasive.</w:t>
+        <w:t xml:space="preserve">Petitioner advances a series of arguments to try to show that military and overseas voters, like other voters, had to present a copy of a photo ID with their absentee ballots. Br. 16-⁠27. None of his arguments are persuasive.</w:t>
       </w:r>
     </w:p>
     <w:p>
@@ -17286,13 +16666,7 @@
         <w:t xml:space="preserve"> </w:t>
       </w:r>
       <w:r>
-        <w:t xml:space="preserve">(emphasis added). And the relevant “section” at issue—section 163</w:t>
-      </w:r>
-      <w:r>
-        <w:noBreakHyphen/>
-      </w:r>
-      <w:r>
-        <w:t xml:space="preserve">230.1—lies</w:t>
+        <w:t xml:space="preserve">(emphasis added). And the relevant “section” at issue—section 163-⁠230.1—lies</w:t>
       </w:r>
       <w:r>
         <w:t xml:space="preserve"> </w:t>
@@ -17328,25 +16702,7 @@
         <w:t xml:space="preserve"> </w:t>
       </w:r>
       <w:r>
-        <w:t xml:space="preserve">§§ 163-⁠258.4(d),</w:t>
-      </w:r>
-      <w:r>
-        <w:t xml:space="preserve"> </w:t>
-      </w:r>
-      <w:r>
-        <w:noBreakHyphen/>
-      </w:r>
-      <w:r>
-        <w:t xml:space="preserve">259.9(b),</w:t>
-      </w:r>
-      <w:r>
-        <w:t xml:space="preserve"> </w:t>
-      </w:r>
-      <w:r>
-        <w:noBreakHyphen/>
-      </w:r>
-      <w:r>
-        <w:t xml:space="preserve">258.10.</w:t>
+        <w:t xml:space="preserve">§§ 163-⁠258.4(d), -⁠259.9(b), -⁠258.10.</w:t>
       </w:r>
     </w:p>
     <w:p>
@@ -17391,13 +16747,7 @@
         <w:t xml:space="preserve"> </w:t>
       </w:r>
       <w:r>
-        <w:t xml:space="preserve">Act of Nov. 6, 2019, S.L. No. 2019</w:t>
-      </w:r>
-      <w:r>
-        <w:noBreakHyphen/>
-      </w:r>
-      <w:r>
-        <w:t xml:space="preserve">239, 2019 N.C. Sess. Laws 1118.</w:t>
+        <w:t xml:space="preserve">Act of Nov. 6, 2019, S.L. No. 2019-⁠239, 2019 N.C. Sess. Laws 1118.</w:t>
       </w:r>
     </w:p>
     <w:p>
@@ -17448,13 +16798,7 @@
         <w:pStyle w:val="BodyText"/>
       </w:pPr>
       <w:r>
-        <w:t xml:space="preserve">Seventh, Petitioner maintains that the Board’s administrative rule that confirms that military and overseas voters need not submit a copied photo ID with their ballots is based on an “unconstitutional” legislative “delegation.” Br. 25</w:t>
-      </w:r>
-      <w:r>
-        <w:noBreakHyphen/>
-      </w:r>
-      <w:r>
-        <w:t xml:space="preserve">26. As shown, however, the Board’s rule is entirely consistent with the statutes that the General Assembly has enacted on this subject. Indeed, the legislatively-appointed Rules Review Commission, on three occasions, concluded that this rule was “within the authority delegated to the [Board] by the General Assembly.” N.C. Gen. Stat. § 150B-⁠21.9(a)⁠(1);</w:t>
+        <w:t xml:space="preserve">Seventh, Petitioner maintains that the Board’s administrative rule that confirms that military and overseas voters need not submit a copied photo ID with their ballots is based on an “unconstitutional” legislative “delegation.” Br. 25-⁠26. As shown, however, the Board’s rule is entirely consistent with the statutes that the General Assembly has enacted on this subject. Indeed, the legislatively-appointed Rules Review Commission, on three occasions, concluded that this rule was “within the authority delegated to the [Board] by the General Assembly.” N.C. Gen. Stat. § 150B-⁠21.9(a)⁠(1);</w:t>
       </w:r>
       <w:r>
         <w:t xml:space="preserve"> </w:t>
@@ -18183,13 +17527,7 @@
         <w:t xml:space="preserve"> </w:t>
       </w:r>
       <w:r>
-        <w:t xml:space="preserve">Petitioner claims that this statute violates our state constitution because, in his view, the constitution requires a voter to have “resided in the State of North Carolina for one year” before the election. Br. 27</w:t>
-      </w:r>
-      <w:r>
-        <w:noBreakHyphen/>
-      </w:r>
-      <w:r>
-        <w:t xml:space="preserve">28 (quoting N.C. Const. art. VI, § 2)).</w:t>
+        <w:t xml:space="preserve">Petitioner claims that this statute violates our state constitution because, in his view, the constitution requires a voter to have “resided in the State of North Carolina for one year” before the election. Br. 27-⁠28 (quoting N.C. Const. art. VI, § 2)).</w:t>
       </w:r>
     </w:p>
     <w:p>
@@ -18240,13 +17578,7 @@
         <w:t xml:space="preserve"> </w:t>
       </w:r>
       <w:r>
-        <w:t xml:space="preserve">Br. 31</w:t>
-      </w:r>
-      <w:r>
-        <w:noBreakHyphen/>
-      </w:r>
-      <w:r>
-        <w:t xml:space="preserve">33.</w:t>
+        <w:t xml:space="preserve">Br. 31-⁠33.</w:t>
       </w:r>
     </w:p>
     <w:p>
@@ -19275,13 +18607,7 @@
         <w:t xml:space="preserve"> </w:t>
       </w:r>
       <w:r>
-        <w:t xml:space="preserve">pp 4</w:t>
-      </w:r>
-      <w:r>
-        <w:noBreakHyphen/>
-      </w:r>
-      <w:r>
-        <w:t xml:space="preserve">6. Here, the Board dismissed the protests at a preliminary, threshold stage of the process. Specifically, the Board held that the protests failed at the outset because he failed to comply with filing requirements and failed to “establish[] probable cause to believe that a violation of election law or irregularity or misconduct has occurred.” N.C. Gen. Stat. § 163-⁠182.10(a);</w:t>
+        <w:t xml:space="preserve">pp 4-⁠6. Here, the Board dismissed the protests at a preliminary, threshold stage of the process. Specifically, the Board held that the protests failed at the outset because he failed to comply with filing requirements and failed to “establish[] probable cause to believe that a violation of election law or irregularity or misconduct has occurred.” N.C. Gen. Stat. § 163-⁠182.10(a);</w:t>
       </w:r>
       <w:r>
         <w:t xml:space="preserve"> </w:t>
@@ -19776,10 +19102,7 @@
         <w:t xml:space="preserve"> </w:t>
       </w:r>
       <w:r>
-        <w:noBreakHyphen/>
-      </w:r>
-      <w:r>
-        <w:t xml:space="preserve">182.12. In addition, under certain limited circumstances, the Board may also order a new election.</w:t>
+        <w:t xml:space="preserve">-⁠182.12. In addition, under certain limited circumstances, the Board may also order a new election.</w:t>
       </w:r>
       <w:r>
         <w:t xml:space="preserve"> </w:t>
@@ -19837,13 +19160,7 @@
         <w:t xml:space="preserve">See, e.g.</w:t>
       </w:r>
       <w:r>
-        <w:t xml:space="preserve">, Doc. Ex. I 22</w:t>
-      </w:r>
-      <w:r>
-        <w:noBreakHyphen/>
-      </w:r>
-      <w:r>
-        <w:t xml:space="preserve">23)</w:t>
+        <w:t xml:space="preserve">, Doc. Ex. I 22-⁠23)</w:t>
       </w:r>
     </w:p>
     <w:p>
@@ -19952,13 +19269,7 @@
         <w:t xml:space="preserve">Griffin v. N.C. State Bd. of Elections</w:t>
       </w:r>
       <w:r>
-        <w:t xml:space="preserve">, No. 24-cv</w:t>
-      </w:r>
-      <w:r>
-        <w:noBreakHyphen/>
-      </w:r>
-      <w:r>
-        <w:t xml:space="preserve">731, D.E. 35. Those issues include, but are not limited to, the Board’s arguments that:</w:t>
+        <w:t xml:space="preserve">, No. 24-cv-⁠731, D.E. 35. Those issues include, but are not limited to, the Board’s arguments that:</w:t>
       </w:r>
     </w:p>
     <w:p>
@@ -20139,13 +19450,7 @@
         <w:t xml:space="preserve">England</w:t>
       </w:r>
       <w:r>
-        <w:t xml:space="preserve">, 375 U.S. at 421</w:t>
-      </w:r>
-      <w:r>
-        <w:noBreakHyphen/>
-      </w:r>
-      <w:r>
-        <w:t xml:space="preserve">22 &amp; n.13.</w:t>
+        <w:t xml:space="preserve">, 375 U.S. at 421-⁠22 &amp; n.13.</w:t>
       </w:r>
     </w:p>
     <w:p>
@@ -20169,13 +19474,7 @@
         <w:t xml:space="preserve"> </w:t>
       </w:r>
       <w:r>
-        <w:t xml:space="preserve">reservations and reach the federal issues anyway. Br. 47</w:t>
-      </w:r>
-      <w:r>
-        <w:noBreakHyphen/>
-      </w:r>
-      <w:r>
-        <w:t xml:space="preserve">52. Petitioner’s arguments are for the federal courts. The adequacy of an</w:t>
+        <w:t xml:space="preserve">reservations and reach the federal issues anyway. Br. 47-⁠52. Petitioner’s arguments are for the federal courts. The adequacy of an</w:t>
       </w:r>
       <w:r>
         <w:t xml:space="preserve"> </w:t>
@@ -21350,9 +20649,7 @@
               <w:t xml:space="preserve"> </w:t>
             </w:r>
             <w:r>
-              <w:t xml:space="preserve">716</w:t>
-              <w:noBreakHyphen/>
-              <w:t xml:space="preserve">6400</w:t>
+              <w:t xml:space="preserve">716-⁠6400</w:t>
             </w:r>
           </w:p>
           <w:p>
@@ -23001,13 +22298,7 @@
         <w:t xml:space="preserve"> </w:t>
       </w:r>
       <w:r>
-        <w:t xml:space="preserve">(See, e.g., Doc. Ex. I 21</w:t>
-      </w:r>
-      <w:r>
-        <w:noBreakHyphen/>
-      </w:r>
-      <w:r>
-        <w:t xml:space="preserve">64); (R p 11)</w:t>
+        <w:t xml:space="preserve">(See, e.g., Doc. Ex. I 21-⁠64); (R p 11)</w:t>
       </w:r>
     </w:p>
   </w:footnote>
@@ -23026,43 +22317,7 @@
         <w:t xml:space="preserve"> </w:t>
       </w:r>
       <w:r>
-        <w:t xml:space="preserve">(See Doc. Ex. I 349</w:t>
-      </w:r>
-      <w:r>
-        <w:noBreakHyphen/>
-      </w:r>
-      <w:r>
-        <w:t xml:space="preserve">58, 1102</w:t>
-      </w:r>
-      <w:r>
-        <w:noBreakHyphen/>
-      </w:r>
-      <w:r>
-        <w:t xml:space="preserve">11, 1238</w:t>
-      </w:r>
-      <w:r>
-        <w:noBreakHyphen/>
-      </w:r>
-      <w:r>
-        <w:t xml:space="preserve">47, 1504</w:t>
-      </w:r>
-      <w:r>
-        <w:noBreakHyphen/>
-      </w:r>
-      <w:r>
-        <w:t xml:space="preserve">51); (R p 11) Petitioner initially challenged voters in Cumberland and New Hanover counties as well but declined to pursue those challenges. (See Doc. Ex. I 831</w:t>
-      </w:r>
-      <w:r>
-        <w:noBreakHyphen/>
-      </w:r>
-      <w:r>
-        <w:t xml:space="preserve">40, 2401</w:t>
-      </w:r>
-      <w:r>
-        <w:noBreakHyphen/>
-      </w:r>
-      <w:r>
-        <w:t xml:space="preserve">10)</w:t>
+        <w:t xml:space="preserve">(See Doc. Ex. I 349-⁠58, 1102-⁠11, 1238-⁠47, 1504-⁠51); (R p 11) Petitioner initially challenged voters in Cumberland and New Hanover counties as well but declined to pursue those challenges. (See Doc. Ex. I 831-⁠40, 2401-⁠10)</w:t>
       </w:r>
     </w:p>
   </w:footnote>
@@ -23081,13 +22336,7 @@
         <w:t xml:space="preserve"> </w:t>
       </w:r>
       <w:r>
-        <w:t xml:space="preserve">(See, e.g., Doc. Ex. I 5</w:t>
-      </w:r>
-      <w:r>
-        <w:noBreakHyphen/>
-      </w:r>
-      <w:r>
-        <w:t xml:space="preserve">20,); (R p 11)</w:t>
+        <w:t xml:space="preserve">(See, e.g., Doc. Ex. I 5-⁠20,); (R p 11)</w:t>
       </w:r>
     </w:p>
   </w:footnote>
@@ -23128,25 +22377,7 @@
         <w:t xml:space="preserve"> </w:t>
       </w:r>
       <w:r>
-        <w:t xml:space="preserve">Petitioner sought to add voters to the second and third protest categories listed above. On the second category, Petitioner tried to challenge the votes of 4,100 more military and overseas voters in Buncombe, Durham, and Forsyth counties. (Doc. Ex. I 3790</w:t>
-      </w:r>
-      <w:r>
-        <w:noBreakHyphen/>
-      </w:r>
-      <w:r>
-        <w:t xml:space="preserve">926, 4006</w:t>
-      </w:r>
-      <w:r>
-        <w:noBreakHyphen/>
-      </w:r>
-      <w:r>
-        <w:t xml:space="preserve">42) Petitioner did not, however, challenge the more than 25,000 identically situated voters across the State. On the third category, Petitioner tried to update his protests to challenge votes from seven additional counties. He did not include these in the appendix to his petition for judicial review. The Board recognized that the additional protests that Petitioner filed after the deadline “may not have been timely filed under [section] 163</w:t>
-      </w:r>
-      <w:r>
-        <w:noBreakHyphen/>
-      </w:r>
-      <w:r>
-        <w:t xml:space="preserve">182.9(b)⁠(4),”</w:t>
+        <w:t xml:space="preserve">Petitioner sought to add voters to the second and third protest categories listed above. On the second category, Petitioner tried to challenge the votes of 4,100 more military and overseas voters in Buncombe, Durham, and Forsyth counties. (Doc. Ex. I 3790-⁠926, 4006-⁠42) Petitioner did not, however, challenge the more than 25,000 identically situated voters across the State. On the third category, Petitioner tried to update his protests to challenge votes from seven additional counties. He did not include these in the appendix to his petition for judicial review. The Board recognized that the additional protests that Petitioner filed after the deadline “may not have been timely filed under [section] 163-⁠182.9(b)⁠(4),”</w:t>
       </w:r>
       <w:r>
         <w:t xml:space="preserve"> </w:t>
@@ -23184,13 +22415,7 @@
         <w:t xml:space="preserve">Griffin v. N.C. State Bd. of Elections</w:t>
       </w:r>
       <w:r>
-        <w:t xml:space="preserve">, No. 24-cv</w:t>
-      </w:r>
-      <w:r>
-        <w:noBreakHyphen/>
-      </w:r>
-      <w:r>
-        <w:t xml:space="preserve">731, D.E. 35 (E.D.N.C. Feb. 26, 2025).</w:t>
+        <w:t xml:space="preserve">, No. 24-cv-⁠731, D.E. 35 (E.D.N.C. Feb. 26, 2025).</w:t>
       </w:r>
     </w:p>
   </w:footnote>
@@ -23209,13 +22434,7 @@
         <w:t xml:space="preserve"> </w:t>
       </w:r>
       <w:r>
-        <w:t xml:space="preserve">Petitioner wrongly claims that the Board did not list a driver’s license or social-security number as required since 2003 Br. 39. In fact, as public records have long shown, the voter-registration form expressly listed this information as required until 2009 and was only changed to imply that the information was not required in 2013, during the McCrory administration. (See Doc. Ex. II 231 ¶ 16; Doc. Ex. II 233</w:t>
-      </w:r>
-      <w:r>
-        <w:noBreakHyphen/>
-      </w:r>
-      <w:r>
-        <w:t xml:space="preserve">38)</w:t>
+        <w:t xml:space="preserve">Petitioner wrongly claims that the Board did not list a driver’s license or social-security number as required since 2003 Br. 39. In fact, as public records have long shown, the voter-registration form expressly listed this information as required until 2009 and was only changed to imply that the information was not required in 2013, during the McCrory administration. (See Doc. Ex. II 231 ¶ 16; Doc. Ex. II 233-⁠38)</w:t>
       </w:r>
     </w:p>
   </w:footnote>
@@ -23234,13 +22453,7 @@
         <w:t xml:space="preserve"> </w:t>
       </w:r>
       <w:r>
-        <w:t xml:space="preserve">Petitioner notes that the Board sometimes sends cards to voters with QR codes. Br. 63</w:t>
-      </w:r>
-      <w:r>
-        <w:noBreakHyphen/>
-      </w:r>
-      <w:r>
-        <w:t xml:space="preserve">64. The cards that Petitioner references, however, did not purport to effect formal service of legal filings. Nor was the method of sending these cards prescribed by a clear administrative rule, as here.</w:t>
+        <w:t xml:space="preserve">Petitioner notes that the Board sometimes sends cards to voters with QR codes. Br. 63-⁠64. The cards that Petitioner references, however, did not purport to effect formal service of legal filings. Nor was the method of sending these cards prescribed by a clear administrative rule, as here.</w:t>
       </w:r>
     </w:p>
   </w:footnote>
@@ -23259,37 +22472,7 @@
         <w:t xml:space="preserve"> </w:t>
       </w:r>
       <w:r>
-        <w:t xml:space="preserve">Petitioner implies that he only seeks to cancel ballots cast by “overseas” voters. Br. 16. In fact, his protests explicitly challenge votes cast by military voters, many of whom do not reside overseas. (See Doc. Ex. I 1504</w:t>
-      </w:r>
-      <w:r>
-        <w:noBreakHyphen/>
-      </w:r>
-      <w:r>
-        <w:t xml:space="preserve">51, 3792</w:t>
-      </w:r>
-      <w:r>
-        <w:noBreakHyphen/>
-      </w:r>
-      <w:r>
-        <w:t xml:space="preserve">831, 3893</w:t>
-      </w:r>
-      <w:r>
-        <w:noBreakHyphen/>
-      </w:r>
-      <w:r>
-        <w:t xml:space="preserve">924, 4008</w:t>
-      </w:r>
-      <w:r>
-        <w:noBreakHyphen/>
-      </w:r>
-      <w:r>
-        <w:t xml:space="preserve">42); N.C. Absentee &amp; Early Voting Statistics for the 2024 General Election 2</w:t>
-      </w:r>
-      <w:r>
-        <w:noBreakHyphen/>
-      </w:r>
-      <w:r>
-        <w:t xml:space="preserve">4, N.C. State Bd. of Elections (showing that total votes that Petitioner challenges necessarily includes votes cast by military voters), https://​tinyurl.​com/​4jyz2fh8 (last visited Feb. 26, 2025).</w:t>
+        <w:t xml:space="preserve">Petitioner implies that he only seeks to cancel ballots cast by “overseas” voters. Br. 16. In fact, his protests explicitly challenge votes cast by military voters, many of whom do not reside overseas. (See Doc. Ex. I 1504-⁠51, 3792-⁠831, 3893-⁠924, 4008-⁠42); N.C. Absentee &amp; Early Voting Statistics for the 2024 General Election 2-⁠4, N.C. State Bd. of Elections (showing that total votes that Petitioner challenges necessarily includes votes cast by military voters), https://​tinyurl.​com/​4jyz2fh8 (last visited Feb. 26, 2025).</w:t>
       </w:r>
     </w:p>
   </w:footnote>
@@ -23464,13 +22647,7 @@
         <w:t xml:space="preserve">In re Cleveland Cnty. Comm’rs: Protest of Crawford</w:t>
       </w:r>
       <w:r>
-        <w:t xml:space="preserve">, 56 N.C. App. 187, 191</w:t>
-      </w:r>
-      <w:r>
-        <w:noBreakHyphen/>
-      </w:r>
-      <w:r>
-        <w:t xml:space="preserve">92, 287 S.E.2d 451, 455 (1982); and</w:t>
+        <w:t xml:space="preserve">, 56 N.C. App. 187, 191-⁠92, 287 S.E.2d 451, 455 (1982); and</w:t>
       </w:r>
       <w:r>
         <w:t xml:space="preserve"> </w:t>
@@ -23483,13 +22660,7 @@
         <w:t xml:space="preserve">In re Clay Cnty. General Election</w:t>
       </w:r>
       <w:r>
-        <w:t xml:space="preserve">, 45 N.C. App. 556, 570, 264 S.E.2d 338, 346 (1980)). Nonetheless, as discussed, in response to some of Petitioner’s arguments in this litigation, the Board chose to voluntarily perform a preliminary data analysis to evaluate Petitioner’s assertions. (Doc. Ex. II 226</w:t>
-      </w:r>
-      <w:r>
-        <w:noBreakHyphen/>
-      </w:r>
-      <w:r>
-        <w:t xml:space="preserve">29 ¶¶ 8-⁠13) That analysis shows that, as predicted in earlier filings, roughly half, and likely many more, voters challenged by Petitioner did in fact provide a driver’s license or social security number when they registered. (Doc. Ex. II 229 ¶ 13)</w:t>
+        <w:t xml:space="preserve">, 45 N.C. App. 556, 570, 264 S.E.2d 338, 346 (1980)). Nonetheless, as discussed, in response to some of Petitioner’s arguments in this litigation, the Board chose to voluntarily perform a preliminary data analysis to evaluate Petitioner’s assertions. (Doc. Ex. II 226-⁠29 ¶¶ 8-⁠13) That analysis shows that, as predicted in earlier filings, roughly half, and likely many more, voters challenged by Petitioner did in fact provide a driver’s license or social security number when they registered. (Doc. Ex. II 229 ¶ 13)</w:t>
       </w:r>
     </w:p>
   </w:footnote>
@@ -24232,7 +23403,7 @@
     <w:qFormat/>
     <w:pPr>
       <w:keepLines/>
-      <w:spacing w:before="0" w:after="140" w:line="276" w:lineRule="exact"/>
+      <w:spacing w:before="46" w:after="140" w:line="276" w:lineRule="exact"/>
     </w:pPr>
     <w:rPr>
       <w:sz w:val="24"/>
